--- a/documentacion_proyecto/Registro de Entrevistas.docx
+++ b/documentacion_proyecto/Registro de Entrevistas.docx
@@ -104,9 +104,9 @@
         <w:tblLook w:val="04A0"/>
       </w:tblPr>
       <w:tblGrid>
-        <w:gridCol w:w="1560"/>
+        <w:gridCol w:w="1940"/>
         <w:gridCol w:w="3119"/>
-        <w:gridCol w:w="3969"/>
+        <w:gridCol w:w="3589"/>
         <w:gridCol w:w="1701"/>
         <w:tblGridChange w:id="0">
           <w:tblGrid>
@@ -131,6 +131,7 @@
               <w:right w:color="000000" w:space="0" w:sz="0" w:val="nil"/>
             </w:tcBorders>
             <w:shd w:fill="1E3A5F" w:val="clear"/>
+            <w:tcW w:w="1940" w:type="dxa"/>
           </w:tcPr>
           <w:p>
             <w:pPr>
@@ -158,6 +159,7 @@
               <w:right w:color="000000" w:space="0" w:sz="0" w:val="nil"/>
             </w:tcBorders>
             <w:shd w:fill="1E3A5F" w:val="clear"/>
+            <w:tcW w:w="3119" w:type="dxa"/>
           </w:tcPr>
           <w:p>
             <w:pPr>
@@ -185,6 +187,7 @@
               <w:right w:color="000000" w:space="0" w:sz="0" w:val="nil"/>
             </w:tcBorders>
             <w:shd w:fill="1E3A5F" w:val="clear"/>
+            <w:tcW w:w="3589" w:type="dxa"/>
           </w:tcPr>
           <w:p>
             <w:pPr>
@@ -212,6 +215,7 @@
               <w:right w:color="1E3A5F" w:space="0" w:sz="4" w:val="single"/>
             </w:tcBorders>
             <w:shd w:fill="1E3A5F" w:val="clear"/>
+            <w:tcW w:w="1701" w:type="dxa"/>
           </w:tcPr>
           <w:p>
             <w:pPr>
@@ -245,6 +249,7 @@
               <w:right w:color="1E3A5F" w:space="0" w:sz="4" w:val="single"/>
             </w:tcBorders>
             <w:shd w:fill="ffffff" w:val="clear"/>
+            <w:tcW w:w="1940" w:type="dxa"/>
           </w:tcPr>
           <w:p>
             <w:pPr>
@@ -272,6 +277,7 @@
               <w:right w:color="1E3A5F" w:space="0" w:sz="4" w:val="single"/>
             </w:tcBorders>
             <w:shd w:fill="ffffff" w:val="clear"/>
+            <w:tcW w:w="3119" w:type="dxa"/>
           </w:tcPr>
           <w:p>
             <w:pPr>
@@ -298,6 +304,7 @@
               <w:right w:color="1E3A5F" w:space="0" w:sz="4" w:val="single"/>
             </w:tcBorders>
             <w:shd w:fill="ffffff" w:val="clear"/>
+            <w:tcW w:w="3589" w:type="dxa"/>
           </w:tcPr>
           <w:p>
             <w:pPr>
@@ -333,6 +340,7 @@
               <w:right w:color="1E3A5F" w:space="0" w:sz="4" w:val="single"/>
             </w:tcBorders>
             <w:shd w:fill="ffffff" w:val="clear"/>
+            <w:tcW w:w="1701" w:type="dxa"/>
           </w:tcPr>
           <w:p>
             <w:pPr>
@@ -365,6 +373,7 @@
               <w:bottom w:color="1E3A5F" w:space="0" w:sz="4" w:val="single"/>
               <w:right w:color="1E3A5F" w:space="0" w:sz="4" w:val="single"/>
             </w:tcBorders>
+            <w:tcW w:w="1940" w:type="dxa"/>
           </w:tcPr>
           <w:p>
             <w:pPr>
@@ -391,6 +400,7 @@
               <w:bottom w:color="1E3A5F" w:space="0" w:sz="4" w:val="single"/>
               <w:right w:color="1E3A5F" w:space="0" w:sz="4" w:val="single"/>
             </w:tcBorders>
+            <w:tcW w:w="3119" w:type="dxa"/>
           </w:tcPr>
           <w:p>
             <w:pPr>
@@ -416,6 +426,7 @@
               <w:bottom w:color="1E3A5F" w:space="0" w:sz="4" w:val="single"/>
               <w:right w:color="1E3A5F" w:space="0" w:sz="4" w:val="single"/>
             </w:tcBorders>
+            <w:tcW w:w="3589" w:type="dxa"/>
           </w:tcPr>
           <w:p>
             <w:pPr>
@@ -450,6 +461,7 @@
               <w:bottom w:color="1E3A5F" w:space="0" w:sz="4" w:val="single"/>
               <w:right w:color="1E3A5F" w:space="0" w:sz="4" w:val="single"/>
             </w:tcBorders>
+            <w:tcW w:w="1701" w:type="dxa"/>
           </w:tcPr>
           <w:p>
             <w:pPr>
@@ -483,6 +495,7 @@
               <w:right w:color="1E3A5F" w:space="0" w:sz="4" w:val="single"/>
             </w:tcBorders>
             <w:shd w:fill="ffffff" w:val="clear"/>
+            <w:tcW w:w="1940" w:type="dxa"/>
           </w:tcPr>
           <w:p>
             <w:pPr>
@@ -508,6 +521,7 @@
               <w:right w:color="1E3A5F" w:space="0" w:sz="4" w:val="single"/>
             </w:tcBorders>
             <w:shd w:fill="ffffff" w:val="clear"/>
+            <w:tcW w:w="3119" w:type="dxa"/>
           </w:tcPr>
           <w:p>
             <w:pPr>
@@ -533,6 +547,7 @@
               <w:right w:color="1E3A5F" w:space="0" w:sz="4" w:val="single"/>
             </w:tcBorders>
             <w:shd w:fill="ffffff" w:val="clear"/>
+            <w:tcW w:w="3589" w:type="dxa"/>
           </w:tcPr>
           <w:p>
             <w:pPr>
@@ -558,6 +573,7 @@
               <w:right w:color="1E3A5F" w:space="0" w:sz="4" w:val="single"/>
             </w:tcBorders>
             <w:shd w:fill="ffffff" w:val="clear"/>
+            <w:tcW w:w="1701" w:type="dxa"/>
           </w:tcPr>
           <w:p>
             <w:pPr>
@@ -590,6 +606,7 @@
               <w:right w:color="1E3A5F" w:space="0" w:sz="4" w:val="single"/>
             </w:tcBorders>
             <w:shd w:fill="ffffff" w:val="clear"/>
+            <w:tcW w:w="1940" w:type="dxa"/>
           </w:tcPr>
           <w:p>
             <w:r/>
@@ -610,6 +627,7 @@
               <w:right w:color="1E3A5F" w:space="0" w:sz="4" w:val="single"/>
             </w:tcBorders>
             <w:shd w:fill="ffffff" w:val="clear"/>
+            <w:tcW w:w="3119" w:type="dxa"/>
           </w:tcPr>
           <w:p>
             <w:r/>
@@ -630,6 +648,7 @@
               <w:right w:color="1E3A5F" w:space="0" w:sz="4" w:val="single"/>
             </w:tcBorders>
             <w:shd w:fill="ffffff" w:val="clear"/>
+            <w:tcW w:w="3589" w:type="dxa"/>
           </w:tcPr>
           <w:p>
             <w:r/>
@@ -650,6 +669,7 @@
               <w:right w:color="1E3A5F" w:space="0" w:sz="4" w:val="single"/>
             </w:tcBorders>
             <w:shd w:fill="ffffff" w:val="clear"/>
+            <w:tcW w:w="1701" w:type="dxa"/>
           </w:tcPr>
           <w:p>
             <w:r/>
@@ -658,6 +678,228 @@
                 <w:rFonts w:ascii="IBM Plex Sans" w:hAnsi="IBM Plex Sans"/>
               </w:rPr>
               <w:t>Presencial</w:t>
+            </w:r>
+          </w:p>
+        </w:tc>
+      </w:tr>
+      <w:tr>
+        <w:trPr>
+          <w:cantSplit w:val="0"/>
+          <w:tblHeader w:val="0"/>
+        </w:trPr>
+        <w:tc>
+          <w:tcPr>
+            <w:tcBorders>
+              <w:top w:color="1E3A5F" w:space="0" w:sz="4" w:val="single"/>
+              <w:left w:color="1E3A5F" w:space="0" w:sz="4" w:val="single"/>
+              <w:bottom w:color="1E3A5F" w:space="0" w:sz="4" w:val="single"/>
+              <w:right w:color="1E3A5F" w:space="0" w:sz="4" w:val="single"/>
+            </w:tcBorders>
+            <w:shd w:fill="ffffff" w:val="clear"/>
+            <w:tcW w:w="1940" w:type="dxa"/>
+          </w:tcPr>
+          <w:p>
+            <w:r>
+              <w:t>10/09/2026</w:t>
+            </w:r>
+          </w:p>
+        </w:tc>
+        <w:tc>
+          <w:tcPr>
+            <w:tcBorders>
+              <w:top w:color="1E3A5F" w:space="0" w:sz="4" w:val="single"/>
+              <w:left w:color="1E3A5F" w:space="0" w:sz="4" w:val="single"/>
+              <w:bottom w:color="1E3A5F" w:space="0" w:sz="4" w:val="single"/>
+              <w:right w:color="1E3A5F" w:space="0" w:sz="4" w:val="single"/>
+            </w:tcBorders>
+            <w:shd w:fill="ffffff" w:val="clear"/>
+            <w:tcW w:w="3119" w:type="dxa"/>
+          </w:tcPr>
+          <w:p>
+            <w:r>
+              <w:t>Dueño de la Fábrica Textil / Empleado</w:t>
+            </w:r>
+          </w:p>
+        </w:tc>
+        <w:tc>
+          <w:tcPr>
+            <w:tcBorders>
+              <w:top w:color="1E3A5F" w:space="0" w:sz="4" w:val="single"/>
+              <w:left w:color="1E3A5F" w:space="0" w:sz="4" w:val="single"/>
+              <w:bottom w:color="1E3A5F" w:space="0" w:sz="4" w:val="single"/>
+              <w:right w:color="1E3A5F" w:space="0" w:sz="4" w:val="single"/>
+            </w:tcBorders>
+            <w:shd w:fill="ffffff" w:val="clear"/>
+            <w:tcW w:w="3589" w:type="dxa"/>
+          </w:tcPr>
+          <w:p>
+            <w:r>
+              <w:t>Montaje del soporte del sensor inductivo y definición de las conexiones pendientes</w:t>
+            </w:r>
+          </w:p>
+        </w:tc>
+        <w:tc>
+          <w:tcPr>
+            <w:tcBorders>
+              <w:top w:color="1E3A5F" w:space="0" w:sz="4" w:val="single"/>
+              <w:left w:color="1E3A5F" w:space="0" w:sz="4" w:val="single"/>
+              <w:bottom w:color="1E3A5F" w:space="0" w:sz="4" w:val="single"/>
+              <w:right w:color="1E3A5F" w:space="0" w:sz="4" w:val="single"/>
+            </w:tcBorders>
+            <w:shd w:fill="ffffff" w:val="clear"/>
+            <w:tcW w:w="1701" w:type="dxa"/>
+          </w:tcPr>
+          <w:p>
+            <w:r>
+              <w:t>Presencial</w:t>
+            </w:r>
+          </w:p>
+        </w:tc>
+      </w:tr>
+      <w:tr>
+        <w:trPr>
+          <w:cantSplit w:val="0"/>
+          <w:tblHeader w:val="0"/>
+        </w:trPr>
+        <w:tc>
+          <w:tcPr>
+            <w:tcBorders>
+              <w:top w:color="1E3A5F" w:space="0" w:sz="4" w:val="single"/>
+              <w:left w:color="1E3A5F" w:space="0" w:sz="4" w:val="single"/>
+              <w:bottom w:color="1E3A5F" w:space="0" w:sz="4" w:val="single"/>
+              <w:right w:color="1E3A5F" w:space="0" w:sz="4" w:val="single"/>
+            </w:tcBorders>
+            <w:shd w:fill="ffffff" w:val="clear"/>
+            <w:tcW w:w="1940" w:type="dxa"/>
+          </w:tcPr>
+          <w:p>
+            <w:r>
+              <w:t>19/09/2026</w:t>
+            </w:r>
+          </w:p>
+        </w:tc>
+        <w:tc>
+          <w:tcPr>
+            <w:tcBorders>
+              <w:top w:color="1E3A5F" w:space="0" w:sz="4" w:val="single"/>
+              <w:left w:color="1E3A5F" w:space="0" w:sz="4" w:val="single"/>
+              <w:bottom w:color="1E3A5F" w:space="0" w:sz="4" w:val="single"/>
+              <w:right w:color="1E3A5F" w:space="0" w:sz="4" w:val="single"/>
+            </w:tcBorders>
+            <w:shd w:fill="ffffff" w:val="clear"/>
+            <w:tcW w:w="3119" w:type="dxa"/>
+          </w:tcPr>
+          <w:p>
+            <w:r>
+              <w:t>Dueño de la Fábrica Textil / Empleado</w:t>
+            </w:r>
+          </w:p>
+        </w:tc>
+        <w:tc>
+          <w:tcPr>
+            <w:tcBorders>
+              <w:top w:color="1E3A5F" w:space="0" w:sz="4" w:val="single"/>
+              <w:left w:color="1E3A5F" w:space="0" w:sz="4" w:val="single"/>
+              <w:bottom w:color="1E3A5F" w:space="0" w:sz="4" w:val="single"/>
+              <w:right w:color="1E3A5F" w:space="0" w:sz="4" w:val="single"/>
+            </w:tcBorders>
+            <w:shd w:fill="ffffff" w:val="clear"/>
+            <w:tcW w:w="3589" w:type="dxa"/>
+          </w:tcPr>
+          <w:p>
+            <w:r>
+              <w:t>Conexión completa del Nivel 1 y prueba de su funcionamiento en el telar</w:t>
+            </w:r>
+          </w:p>
+        </w:tc>
+        <w:tc>
+          <w:tcPr>
+            <w:tcBorders>
+              <w:top w:color="1E3A5F" w:space="0" w:sz="4" w:val="single"/>
+              <w:left w:color="1E3A5F" w:space="0" w:sz="4" w:val="single"/>
+              <w:bottom w:color="1E3A5F" w:space="0" w:sz="4" w:val="single"/>
+              <w:right w:color="1E3A5F" w:space="0" w:sz="4" w:val="single"/>
+            </w:tcBorders>
+            <w:shd w:fill="ffffff" w:val="clear"/>
+            <w:tcW w:w="1701" w:type="dxa"/>
+          </w:tcPr>
+          <w:p>
+            <w:r>
+              <w:t>Presencial</w:t>
+            </w:r>
+          </w:p>
+        </w:tc>
+      </w:tr>
+      <w:tr>
+        <w:trPr>
+          <w:cantSplit w:val="0"/>
+          <w:tblHeader w:val="0"/>
+        </w:trPr>
+        <w:tc>
+          <w:tcPr>
+            <w:tcBorders>
+              <w:top w:color="1E3A5F" w:space="0" w:sz="4" w:val="single"/>
+              <w:left w:color="1E3A5F" w:space="0" w:sz="4" w:val="single"/>
+              <w:bottom w:color="1E3A5F" w:space="0" w:sz="4" w:val="single"/>
+              <w:right w:color="1E3A5F" w:space="0" w:sz="4" w:val="single"/>
+            </w:tcBorders>
+            <w:shd w:fill="ffffff" w:val="clear"/>
+            <w:tcW w:w="1940" w:type="dxa"/>
+          </w:tcPr>
+          <w:p>
+            <w:r>
+              <w:t>Pendiente</w:t>
+            </w:r>
+          </w:p>
+        </w:tc>
+        <w:tc>
+          <w:tcPr>
+            <w:tcBorders>
+              <w:top w:color="1E3A5F" w:space="0" w:sz="4" w:val="single"/>
+              <w:left w:color="1E3A5F" w:space="0" w:sz="4" w:val="single"/>
+              <w:bottom w:color="1E3A5F" w:space="0" w:sz="4" w:val="single"/>
+              <w:right w:color="1E3A5F" w:space="0" w:sz="4" w:val="single"/>
+            </w:tcBorders>
+            <w:shd w:fill="ffffff" w:val="clear"/>
+            <w:tcW w:w="3119" w:type="dxa"/>
+          </w:tcPr>
+          <w:p>
+            <w:r>
+              <w:t>Dueño de la Fábrica Textil / Empleado</w:t>
+            </w:r>
+          </w:p>
+        </w:tc>
+        <w:tc>
+          <w:tcPr>
+            <w:tcBorders>
+              <w:top w:color="1E3A5F" w:space="0" w:sz="4" w:val="single"/>
+              <w:left w:color="1E3A5F" w:space="0" w:sz="4" w:val="single"/>
+              <w:bottom w:color="1E3A5F" w:space="0" w:sz="4" w:val="single"/>
+              <w:right w:color="1E3A5F" w:space="0" w:sz="4" w:val="single"/>
+            </w:tcBorders>
+            <w:shd w:fill="ffffff" w:val="clear"/>
+            <w:tcW w:w="3589" w:type="dxa"/>
+          </w:tcPr>
+          <w:p>
+            <w:r>
+              <w:t>Conexión final del Nivel 2 y período de prueba en funcionamiento (todavía no realizada)</w:t>
+            </w:r>
+          </w:p>
+        </w:tc>
+        <w:tc>
+          <w:tcPr>
+            <w:tcBorders>
+              <w:top w:color="1E3A5F" w:space="0" w:sz="4" w:val="single"/>
+              <w:left w:color="1E3A5F" w:space="0" w:sz="4" w:val="single"/>
+              <w:bottom w:color="1E3A5F" w:space="0" w:sz="4" w:val="single"/>
+              <w:right w:color="1E3A5F" w:space="0" w:sz="4" w:val="single"/>
+            </w:tcBorders>
+            <w:shd w:fill="ffffff" w:val="clear"/>
+            <w:tcW w:w="1701" w:type="dxa"/>
+          </w:tcPr>
+          <w:p>
+            <w:r>
+              <w:t>A completar</w:t>
             </w:r>
           </w:p>
         </w:tc>
@@ -4040,6 +4282,1557 @@
                 <w:rFonts w:ascii="IBM Plex Sans" w:hAnsi="IBM Plex Sans"/>
               </w:rPr>
               <w:t>Medir en la máquina el sentido de la tensión en los botones, la salida de un lector óptico y ubicar el eje que completa un giro por pasada. Instalar el gabinete y conectar el Bloque A canal por canal. Responsables: Equipo de Desarrollo, con la colaboración del dueño para el soporte del sensor.</w:t>
+            </w:r>
+          </w:p>
+        </w:tc>
+      </w:tr>
+    </w:tbl>
+    <w:p>
+      <w:pPr>
+        <w:widowControl w:val="0"/>
+        <w:spacing w:after="0" w:line="276" w:lineRule="auto"/>
+        <w:rPr>
+          <w:rFonts w:ascii="IBM Plex Sans" w:cs="IBM Plex Sans" w:eastAsia="IBM Plex Sans" w:hAnsi="IBM Plex Sans"/>
+        </w:rPr>
+      </w:pPr>
+      <w:r>
+        <w:rPr>
+          <w:rtl w:val="0"/>
+        </w:rPr>
+      </w:r>
+    </w:p>
+    <w:p>
+      <w:pPr>
+        <w:rPr>
+          <w:rFonts w:ascii="IBM Plex Sans" w:cs="IBM Plex Sans" w:eastAsia="IBM Plex Sans" w:hAnsi="IBM Plex Sans"/>
+          <w:b w:val="1"/>
+          <w:bCs w:val="1"/>
+        </w:rPr>
+      </w:pPr>
+      <w:r>
+        <w:rPr>
+          <w:rFonts w:ascii="IBM Plex Sans" w:cs="IBM Plex Sans" w:eastAsia="IBM Plex Sans" w:hAnsi="IBM Plex Sans"/>
+          <w:b w:val="1"/>
+          <w:bCs w:val="1"/>
+          <w:rtl w:val="0"/>
+        </w:rPr>
+        <w:t>Minuta - Reunión 5: Soporte del sensor inductivo y definición de conexiones</w:t>
+      </w:r>
+    </w:p>
+    <w:p>
+      <w:pPr>
+        <w:rPr>
+          <w:rFonts w:ascii="IBM Plex Sans" w:cs="IBM Plex Sans" w:eastAsia="IBM Plex Sans" w:hAnsi="IBM Plex Sans"/>
+        </w:rPr>
+      </w:pPr>
+      <w:r>
+        <w:rPr>
+          <w:rFonts w:ascii="IBM Plex Sans" w:cs="IBM Plex Sans" w:eastAsia="IBM Plex Sans" w:hAnsi="IBM Plex Sans"/>
+          <w:b w:val="1"/>
+          <w:bCs w:val="1"/>
+          <w:rtl w:val="0"/>
+        </w:rPr>
+        <w:t>Montaje del soporte del sensor inductivo sobre el eje del telar y cierre de las conexiones que quedaban por definir.</w:t>
+      </w:r>
+    </w:p>
+    <w:tbl>
+      <w:tblPr>
+        <w:tblStyle w:val="Table5"/>
+        <w:tblW w:w="9600.0" w:type="dxa"/>
+        <w:jc w:val="left"/>
+        <w:tblInd w:w="-540.0" w:type="dxa"/>
+        <w:tblBorders>
+          <w:top w:color="000000" w:space="0" w:sz="0" w:val="nil"/>
+          <w:left w:color="000000" w:space="0" w:sz="0" w:val="nil"/>
+          <w:bottom w:color="000000" w:space="0" w:sz="0" w:val="nil"/>
+          <w:right w:color="000000" w:space="0" w:sz="0" w:val="nil"/>
+          <w:insideH w:color="000000" w:space="0" w:sz="0" w:val="nil"/>
+          <w:insideV w:color="000000" w:space="0" w:sz="0" w:val="nil"/>
+        </w:tblBorders>
+        <w:tblLayout w:type="fixed"/>
+        <w:tblLook w:val="0600"/>
+      </w:tblPr>
+      <w:tblGrid>
+        <w:gridCol w:w="2715"/>
+        <w:gridCol w:w="6885"/>
+        <w:tblGridChange w:id="0">
+          <w:tblGrid>
+            <w:gridCol w:w="2715"/>
+            <w:gridCol w:w="6885"/>
+          </w:tblGrid>
+        </w:tblGridChange>
+      </w:tblGrid>
+      <w:tr>
+        <w:trPr>
+          <w:cantSplit w:val="0"/>
+          <w:trHeight w:val="360" w:hRule="atLeast"/>
+          <w:tblHeader w:val="0"/>
+        </w:trPr>
+        <w:tc>
+          <w:tcPr>
+            <w:tcBorders>
+              <w:top w:color="1E3A5F" w:space="0" w:sz="6" w:val="single"/>
+              <w:left w:color="1E3A5F" w:space="0" w:sz="6" w:val="single"/>
+              <w:bottom w:color="1E3A5F" w:space="0" w:sz="12" w:val="single"/>
+              <w:right w:color="1E3A5F" w:space="0" w:sz="6" w:val="single"/>
+            </w:tcBorders>
+            <w:shd w:fill="1E3A5F" w:val="clear"/>
+            <w:tcMar>
+              <w:top w:w="0.0" w:type="dxa"/>
+              <w:left w:w="100.0" w:type="dxa"/>
+              <w:bottom w:w="0.0" w:type="dxa"/>
+              <w:right w:w="100.0" w:type="dxa"/>
+            </w:tcMar>
+            <w:vAlign w:val="top"/>
+          </w:tcPr>
+          <w:p>
+            <w:pPr>
+              <w:jc w:val="both"/>
+            </w:pPr>
+            <w:r/>
+            <w:r>
+              <w:rPr>
+                <w:rFonts w:ascii="IBM Plex Sans" w:hAnsi="IBM Plex Sans"/>
+              </w:rPr>
+              <w:t>Campo</w:t>
+            </w:r>
+          </w:p>
+        </w:tc>
+        <w:tc>
+          <w:tcPr>
+            <w:tcBorders>
+              <w:top w:color="1E3A5F" w:space="0" w:sz="6" w:val="single"/>
+              <w:left w:color="1E3A5F" w:space="0" w:sz="6" w:val="single"/>
+              <w:bottom w:color="1E3A5F" w:space="0" w:sz="12" w:val="single"/>
+              <w:right w:color="1E3A5F" w:space="0" w:sz="6" w:val="single"/>
+            </w:tcBorders>
+            <w:shd w:fill="1E3A5F" w:val="clear"/>
+            <w:tcMar>
+              <w:top w:w="0.0" w:type="dxa"/>
+              <w:left w:w="100.0" w:type="dxa"/>
+              <w:bottom w:w="0.0" w:type="dxa"/>
+              <w:right w:w="100.0" w:type="dxa"/>
+            </w:tcMar>
+            <w:vAlign w:val="top"/>
+          </w:tcPr>
+          <w:p>
+            <w:pPr>
+              <w:jc w:val="both"/>
+            </w:pPr>
+            <w:r/>
+            <w:r>
+              <w:rPr>
+                <w:rFonts w:ascii="IBM Plex Sans" w:hAnsi="IBM Plex Sans"/>
+              </w:rPr>
+              <w:t>Contenido</w:t>
+            </w:r>
+          </w:p>
+        </w:tc>
+      </w:tr>
+      <w:tr>
+        <w:trPr>
+          <w:cantSplit w:val="0"/>
+          <w:trHeight w:val="300" w:hRule="atLeast"/>
+          <w:tblHeader w:val="0"/>
+        </w:trPr>
+        <w:tc>
+          <w:tcPr>
+            <w:tcBorders>
+              <w:top w:color="1E3A5F" w:space="0" w:sz="12" w:val="single"/>
+              <w:left w:color="1E3A5F" w:space="0" w:sz="6" w:val="single"/>
+              <w:bottom w:color="1E3A5F" w:space="0" w:sz="6" w:val="single"/>
+              <w:right w:color="1E3A5F" w:space="0" w:sz="6" w:val="single"/>
+            </w:tcBorders>
+            <w:tcMar>
+              <w:top w:w="0.0" w:type="dxa"/>
+              <w:left w:w="100.0" w:type="dxa"/>
+              <w:bottom w:w="0.0" w:type="dxa"/>
+              <w:right w:w="100.0" w:type="dxa"/>
+            </w:tcMar>
+            <w:vAlign w:val="top"/>
+          </w:tcPr>
+          <w:p>
+            <w:pPr>
+              <w:jc w:val="both"/>
+            </w:pPr>
+            <w:r/>
+            <w:r>
+              <w:rPr>
+                <w:rFonts w:ascii="IBM Plex Sans" w:hAnsi="IBM Plex Sans"/>
+              </w:rPr>
+              <w:t>Fecha y duración</w:t>
+            </w:r>
+          </w:p>
+        </w:tc>
+        <w:tc>
+          <w:tcPr>
+            <w:tcBorders>
+              <w:top w:color="1E3A5F" w:space="0" w:sz="12" w:val="single"/>
+              <w:left w:color="1E3A5F" w:space="0" w:sz="6" w:val="single"/>
+              <w:bottom w:color="1E3A5F" w:space="0" w:sz="6" w:val="single"/>
+              <w:right w:color="1E3A5F" w:space="0" w:sz="6" w:val="single"/>
+            </w:tcBorders>
+            <w:tcMar>
+              <w:top w:w="0.0" w:type="dxa"/>
+              <w:left w:w="100.0" w:type="dxa"/>
+              <w:bottom w:w="0.0" w:type="dxa"/>
+              <w:right w:w="100.0" w:type="dxa"/>
+            </w:tcMar>
+            <w:vAlign w:val="top"/>
+          </w:tcPr>
+          <w:p>
+            <w:pPr>
+              <w:jc w:val="both"/>
+            </w:pPr>
+            <w:r>
+              <w:t>10/09/2026. Presencial, en la fábrica.</w:t>
+            </w:r>
+          </w:p>
+        </w:tc>
+      </w:tr>
+      <w:tr>
+        <w:trPr>
+          <w:cantSplit w:val="0"/>
+          <w:trHeight w:val="285" w:hRule="atLeast"/>
+          <w:tblHeader w:val="0"/>
+        </w:trPr>
+        <w:tc>
+          <w:tcPr>
+            <w:tcBorders>
+              <w:top w:color="1E3A5F" w:space="0" w:sz="6" w:val="single"/>
+              <w:left w:color="1E3A5F" w:space="0" w:sz="6" w:val="single"/>
+              <w:bottom w:color="1E3A5F" w:space="0" w:sz="6" w:val="single"/>
+              <w:right w:color="1E3A5F" w:space="0" w:sz="6" w:val="single"/>
+            </w:tcBorders>
+            <w:tcMar>
+              <w:top w:w="0.0" w:type="dxa"/>
+              <w:left w:w="100.0" w:type="dxa"/>
+              <w:bottom w:w="0.0" w:type="dxa"/>
+              <w:right w:w="100.0" w:type="dxa"/>
+            </w:tcMar>
+            <w:vAlign w:val="top"/>
+          </w:tcPr>
+          <w:p>
+            <w:pPr>
+              <w:jc w:val="both"/>
+            </w:pPr>
+            <w:r/>
+            <w:r>
+              <w:rPr>
+                <w:rFonts w:ascii="IBM Plex Sans" w:hAnsi="IBM Plex Sans"/>
+              </w:rPr>
+              <w:t>Participantes</w:t>
+            </w:r>
+          </w:p>
+        </w:tc>
+        <w:tc>
+          <w:tcPr>
+            <w:tcBorders>
+              <w:top w:color="1E3A5F" w:space="0" w:sz="6" w:val="single"/>
+              <w:left w:color="1E3A5F" w:space="0" w:sz="6" w:val="single"/>
+              <w:bottom w:color="1E3A5F" w:space="0" w:sz="6" w:val="single"/>
+              <w:right w:color="1E3A5F" w:space="0" w:sz="6" w:val="single"/>
+            </w:tcBorders>
+            <w:tcMar>
+              <w:top w:w="0.0" w:type="dxa"/>
+              <w:left w:w="100.0" w:type="dxa"/>
+              <w:bottom w:w="0.0" w:type="dxa"/>
+              <w:right w:w="100.0" w:type="dxa"/>
+            </w:tcMar>
+            <w:vAlign w:val="top"/>
+          </w:tcPr>
+          <w:p>
+            <w:pPr>
+              <w:jc w:val="both"/>
+            </w:pPr>
+            <w:r>
+              <w:t>Equipo de Desarrollo, Dueño de la Fábrica Textil y Empleado.</w:t>
+            </w:r>
+          </w:p>
+        </w:tc>
+      </w:tr>
+      <w:tr>
+        <w:trPr>
+          <w:cantSplit w:val="0"/>
+          <w:trHeight w:val="825" w:hRule="atLeast"/>
+          <w:tblHeader w:val="0"/>
+        </w:trPr>
+        <w:tc>
+          <w:tcPr>
+            <w:tcBorders>
+              <w:top w:color="1E3A5F" w:space="0" w:sz="6" w:val="single"/>
+              <w:left w:color="1E3A5F" w:space="0" w:sz="6" w:val="single"/>
+              <w:bottom w:color="1E3A5F" w:space="0" w:sz="6" w:val="single"/>
+              <w:right w:color="1E3A5F" w:space="0" w:sz="6" w:val="single"/>
+            </w:tcBorders>
+            <w:tcMar>
+              <w:top w:w="0.0" w:type="dxa"/>
+              <w:left w:w="100.0" w:type="dxa"/>
+              <w:bottom w:w="0.0" w:type="dxa"/>
+              <w:right w:w="100.0" w:type="dxa"/>
+            </w:tcMar>
+            <w:vAlign w:val="top"/>
+          </w:tcPr>
+          <w:p>
+            <w:pPr>
+              <w:jc w:val="both"/>
+            </w:pPr>
+            <w:r/>
+            <w:r>
+              <w:rPr>
+                <w:rFonts w:ascii="IBM Plex Sans" w:hAnsi="IBM Plex Sans"/>
+              </w:rPr>
+              <w:t>Objetivo de la reunión</w:t>
+            </w:r>
+          </w:p>
+        </w:tc>
+        <w:tc>
+          <w:tcPr>
+            <w:tcBorders>
+              <w:top w:color="1E3A5F" w:space="0" w:sz="6" w:val="single"/>
+              <w:left w:color="1E3A5F" w:space="0" w:sz="6" w:val="single"/>
+              <w:bottom w:color="1E3A5F" w:space="0" w:sz="6" w:val="single"/>
+              <w:right w:color="1E3A5F" w:space="0" w:sz="6" w:val="single"/>
+            </w:tcBorders>
+            <w:tcMar>
+              <w:top w:w="0.0" w:type="dxa"/>
+              <w:left w:w="100.0" w:type="dxa"/>
+              <w:bottom w:w="0.0" w:type="dxa"/>
+              <w:right w:w="100.0" w:type="dxa"/>
+            </w:tcMar>
+            <w:vAlign w:val="top"/>
+          </w:tcPr>
+          <w:p>
+            <w:pPr>
+              <w:jc w:val="both"/>
+            </w:pPr>
+            <w:r>
+              <w:t>Realizar el soporte del sensor inductivo y terminar de definir las conexiones pendientes.</w:t>
+            </w:r>
+          </w:p>
+        </w:tc>
+      </w:tr>
+      <w:tr>
+        <w:trPr>
+          <w:cantSplit w:val="0"/>
+          <w:trHeight w:val="4065" w:hRule="atLeast"/>
+          <w:tblHeader w:val="0"/>
+        </w:trPr>
+        <w:tc>
+          <w:tcPr>
+            <w:tcBorders>
+              <w:top w:color="1E3A5F" w:space="0" w:sz="6" w:val="single"/>
+              <w:left w:color="1E3A5F" w:space="0" w:sz="6" w:val="single"/>
+              <w:bottom w:color="1E3A5F" w:space="0" w:sz="6" w:val="single"/>
+              <w:right w:color="1E3A5F" w:space="0" w:sz="6" w:val="single"/>
+            </w:tcBorders>
+            <w:tcMar>
+              <w:top w:w="0.0" w:type="dxa"/>
+              <w:left w:w="100.0" w:type="dxa"/>
+              <w:bottom w:w="0.0" w:type="dxa"/>
+              <w:right w:w="100.0" w:type="dxa"/>
+            </w:tcMar>
+            <w:vAlign w:val="top"/>
+          </w:tcPr>
+          <w:p>
+            <w:pPr>
+              <w:jc w:val="both"/>
+            </w:pPr>
+            <w:r/>
+            <w:r>
+              <w:rPr>
+                <w:rFonts w:ascii="IBM Plex Sans" w:hAnsi="IBM Plex Sans"/>
+              </w:rPr>
+              <w:t>Temas tratados</w:t>
+            </w:r>
+          </w:p>
+        </w:tc>
+        <w:tc>
+          <w:tcPr>
+            <w:tcBorders>
+              <w:top w:color="1E3A5F" w:space="0" w:sz="6" w:val="single"/>
+              <w:left w:color="1E3A5F" w:space="0" w:sz="6" w:val="single"/>
+              <w:bottom w:color="1E3A5F" w:space="0" w:sz="6" w:val="single"/>
+              <w:right w:color="1E3A5F" w:space="0" w:sz="6" w:val="single"/>
+            </w:tcBorders>
+            <w:tcMar>
+              <w:top w:w="0.0" w:type="dxa"/>
+              <w:left w:w="100.0" w:type="dxa"/>
+              <w:bottom w:w="0.0" w:type="dxa"/>
+              <w:right w:w="100.0" w:type="dxa"/>
+            </w:tcMar>
+            <w:vAlign w:val="top"/>
+          </w:tcPr>
+          <w:p>
+            <w:pPr>
+              <w:jc w:val="both"/>
+            </w:pPr>
+            <w:r>
+              <w:t>1. Montaje del soporte del sensor inductivo sobre el eje del telar.</w:t>
+            </w:r>
+          </w:p>
+          <w:p>
+            <w:pPr>
+              <w:jc w:val="both"/>
+            </w:pPr>
+            <w:r>
+              <w:t>2. Definición de las conexiones que quedaban pendientes.</w:t>
+            </w:r>
+          </w:p>
+        </w:tc>
+      </w:tr>
+      <w:tr>
+        <w:trPr>
+          <w:cantSplit w:val="0"/>
+          <w:trHeight w:val="3028.4765625" w:hRule="atLeast"/>
+          <w:tblHeader w:val="0"/>
+        </w:trPr>
+        <w:tc>
+          <w:tcPr>
+            <w:tcBorders>
+              <w:top w:color="1E3A5F" w:space="0" w:sz="6" w:val="single"/>
+              <w:left w:color="1E3A5F" w:space="0" w:sz="6" w:val="single"/>
+              <w:bottom w:color="1E3A5F" w:space="0" w:sz="6" w:val="single"/>
+              <w:right w:color="1E3A5F" w:space="0" w:sz="6" w:val="single"/>
+            </w:tcBorders>
+            <w:tcMar>
+              <w:top w:w="0.0" w:type="dxa"/>
+              <w:left w:w="100.0" w:type="dxa"/>
+              <w:bottom w:w="0.0" w:type="dxa"/>
+              <w:right w:w="100.0" w:type="dxa"/>
+            </w:tcMar>
+            <w:vAlign w:val="top"/>
+          </w:tcPr>
+          <w:p>
+            <w:pPr>
+              <w:jc w:val="both"/>
+            </w:pPr>
+            <w:r/>
+            <w:r>
+              <w:rPr>
+                <w:rFonts w:ascii="IBM Plex Sans" w:hAnsi="IBM Plex Sans"/>
+              </w:rPr>
+              <w:t>Decisiones y acuerdos</w:t>
+            </w:r>
+          </w:p>
+        </w:tc>
+        <w:tc>
+          <w:tcPr>
+            <w:tcBorders>
+              <w:top w:color="1E3A5F" w:space="0" w:sz="6" w:val="single"/>
+              <w:left w:color="1E3A5F" w:space="0" w:sz="6" w:val="single"/>
+              <w:bottom w:color="1E3A5F" w:space="0" w:sz="6" w:val="single"/>
+              <w:right w:color="1E3A5F" w:space="0" w:sz="6" w:val="single"/>
+            </w:tcBorders>
+            <w:tcMar>
+              <w:top w:w="0.0" w:type="dxa"/>
+              <w:left w:w="100.0" w:type="dxa"/>
+              <w:bottom w:w="0.0" w:type="dxa"/>
+              <w:right w:w="100.0" w:type="dxa"/>
+            </w:tcMar>
+            <w:vAlign w:val="top"/>
+          </w:tcPr>
+          <w:p>
+            <w:pPr>
+              <w:jc w:val="both"/>
+            </w:pPr>
+            <w:r>
+              <w:t>A completar.</w:t>
+            </w:r>
+          </w:p>
+        </w:tc>
+      </w:tr>
+      <w:tr>
+        <w:trPr>
+          <w:cantSplit w:val="0"/>
+          <w:trHeight w:val="1905" w:hRule="atLeast"/>
+          <w:tblHeader w:val="0"/>
+        </w:trPr>
+        <w:tc>
+          <w:tcPr>
+            <w:tcBorders>
+              <w:top w:color="1E3A5F" w:space="0" w:sz="6" w:val="single"/>
+              <w:left w:color="1E3A5F" w:space="0" w:sz="6" w:val="single"/>
+              <w:bottom w:color="1E3A5F" w:space="0" w:sz="6" w:val="single"/>
+              <w:right w:color="1E3A5F" w:space="0" w:sz="6" w:val="single"/>
+            </w:tcBorders>
+            <w:tcMar>
+              <w:top w:w="0.0" w:type="dxa"/>
+              <w:left w:w="100.0" w:type="dxa"/>
+              <w:bottom w:w="0.0" w:type="dxa"/>
+              <w:right w:w="100.0" w:type="dxa"/>
+            </w:tcMar>
+            <w:vAlign w:val="top"/>
+          </w:tcPr>
+          <w:p>
+            <w:pPr>
+              <w:jc w:val="both"/>
+            </w:pPr>
+            <w:r/>
+            <w:r>
+              <w:rPr>
+                <w:rFonts w:ascii="IBM Plex Sans" w:hAnsi="IBM Plex Sans"/>
+              </w:rPr>
+              <w:t>Próximos pasos y responsables</w:t>
+            </w:r>
+          </w:p>
+        </w:tc>
+        <w:tc>
+          <w:tcPr>
+            <w:tcBorders>
+              <w:top w:color="1E3A5F" w:space="0" w:sz="6" w:val="single"/>
+              <w:left w:color="1E3A5F" w:space="0" w:sz="6" w:val="single"/>
+              <w:bottom w:color="1E3A5F" w:space="0" w:sz="6" w:val="single"/>
+              <w:right w:color="1E3A5F" w:space="0" w:sz="6" w:val="single"/>
+            </w:tcBorders>
+            <w:tcMar>
+              <w:top w:w="0.0" w:type="dxa"/>
+              <w:left w:w="100.0" w:type="dxa"/>
+              <w:bottom w:w="0.0" w:type="dxa"/>
+              <w:right w:w="100.0" w:type="dxa"/>
+            </w:tcMar>
+            <w:vAlign w:val="top"/>
+          </w:tcPr>
+          <w:p>
+            <w:pPr>
+              <w:jc w:val="both"/>
+            </w:pPr>
+            <w:r>
+              <w:t>Conectar todo el Nivel 1 y probar su funcionamiento en el telar.</w:t>
+            </w:r>
+          </w:p>
+        </w:tc>
+      </w:tr>
+    </w:tbl>
+    <w:p>
+      <w:pPr>
+        <w:widowControl w:val="0"/>
+        <w:spacing w:after="0" w:line="276" w:lineRule="auto"/>
+        <w:rPr>
+          <w:rFonts w:ascii="IBM Plex Sans" w:cs="IBM Plex Sans" w:eastAsia="IBM Plex Sans" w:hAnsi="IBM Plex Sans"/>
+        </w:rPr>
+      </w:pPr>
+      <w:r>
+        <w:rPr>
+          <w:rtl w:val="0"/>
+        </w:rPr>
+      </w:r>
+    </w:p>
+    <w:p>
+      <w:pPr>
+        <w:rPr>
+          <w:rFonts w:ascii="IBM Plex Sans" w:cs="IBM Plex Sans" w:eastAsia="IBM Plex Sans" w:hAnsi="IBM Plex Sans"/>
+          <w:b w:val="1"/>
+          <w:bCs w:val="1"/>
+        </w:rPr>
+      </w:pPr>
+      <w:r>
+        <w:rPr>
+          <w:rFonts w:ascii="IBM Plex Sans" w:cs="IBM Plex Sans" w:eastAsia="IBM Plex Sans" w:hAnsi="IBM Plex Sans"/>
+          <w:b w:val="1"/>
+          <w:bCs w:val="1"/>
+          <w:rtl w:val="0"/>
+        </w:rPr>
+        <w:t>Minuta - Reunión 6: Conexión y prueba del Nivel 1</w:t>
+      </w:r>
+    </w:p>
+    <w:p>
+      <w:pPr>
+        <w:rPr>
+          <w:rFonts w:ascii="IBM Plex Sans" w:cs="IBM Plex Sans" w:eastAsia="IBM Plex Sans" w:hAnsi="IBM Plex Sans"/>
+        </w:rPr>
+      </w:pPr>
+      <w:r>
+        <w:rPr>
+          <w:rFonts w:ascii="IBM Plex Sans" w:cs="IBM Plex Sans" w:eastAsia="IBM Plex Sans" w:hAnsi="IBM Plex Sans"/>
+          <w:b w:val="1"/>
+          <w:bCs w:val="1"/>
+          <w:rtl w:val="0"/>
+        </w:rPr>
+        <w:t>Conexión completa del Nivel 1 en el telar y prueba de su funcionamiento.</w:t>
+      </w:r>
+    </w:p>
+    <w:tbl>
+      <w:tblPr>
+        <w:tblStyle w:val="Table5"/>
+        <w:tblW w:w="9600.0" w:type="dxa"/>
+        <w:jc w:val="left"/>
+        <w:tblInd w:w="-540.0" w:type="dxa"/>
+        <w:tblBorders>
+          <w:top w:color="000000" w:space="0" w:sz="0" w:val="nil"/>
+          <w:left w:color="000000" w:space="0" w:sz="0" w:val="nil"/>
+          <w:bottom w:color="000000" w:space="0" w:sz="0" w:val="nil"/>
+          <w:right w:color="000000" w:space="0" w:sz="0" w:val="nil"/>
+          <w:insideH w:color="000000" w:space="0" w:sz="0" w:val="nil"/>
+          <w:insideV w:color="000000" w:space="0" w:sz="0" w:val="nil"/>
+        </w:tblBorders>
+        <w:tblLayout w:type="fixed"/>
+        <w:tblLook w:val="0600"/>
+      </w:tblPr>
+      <w:tblGrid>
+        <w:gridCol w:w="2715"/>
+        <w:gridCol w:w="6885"/>
+        <w:tblGridChange w:id="0">
+          <w:tblGrid>
+            <w:gridCol w:w="2715"/>
+            <w:gridCol w:w="6885"/>
+          </w:tblGrid>
+        </w:tblGridChange>
+      </w:tblGrid>
+      <w:tr>
+        <w:trPr>
+          <w:cantSplit w:val="0"/>
+          <w:trHeight w:val="360" w:hRule="atLeast"/>
+          <w:tblHeader w:val="0"/>
+        </w:trPr>
+        <w:tc>
+          <w:tcPr>
+            <w:tcBorders>
+              <w:top w:color="1E3A5F" w:space="0" w:sz="6" w:val="single"/>
+              <w:left w:color="1E3A5F" w:space="0" w:sz="6" w:val="single"/>
+              <w:bottom w:color="1E3A5F" w:space="0" w:sz="12" w:val="single"/>
+              <w:right w:color="1E3A5F" w:space="0" w:sz="6" w:val="single"/>
+            </w:tcBorders>
+            <w:shd w:fill="1E3A5F" w:val="clear"/>
+            <w:tcMar>
+              <w:top w:w="0.0" w:type="dxa"/>
+              <w:left w:w="100.0" w:type="dxa"/>
+              <w:bottom w:w="0.0" w:type="dxa"/>
+              <w:right w:w="100.0" w:type="dxa"/>
+            </w:tcMar>
+            <w:vAlign w:val="top"/>
+          </w:tcPr>
+          <w:p>
+            <w:pPr>
+              <w:jc w:val="both"/>
+            </w:pPr>
+            <w:r/>
+            <w:r>
+              <w:rPr>
+                <w:rFonts w:ascii="IBM Plex Sans" w:hAnsi="IBM Plex Sans"/>
+              </w:rPr>
+              <w:t>Campo</w:t>
+            </w:r>
+          </w:p>
+        </w:tc>
+        <w:tc>
+          <w:tcPr>
+            <w:tcBorders>
+              <w:top w:color="1E3A5F" w:space="0" w:sz="6" w:val="single"/>
+              <w:left w:color="1E3A5F" w:space="0" w:sz="6" w:val="single"/>
+              <w:bottom w:color="1E3A5F" w:space="0" w:sz="12" w:val="single"/>
+              <w:right w:color="1E3A5F" w:space="0" w:sz="6" w:val="single"/>
+            </w:tcBorders>
+            <w:shd w:fill="1E3A5F" w:val="clear"/>
+            <w:tcMar>
+              <w:top w:w="0.0" w:type="dxa"/>
+              <w:left w:w="100.0" w:type="dxa"/>
+              <w:bottom w:w="0.0" w:type="dxa"/>
+              <w:right w:w="100.0" w:type="dxa"/>
+            </w:tcMar>
+            <w:vAlign w:val="top"/>
+          </w:tcPr>
+          <w:p>
+            <w:pPr>
+              <w:jc w:val="both"/>
+            </w:pPr>
+            <w:r/>
+            <w:r>
+              <w:rPr>
+                <w:rFonts w:ascii="IBM Plex Sans" w:hAnsi="IBM Plex Sans"/>
+              </w:rPr>
+              <w:t>Contenido</w:t>
+            </w:r>
+          </w:p>
+        </w:tc>
+      </w:tr>
+      <w:tr>
+        <w:trPr>
+          <w:cantSplit w:val="0"/>
+          <w:trHeight w:val="300" w:hRule="atLeast"/>
+          <w:tblHeader w:val="0"/>
+        </w:trPr>
+        <w:tc>
+          <w:tcPr>
+            <w:tcBorders>
+              <w:top w:color="1E3A5F" w:space="0" w:sz="12" w:val="single"/>
+              <w:left w:color="1E3A5F" w:space="0" w:sz="6" w:val="single"/>
+              <w:bottom w:color="1E3A5F" w:space="0" w:sz="6" w:val="single"/>
+              <w:right w:color="1E3A5F" w:space="0" w:sz="6" w:val="single"/>
+            </w:tcBorders>
+            <w:tcMar>
+              <w:top w:w="0.0" w:type="dxa"/>
+              <w:left w:w="100.0" w:type="dxa"/>
+              <w:bottom w:w="0.0" w:type="dxa"/>
+              <w:right w:w="100.0" w:type="dxa"/>
+            </w:tcMar>
+            <w:vAlign w:val="top"/>
+          </w:tcPr>
+          <w:p>
+            <w:pPr>
+              <w:jc w:val="both"/>
+            </w:pPr>
+            <w:r/>
+            <w:r>
+              <w:rPr>
+                <w:rFonts w:ascii="IBM Plex Sans" w:hAnsi="IBM Plex Sans"/>
+              </w:rPr>
+              <w:t>Fecha y duración</w:t>
+            </w:r>
+          </w:p>
+        </w:tc>
+        <w:tc>
+          <w:tcPr>
+            <w:tcBorders>
+              <w:top w:color="1E3A5F" w:space="0" w:sz="12" w:val="single"/>
+              <w:left w:color="1E3A5F" w:space="0" w:sz="6" w:val="single"/>
+              <w:bottom w:color="1E3A5F" w:space="0" w:sz="6" w:val="single"/>
+              <w:right w:color="1E3A5F" w:space="0" w:sz="6" w:val="single"/>
+            </w:tcBorders>
+            <w:tcMar>
+              <w:top w:w="0.0" w:type="dxa"/>
+              <w:left w:w="100.0" w:type="dxa"/>
+              <w:bottom w:w="0.0" w:type="dxa"/>
+              <w:right w:w="100.0" w:type="dxa"/>
+            </w:tcMar>
+            <w:vAlign w:val="top"/>
+          </w:tcPr>
+          <w:p>
+            <w:pPr>
+              <w:jc w:val="both"/>
+            </w:pPr>
+            <w:r>
+              <w:t>19/09/2026. Presencial, en la fábrica.</w:t>
+            </w:r>
+          </w:p>
+        </w:tc>
+      </w:tr>
+      <w:tr>
+        <w:trPr>
+          <w:cantSplit w:val="0"/>
+          <w:trHeight w:val="285" w:hRule="atLeast"/>
+          <w:tblHeader w:val="0"/>
+        </w:trPr>
+        <w:tc>
+          <w:tcPr>
+            <w:tcBorders>
+              <w:top w:color="1E3A5F" w:space="0" w:sz="6" w:val="single"/>
+              <w:left w:color="1E3A5F" w:space="0" w:sz="6" w:val="single"/>
+              <w:bottom w:color="1E3A5F" w:space="0" w:sz="6" w:val="single"/>
+              <w:right w:color="1E3A5F" w:space="0" w:sz="6" w:val="single"/>
+            </w:tcBorders>
+            <w:tcMar>
+              <w:top w:w="0.0" w:type="dxa"/>
+              <w:left w:w="100.0" w:type="dxa"/>
+              <w:bottom w:w="0.0" w:type="dxa"/>
+              <w:right w:w="100.0" w:type="dxa"/>
+            </w:tcMar>
+            <w:vAlign w:val="top"/>
+          </w:tcPr>
+          <w:p>
+            <w:pPr>
+              <w:jc w:val="both"/>
+            </w:pPr>
+            <w:r/>
+            <w:r>
+              <w:rPr>
+                <w:rFonts w:ascii="IBM Plex Sans" w:hAnsi="IBM Plex Sans"/>
+              </w:rPr>
+              <w:t>Participantes</w:t>
+            </w:r>
+          </w:p>
+        </w:tc>
+        <w:tc>
+          <w:tcPr>
+            <w:tcBorders>
+              <w:top w:color="1E3A5F" w:space="0" w:sz="6" w:val="single"/>
+              <w:left w:color="1E3A5F" w:space="0" w:sz="6" w:val="single"/>
+              <w:bottom w:color="1E3A5F" w:space="0" w:sz="6" w:val="single"/>
+              <w:right w:color="1E3A5F" w:space="0" w:sz="6" w:val="single"/>
+            </w:tcBorders>
+            <w:tcMar>
+              <w:top w:w="0.0" w:type="dxa"/>
+              <w:left w:w="100.0" w:type="dxa"/>
+              <w:bottom w:w="0.0" w:type="dxa"/>
+              <w:right w:w="100.0" w:type="dxa"/>
+            </w:tcMar>
+            <w:vAlign w:val="top"/>
+          </w:tcPr>
+          <w:p>
+            <w:pPr>
+              <w:jc w:val="both"/>
+            </w:pPr>
+            <w:r>
+              <w:t>Equipo de Desarrollo, Dueño de la Fábrica Textil y Empleado.</w:t>
+            </w:r>
+          </w:p>
+        </w:tc>
+      </w:tr>
+      <w:tr>
+        <w:trPr>
+          <w:cantSplit w:val="0"/>
+          <w:trHeight w:val="825" w:hRule="atLeast"/>
+          <w:tblHeader w:val="0"/>
+        </w:trPr>
+        <w:tc>
+          <w:tcPr>
+            <w:tcBorders>
+              <w:top w:color="1E3A5F" w:space="0" w:sz="6" w:val="single"/>
+              <w:left w:color="1E3A5F" w:space="0" w:sz="6" w:val="single"/>
+              <w:bottom w:color="1E3A5F" w:space="0" w:sz="6" w:val="single"/>
+              <w:right w:color="1E3A5F" w:space="0" w:sz="6" w:val="single"/>
+            </w:tcBorders>
+            <w:tcMar>
+              <w:top w:w="0.0" w:type="dxa"/>
+              <w:left w:w="100.0" w:type="dxa"/>
+              <w:bottom w:w="0.0" w:type="dxa"/>
+              <w:right w:w="100.0" w:type="dxa"/>
+            </w:tcMar>
+            <w:vAlign w:val="top"/>
+          </w:tcPr>
+          <w:p>
+            <w:pPr>
+              <w:jc w:val="both"/>
+            </w:pPr>
+            <w:r/>
+            <w:r>
+              <w:rPr>
+                <w:rFonts w:ascii="IBM Plex Sans" w:hAnsi="IBM Plex Sans"/>
+              </w:rPr>
+              <w:t>Objetivo de la reunión</w:t>
+            </w:r>
+          </w:p>
+        </w:tc>
+        <w:tc>
+          <w:tcPr>
+            <w:tcBorders>
+              <w:top w:color="1E3A5F" w:space="0" w:sz="6" w:val="single"/>
+              <w:left w:color="1E3A5F" w:space="0" w:sz="6" w:val="single"/>
+              <w:bottom w:color="1E3A5F" w:space="0" w:sz="6" w:val="single"/>
+              <w:right w:color="1E3A5F" w:space="0" w:sz="6" w:val="single"/>
+            </w:tcBorders>
+            <w:tcMar>
+              <w:top w:w="0.0" w:type="dxa"/>
+              <w:left w:w="100.0" w:type="dxa"/>
+              <w:bottom w:w="0.0" w:type="dxa"/>
+              <w:right w:w="100.0" w:type="dxa"/>
+            </w:tcMar>
+            <w:vAlign w:val="top"/>
+          </w:tcPr>
+          <w:p>
+            <w:pPr>
+              <w:jc w:val="both"/>
+            </w:pPr>
+            <w:r>
+              <w:t>Conectar todo el Nivel 1 y probar su funcionamiento.</w:t>
+            </w:r>
+          </w:p>
+        </w:tc>
+      </w:tr>
+      <w:tr>
+        <w:trPr>
+          <w:cantSplit w:val="0"/>
+          <w:trHeight w:val="4065" w:hRule="atLeast"/>
+          <w:tblHeader w:val="0"/>
+        </w:trPr>
+        <w:tc>
+          <w:tcPr>
+            <w:tcBorders>
+              <w:top w:color="1E3A5F" w:space="0" w:sz="6" w:val="single"/>
+              <w:left w:color="1E3A5F" w:space="0" w:sz="6" w:val="single"/>
+              <w:bottom w:color="1E3A5F" w:space="0" w:sz="6" w:val="single"/>
+              <w:right w:color="1E3A5F" w:space="0" w:sz="6" w:val="single"/>
+            </w:tcBorders>
+            <w:tcMar>
+              <w:top w:w="0.0" w:type="dxa"/>
+              <w:left w:w="100.0" w:type="dxa"/>
+              <w:bottom w:w="0.0" w:type="dxa"/>
+              <w:right w:w="100.0" w:type="dxa"/>
+            </w:tcMar>
+            <w:vAlign w:val="top"/>
+          </w:tcPr>
+          <w:p>
+            <w:pPr>
+              <w:jc w:val="both"/>
+            </w:pPr>
+            <w:r/>
+            <w:r>
+              <w:rPr>
+                <w:rFonts w:ascii="IBM Plex Sans" w:hAnsi="IBM Plex Sans"/>
+              </w:rPr>
+              <w:t>Temas tratados</w:t>
+            </w:r>
+          </w:p>
+        </w:tc>
+        <w:tc>
+          <w:tcPr>
+            <w:tcBorders>
+              <w:top w:color="1E3A5F" w:space="0" w:sz="6" w:val="single"/>
+              <w:left w:color="1E3A5F" w:space="0" w:sz="6" w:val="single"/>
+              <w:bottom w:color="1E3A5F" w:space="0" w:sz="6" w:val="single"/>
+              <w:right w:color="1E3A5F" w:space="0" w:sz="6" w:val="single"/>
+            </w:tcBorders>
+            <w:tcMar>
+              <w:top w:w="0.0" w:type="dxa"/>
+              <w:left w:w="100.0" w:type="dxa"/>
+              <w:bottom w:w="0.0" w:type="dxa"/>
+              <w:right w:w="100.0" w:type="dxa"/>
+            </w:tcMar>
+            <w:vAlign w:val="top"/>
+          </w:tcPr>
+          <w:p>
+            <w:pPr>
+              <w:jc w:val="both"/>
+            </w:pPr>
+            <w:r>
+              <w:t>1. Conexión completa del Nivel 1 en el telar.</w:t>
+            </w:r>
+          </w:p>
+          <w:p>
+            <w:pPr>
+              <w:jc w:val="both"/>
+            </w:pPr>
+            <w:r>
+              <w:t>2. Prueba de su funcionamiento.</w:t>
+            </w:r>
+          </w:p>
+        </w:tc>
+      </w:tr>
+      <w:tr>
+        <w:trPr>
+          <w:cantSplit w:val="0"/>
+          <w:trHeight w:val="3028.4765625" w:hRule="atLeast"/>
+          <w:tblHeader w:val="0"/>
+        </w:trPr>
+        <w:tc>
+          <w:tcPr>
+            <w:tcBorders>
+              <w:top w:color="1E3A5F" w:space="0" w:sz="6" w:val="single"/>
+              <w:left w:color="1E3A5F" w:space="0" w:sz="6" w:val="single"/>
+              <w:bottom w:color="1E3A5F" w:space="0" w:sz="6" w:val="single"/>
+              <w:right w:color="1E3A5F" w:space="0" w:sz="6" w:val="single"/>
+            </w:tcBorders>
+            <w:tcMar>
+              <w:top w:w="0.0" w:type="dxa"/>
+              <w:left w:w="100.0" w:type="dxa"/>
+              <w:bottom w:w="0.0" w:type="dxa"/>
+              <w:right w:w="100.0" w:type="dxa"/>
+            </w:tcMar>
+            <w:vAlign w:val="top"/>
+          </w:tcPr>
+          <w:p>
+            <w:pPr>
+              <w:jc w:val="both"/>
+            </w:pPr>
+            <w:r/>
+            <w:r>
+              <w:rPr>
+                <w:rFonts w:ascii="IBM Plex Sans" w:hAnsi="IBM Plex Sans"/>
+              </w:rPr>
+              <w:t>Decisiones y acuerdos</w:t>
+            </w:r>
+          </w:p>
+        </w:tc>
+        <w:tc>
+          <w:tcPr>
+            <w:tcBorders>
+              <w:top w:color="1E3A5F" w:space="0" w:sz="6" w:val="single"/>
+              <w:left w:color="1E3A5F" w:space="0" w:sz="6" w:val="single"/>
+              <w:bottom w:color="1E3A5F" w:space="0" w:sz="6" w:val="single"/>
+              <w:right w:color="1E3A5F" w:space="0" w:sz="6" w:val="single"/>
+            </w:tcBorders>
+            <w:tcMar>
+              <w:top w:w="0.0" w:type="dxa"/>
+              <w:left w:w="100.0" w:type="dxa"/>
+              <w:bottom w:w="0.0" w:type="dxa"/>
+              <w:right w:w="100.0" w:type="dxa"/>
+            </w:tcMar>
+            <w:vAlign w:val="top"/>
+          </w:tcPr>
+          <w:p>
+            <w:pPr>
+              <w:jc w:val="both"/>
+            </w:pPr>
+            <w:r>
+              <w:t>A completar.</w:t>
+            </w:r>
+          </w:p>
+        </w:tc>
+      </w:tr>
+      <w:tr>
+        <w:trPr>
+          <w:cantSplit w:val="0"/>
+          <w:trHeight w:val="1905" w:hRule="atLeast"/>
+          <w:tblHeader w:val="0"/>
+        </w:trPr>
+        <w:tc>
+          <w:tcPr>
+            <w:tcBorders>
+              <w:top w:color="1E3A5F" w:space="0" w:sz="6" w:val="single"/>
+              <w:left w:color="1E3A5F" w:space="0" w:sz="6" w:val="single"/>
+              <w:bottom w:color="1E3A5F" w:space="0" w:sz="6" w:val="single"/>
+              <w:right w:color="1E3A5F" w:space="0" w:sz="6" w:val="single"/>
+            </w:tcBorders>
+            <w:tcMar>
+              <w:top w:w="0.0" w:type="dxa"/>
+              <w:left w:w="100.0" w:type="dxa"/>
+              <w:bottom w:w="0.0" w:type="dxa"/>
+              <w:right w:w="100.0" w:type="dxa"/>
+            </w:tcMar>
+            <w:vAlign w:val="top"/>
+          </w:tcPr>
+          <w:p>
+            <w:pPr>
+              <w:jc w:val="both"/>
+            </w:pPr>
+            <w:r/>
+            <w:r>
+              <w:rPr>
+                <w:rFonts w:ascii="IBM Plex Sans" w:hAnsi="IBM Plex Sans"/>
+              </w:rPr>
+              <w:t>Próximos pasos y responsables</w:t>
+            </w:r>
+          </w:p>
+        </w:tc>
+        <w:tc>
+          <w:tcPr>
+            <w:tcBorders>
+              <w:top w:color="1E3A5F" w:space="0" w:sz="6" w:val="single"/>
+              <w:left w:color="1E3A5F" w:space="0" w:sz="6" w:val="single"/>
+              <w:bottom w:color="1E3A5F" w:space="0" w:sz="6" w:val="single"/>
+              <w:right w:color="1E3A5F" w:space="0" w:sz="6" w:val="single"/>
+            </w:tcBorders>
+            <w:tcMar>
+              <w:top w:w="0.0" w:type="dxa"/>
+              <w:left w:w="100.0" w:type="dxa"/>
+              <w:bottom w:w="0.0" w:type="dxa"/>
+              <w:right w:w="100.0" w:type="dxa"/>
+            </w:tcMar>
+            <w:vAlign w:val="top"/>
+          </w:tcPr>
+          <w:p>
+            <w:pPr>
+              <w:jc w:val="both"/>
+            </w:pPr>
+            <w:r>
+              <w:t>Terminar de conectar el Nivel 2 y dejarle tiempo de prueba.</w:t>
+            </w:r>
+          </w:p>
+        </w:tc>
+      </w:tr>
+    </w:tbl>
+    <w:p>
+      <w:pPr>
+        <w:widowControl w:val="0"/>
+        <w:spacing w:after="0" w:line="276" w:lineRule="auto"/>
+        <w:rPr>
+          <w:rFonts w:ascii="IBM Plex Sans" w:cs="IBM Plex Sans" w:eastAsia="IBM Plex Sans" w:hAnsi="IBM Plex Sans"/>
+        </w:rPr>
+      </w:pPr>
+      <w:r>
+        <w:rPr>
+          <w:rtl w:val="0"/>
+        </w:rPr>
+      </w:r>
+    </w:p>
+    <w:p>
+      <w:pPr>
+        <w:rPr>
+          <w:rFonts w:ascii="IBM Plex Sans" w:cs="IBM Plex Sans" w:eastAsia="IBM Plex Sans" w:hAnsi="IBM Plex Sans"/>
+          <w:b w:val="1"/>
+          <w:bCs w:val="1"/>
+        </w:rPr>
+      </w:pPr>
+      <w:r>
+        <w:rPr>
+          <w:rFonts w:ascii="IBM Plex Sans" w:cs="IBM Plex Sans" w:eastAsia="IBM Plex Sans" w:hAnsi="IBM Plex Sans"/>
+          <w:b w:val="1"/>
+          <w:bCs w:val="1"/>
+          <w:rtl w:val="0"/>
+        </w:rPr>
+        <w:t>Minuta - Reunión 7: Conexión final y prueba del Nivel 2 (todavía no realizada)</w:t>
+      </w:r>
+    </w:p>
+    <w:p>
+      <w:pPr>
+        <w:rPr>
+          <w:rFonts w:ascii="IBM Plex Sans" w:cs="IBM Plex Sans" w:eastAsia="IBM Plex Sans" w:hAnsi="IBM Plex Sans"/>
+        </w:rPr>
+      </w:pPr>
+      <w:r>
+        <w:rPr>
+          <w:rFonts w:ascii="IBM Plex Sans" w:cs="IBM Plex Sans" w:eastAsia="IBM Plex Sans" w:hAnsi="IBM Plex Sans"/>
+          <w:b w:val="1"/>
+          <w:bCs w:val="1"/>
+          <w:rtl w:val="0"/>
+        </w:rPr>
+        <w:t>Reunión prevista, todavía no realizada: conexión final del Nivel 2 y período de prueba en funcionamiento.</w:t>
+      </w:r>
+    </w:p>
+    <w:tbl>
+      <w:tblPr>
+        <w:tblStyle w:val="Table5"/>
+        <w:tblW w:w="9600.0" w:type="dxa"/>
+        <w:jc w:val="left"/>
+        <w:tblInd w:w="-540.0" w:type="dxa"/>
+        <w:tblBorders>
+          <w:top w:color="000000" w:space="0" w:sz="0" w:val="nil"/>
+          <w:left w:color="000000" w:space="0" w:sz="0" w:val="nil"/>
+          <w:bottom w:color="000000" w:space="0" w:sz="0" w:val="nil"/>
+          <w:right w:color="000000" w:space="0" w:sz="0" w:val="nil"/>
+          <w:insideH w:color="000000" w:space="0" w:sz="0" w:val="nil"/>
+          <w:insideV w:color="000000" w:space="0" w:sz="0" w:val="nil"/>
+        </w:tblBorders>
+        <w:tblLayout w:type="fixed"/>
+        <w:tblLook w:val="0600"/>
+      </w:tblPr>
+      <w:tblGrid>
+        <w:gridCol w:w="2715"/>
+        <w:gridCol w:w="6885"/>
+        <w:tblGridChange w:id="0">
+          <w:tblGrid>
+            <w:gridCol w:w="2715"/>
+            <w:gridCol w:w="6885"/>
+          </w:tblGrid>
+        </w:tblGridChange>
+      </w:tblGrid>
+      <w:tr>
+        <w:trPr>
+          <w:cantSplit w:val="0"/>
+          <w:trHeight w:val="360" w:hRule="atLeast"/>
+          <w:tblHeader w:val="0"/>
+        </w:trPr>
+        <w:tc>
+          <w:tcPr>
+            <w:tcBorders>
+              <w:top w:color="1E3A5F" w:space="0" w:sz="6" w:val="single"/>
+              <w:left w:color="1E3A5F" w:space="0" w:sz="6" w:val="single"/>
+              <w:bottom w:color="1E3A5F" w:space="0" w:sz="12" w:val="single"/>
+              <w:right w:color="1E3A5F" w:space="0" w:sz="6" w:val="single"/>
+            </w:tcBorders>
+            <w:shd w:fill="1E3A5F" w:val="clear"/>
+            <w:tcMar>
+              <w:top w:w="0.0" w:type="dxa"/>
+              <w:left w:w="100.0" w:type="dxa"/>
+              <w:bottom w:w="0.0" w:type="dxa"/>
+              <w:right w:w="100.0" w:type="dxa"/>
+            </w:tcMar>
+            <w:vAlign w:val="top"/>
+          </w:tcPr>
+          <w:p>
+            <w:pPr>
+              <w:jc w:val="both"/>
+            </w:pPr>
+            <w:r/>
+            <w:r>
+              <w:rPr>
+                <w:rFonts w:ascii="IBM Plex Sans" w:hAnsi="IBM Plex Sans"/>
+              </w:rPr>
+              <w:t>Campo</w:t>
+            </w:r>
+          </w:p>
+        </w:tc>
+        <w:tc>
+          <w:tcPr>
+            <w:tcBorders>
+              <w:top w:color="1E3A5F" w:space="0" w:sz="6" w:val="single"/>
+              <w:left w:color="1E3A5F" w:space="0" w:sz="6" w:val="single"/>
+              <w:bottom w:color="1E3A5F" w:space="0" w:sz="12" w:val="single"/>
+              <w:right w:color="1E3A5F" w:space="0" w:sz="6" w:val="single"/>
+            </w:tcBorders>
+            <w:shd w:fill="1E3A5F" w:val="clear"/>
+            <w:tcMar>
+              <w:top w:w="0.0" w:type="dxa"/>
+              <w:left w:w="100.0" w:type="dxa"/>
+              <w:bottom w:w="0.0" w:type="dxa"/>
+              <w:right w:w="100.0" w:type="dxa"/>
+            </w:tcMar>
+            <w:vAlign w:val="top"/>
+          </w:tcPr>
+          <w:p>
+            <w:pPr>
+              <w:jc w:val="both"/>
+            </w:pPr>
+            <w:r/>
+            <w:r>
+              <w:rPr>
+                <w:rFonts w:ascii="IBM Plex Sans" w:hAnsi="IBM Plex Sans"/>
+              </w:rPr>
+              <w:t>Contenido</w:t>
+            </w:r>
+          </w:p>
+        </w:tc>
+      </w:tr>
+      <w:tr>
+        <w:trPr>
+          <w:cantSplit w:val="0"/>
+          <w:trHeight w:val="300" w:hRule="atLeast"/>
+          <w:tblHeader w:val="0"/>
+        </w:trPr>
+        <w:tc>
+          <w:tcPr>
+            <w:tcBorders>
+              <w:top w:color="1E3A5F" w:space="0" w:sz="12" w:val="single"/>
+              <w:left w:color="1E3A5F" w:space="0" w:sz="6" w:val="single"/>
+              <w:bottom w:color="1E3A5F" w:space="0" w:sz="6" w:val="single"/>
+              <w:right w:color="1E3A5F" w:space="0" w:sz="6" w:val="single"/>
+            </w:tcBorders>
+            <w:tcMar>
+              <w:top w:w="0.0" w:type="dxa"/>
+              <w:left w:w="100.0" w:type="dxa"/>
+              <w:bottom w:w="0.0" w:type="dxa"/>
+              <w:right w:w="100.0" w:type="dxa"/>
+            </w:tcMar>
+            <w:vAlign w:val="top"/>
+          </w:tcPr>
+          <w:p>
+            <w:pPr>
+              <w:jc w:val="both"/>
+            </w:pPr>
+            <w:r/>
+            <w:r>
+              <w:rPr>
+                <w:rFonts w:ascii="IBM Plex Sans" w:hAnsi="IBM Plex Sans"/>
+              </w:rPr>
+              <w:t>Fecha y duración</w:t>
+            </w:r>
+          </w:p>
+        </w:tc>
+        <w:tc>
+          <w:tcPr>
+            <w:tcBorders>
+              <w:top w:color="1E3A5F" w:space="0" w:sz="12" w:val="single"/>
+              <w:left w:color="1E3A5F" w:space="0" w:sz="6" w:val="single"/>
+              <w:bottom w:color="1E3A5F" w:space="0" w:sz="6" w:val="single"/>
+              <w:right w:color="1E3A5F" w:space="0" w:sz="6" w:val="single"/>
+            </w:tcBorders>
+            <w:tcMar>
+              <w:top w:w="0.0" w:type="dxa"/>
+              <w:left w:w="100.0" w:type="dxa"/>
+              <w:bottom w:w="0.0" w:type="dxa"/>
+              <w:right w:w="100.0" w:type="dxa"/>
+            </w:tcMar>
+            <w:vAlign w:val="top"/>
+          </w:tcPr>
+          <w:p>
+            <w:pPr>
+              <w:jc w:val="both"/>
+            </w:pPr>
+            <w:r>
+              <w:t>A completar (todavía no realizada).</w:t>
+            </w:r>
+          </w:p>
+        </w:tc>
+      </w:tr>
+      <w:tr>
+        <w:trPr>
+          <w:cantSplit w:val="0"/>
+          <w:trHeight w:val="285" w:hRule="atLeast"/>
+          <w:tblHeader w:val="0"/>
+        </w:trPr>
+        <w:tc>
+          <w:tcPr>
+            <w:tcBorders>
+              <w:top w:color="1E3A5F" w:space="0" w:sz="6" w:val="single"/>
+              <w:left w:color="1E3A5F" w:space="0" w:sz="6" w:val="single"/>
+              <w:bottom w:color="1E3A5F" w:space="0" w:sz="6" w:val="single"/>
+              <w:right w:color="1E3A5F" w:space="0" w:sz="6" w:val="single"/>
+            </w:tcBorders>
+            <w:tcMar>
+              <w:top w:w="0.0" w:type="dxa"/>
+              <w:left w:w="100.0" w:type="dxa"/>
+              <w:bottom w:w="0.0" w:type="dxa"/>
+              <w:right w:w="100.0" w:type="dxa"/>
+            </w:tcMar>
+            <w:vAlign w:val="top"/>
+          </w:tcPr>
+          <w:p>
+            <w:pPr>
+              <w:jc w:val="both"/>
+            </w:pPr>
+            <w:r/>
+            <w:r>
+              <w:rPr>
+                <w:rFonts w:ascii="IBM Plex Sans" w:hAnsi="IBM Plex Sans"/>
+              </w:rPr>
+              <w:t>Participantes</w:t>
+            </w:r>
+          </w:p>
+        </w:tc>
+        <w:tc>
+          <w:tcPr>
+            <w:tcBorders>
+              <w:top w:color="1E3A5F" w:space="0" w:sz="6" w:val="single"/>
+              <w:left w:color="1E3A5F" w:space="0" w:sz="6" w:val="single"/>
+              <w:bottom w:color="1E3A5F" w:space="0" w:sz="6" w:val="single"/>
+              <w:right w:color="1E3A5F" w:space="0" w:sz="6" w:val="single"/>
+            </w:tcBorders>
+            <w:tcMar>
+              <w:top w:w="0.0" w:type="dxa"/>
+              <w:left w:w="100.0" w:type="dxa"/>
+              <w:bottom w:w="0.0" w:type="dxa"/>
+              <w:right w:w="100.0" w:type="dxa"/>
+            </w:tcMar>
+            <w:vAlign w:val="top"/>
+          </w:tcPr>
+          <w:p>
+            <w:pPr>
+              <w:jc w:val="both"/>
+            </w:pPr>
+            <w:r>
+              <w:t>Equipo de Desarrollo, Dueño de la Fábrica Textil y Empleado.</w:t>
+            </w:r>
+          </w:p>
+        </w:tc>
+      </w:tr>
+      <w:tr>
+        <w:trPr>
+          <w:cantSplit w:val="0"/>
+          <w:trHeight w:val="825" w:hRule="atLeast"/>
+          <w:tblHeader w:val="0"/>
+        </w:trPr>
+        <w:tc>
+          <w:tcPr>
+            <w:tcBorders>
+              <w:top w:color="1E3A5F" w:space="0" w:sz="6" w:val="single"/>
+              <w:left w:color="1E3A5F" w:space="0" w:sz="6" w:val="single"/>
+              <w:bottom w:color="1E3A5F" w:space="0" w:sz="6" w:val="single"/>
+              <w:right w:color="1E3A5F" w:space="0" w:sz="6" w:val="single"/>
+            </w:tcBorders>
+            <w:tcMar>
+              <w:top w:w="0.0" w:type="dxa"/>
+              <w:left w:w="100.0" w:type="dxa"/>
+              <w:bottom w:w="0.0" w:type="dxa"/>
+              <w:right w:w="100.0" w:type="dxa"/>
+            </w:tcMar>
+            <w:vAlign w:val="top"/>
+          </w:tcPr>
+          <w:p>
+            <w:pPr>
+              <w:jc w:val="both"/>
+            </w:pPr>
+            <w:r/>
+            <w:r>
+              <w:rPr>
+                <w:rFonts w:ascii="IBM Plex Sans" w:hAnsi="IBM Plex Sans"/>
+              </w:rPr>
+              <w:t>Objetivo de la reunión</w:t>
+            </w:r>
+          </w:p>
+        </w:tc>
+        <w:tc>
+          <w:tcPr>
+            <w:tcBorders>
+              <w:top w:color="1E3A5F" w:space="0" w:sz="6" w:val="single"/>
+              <w:left w:color="1E3A5F" w:space="0" w:sz="6" w:val="single"/>
+              <w:bottom w:color="1E3A5F" w:space="0" w:sz="6" w:val="single"/>
+              <w:right w:color="1E3A5F" w:space="0" w:sz="6" w:val="single"/>
+            </w:tcBorders>
+            <w:tcMar>
+              <w:top w:w="0.0" w:type="dxa"/>
+              <w:left w:w="100.0" w:type="dxa"/>
+              <w:bottom w:w="0.0" w:type="dxa"/>
+              <w:right w:w="100.0" w:type="dxa"/>
+            </w:tcMar>
+            <w:vAlign w:val="top"/>
+          </w:tcPr>
+          <w:p>
+            <w:pPr>
+              <w:jc w:val="both"/>
+            </w:pPr>
+            <w:r>
+              <w:t>Terminar de conectar el Nivel 2 y dejarle tiempo de prueba.</w:t>
+            </w:r>
+          </w:p>
+        </w:tc>
+      </w:tr>
+      <w:tr>
+        <w:trPr>
+          <w:cantSplit w:val="0"/>
+          <w:trHeight w:val="4065" w:hRule="atLeast"/>
+          <w:tblHeader w:val="0"/>
+        </w:trPr>
+        <w:tc>
+          <w:tcPr>
+            <w:tcBorders>
+              <w:top w:color="1E3A5F" w:space="0" w:sz="6" w:val="single"/>
+              <w:left w:color="1E3A5F" w:space="0" w:sz="6" w:val="single"/>
+              <w:bottom w:color="1E3A5F" w:space="0" w:sz="6" w:val="single"/>
+              <w:right w:color="1E3A5F" w:space="0" w:sz="6" w:val="single"/>
+            </w:tcBorders>
+            <w:tcMar>
+              <w:top w:w="0.0" w:type="dxa"/>
+              <w:left w:w="100.0" w:type="dxa"/>
+              <w:bottom w:w="0.0" w:type="dxa"/>
+              <w:right w:w="100.0" w:type="dxa"/>
+            </w:tcMar>
+            <w:vAlign w:val="top"/>
+          </w:tcPr>
+          <w:p>
+            <w:pPr>
+              <w:jc w:val="both"/>
+            </w:pPr>
+            <w:r/>
+            <w:r>
+              <w:rPr>
+                <w:rFonts w:ascii="IBM Plex Sans" w:hAnsi="IBM Plex Sans"/>
+              </w:rPr>
+              <w:t>Temas tratados</w:t>
+            </w:r>
+          </w:p>
+        </w:tc>
+        <w:tc>
+          <w:tcPr>
+            <w:tcBorders>
+              <w:top w:color="1E3A5F" w:space="0" w:sz="6" w:val="single"/>
+              <w:left w:color="1E3A5F" w:space="0" w:sz="6" w:val="single"/>
+              <w:bottom w:color="1E3A5F" w:space="0" w:sz="6" w:val="single"/>
+              <w:right w:color="1E3A5F" w:space="0" w:sz="6" w:val="single"/>
+            </w:tcBorders>
+            <w:tcMar>
+              <w:top w:w="0.0" w:type="dxa"/>
+              <w:left w:w="100.0" w:type="dxa"/>
+              <w:bottom w:w="0.0" w:type="dxa"/>
+              <w:right w:w="100.0" w:type="dxa"/>
+            </w:tcMar>
+            <w:vAlign w:val="top"/>
+          </w:tcPr>
+          <w:p>
+            <w:pPr>
+              <w:jc w:val="both"/>
+            </w:pPr>
+            <w:r>
+              <w:t>1. Conexión final del Nivel 2.</w:t>
+            </w:r>
+          </w:p>
+          <w:p>
+            <w:pPr>
+              <w:jc w:val="both"/>
+            </w:pPr>
+            <w:r>
+              <w:t>2. Período de prueba en funcionamiento.</w:t>
+            </w:r>
+          </w:p>
+        </w:tc>
+      </w:tr>
+      <w:tr>
+        <w:trPr>
+          <w:cantSplit w:val="0"/>
+          <w:trHeight w:val="3028.4765625" w:hRule="atLeast"/>
+          <w:tblHeader w:val="0"/>
+        </w:trPr>
+        <w:tc>
+          <w:tcPr>
+            <w:tcBorders>
+              <w:top w:color="1E3A5F" w:space="0" w:sz="6" w:val="single"/>
+              <w:left w:color="1E3A5F" w:space="0" w:sz="6" w:val="single"/>
+              <w:bottom w:color="1E3A5F" w:space="0" w:sz="6" w:val="single"/>
+              <w:right w:color="1E3A5F" w:space="0" w:sz="6" w:val="single"/>
+            </w:tcBorders>
+            <w:tcMar>
+              <w:top w:w="0.0" w:type="dxa"/>
+              <w:left w:w="100.0" w:type="dxa"/>
+              <w:bottom w:w="0.0" w:type="dxa"/>
+              <w:right w:w="100.0" w:type="dxa"/>
+            </w:tcMar>
+            <w:vAlign w:val="top"/>
+          </w:tcPr>
+          <w:p>
+            <w:pPr>
+              <w:jc w:val="both"/>
+            </w:pPr>
+            <w:r/>
+            <w:r>
+              <w:rPr>
+                <w:rFonts w:ascii="IBM Plex Sans" w:hAnsi="IBM Plex Sans"/>
+              </w:rPr>
+              <w:t>Decisiones y acuerdos</w:t>
+            </w:r>
+          </w:p>
+        </w:tc>
+        <w:tc>
+          <w:tcPr>
+            <w:tcBorders>
+              <w:top w:color="1E3A5F" w:space="0" w:sz="6" w:val="single"/>
+              <w:left w:color="1E3A5F" w:space="0" w:sz="6" w:val="single"/>
+              <w:bottom w:color="1E3A5F" w:space="0" w:sz="6" w:val="single"/>
+              <w:right w:color="1E3A5F" w:space="0" w:sz="6" w:val="single"/>
+            </w:tcBorders>
+            <w:tcMar>
+              <w:top w:w="0.0" w:type="dxa"/>
+              <w:left w:w="100.0" w:type="dxa"/>
+              <w:bottom w:w="0.0" w:type="dxa"/>
+              <w:right w:w="100.0" w:type="dxa"/>
+            </w:tcMar>
+            <w:vAlign w:val="top"/>
+          </w:tcPr>
+          <w:p>
+            <w:pPr>
+              <w:jc w:val="both"/>
+            </w:pPr>
+            <w:r>
+              <w:t>A completar cuando se realice.</w:t>
+            </w:r>
+          </w:p>
+        </w:tc>
+      </w:tr>
+      <w:tr>
+        <w:trPr>
+          <w:cantSplit w:val="0"/>
+          <w:trHeight w:val="1905" w:hRule="atLeast"/>
+          <w:tblHeader w:val="0"/>
+        </w:trPr>
+        <w:tc>
+          <w:tcPr>
+            <w:tcBorders>
+              <w:top w:color="1E3A5F" w:space="0" w:sz="6" w:val="single"/>
+              <w:left w:color="1E3A5F" w:space="0" w:sz="6" w:val="single"/>
+              <w:bottom w:color="1E3A5F" w:space="0" w:sz="6" w:val="single"/>
+              <w:right w:color="1E3A5F" w:space="0" w:sz="6" w:val="single"/>
+            </w:tcBorders>
+            <w:tcMar>
+              <w:top w:w="0.0" w:type="dxa"/>
+              <w:left w:w="100.0" w:type="dxa"/>
+              <w:bottom w:w="0.0" w:type="dxa"/>
+              <w:right w:w="100.0" w:type="dxa"/>
+            </w:tcMar>
+            <w:vAlign w:val="top"/>
+          </w:tcPr>
+          <w:p>
+            <w:pPr>
+              <w:jc w:val="both"/>
+            </w:pPr>
+            <w:r/>
+            <w:r>
+              <w:rPr>
+                <w:rFonts w:ascii="IBM Plex Sans" w:hAnsi="IBM Plex Sans"/>
+              </w:rPr>
+              <w:t>Próximos pasos y responsables</w:t>
+            </w:r>
+          </w:p>
+        </w:tc>
+        <w:tc>
+          <w:tcPr>
+            <w:tcBorders>
+              <w:top w:color="1E3A5F" w:space="0" w:sz="6" w:val="single"/>
+              <w:left w:color="1E3A5F" w:space="0" w:sz="6" w:val="single"/>
+              <w:bottom w:color="1E3A5F" w:space="0" w:sz="6" w:val="single"/>
+              <w:right w:color="1E3A5F" w:space="0" w:sz="6" w:val="single"/>
+            </w:tcBorders>
+            <w:tcMar>
+              <w:top w:w="0.0" w:type="dxa"/>
+              <w:left w:w="100.0" w:type="dxa"/>
+              <w:bottom w:w="0.0" w:type="dxa"/>
+              <w:right w:w="100.0" w:type="dxa"/>
+            </w:tcMar>
+            <w:vAlign w:val="top"/>
+          </w:tcPr>
+          <w:p>
+            <w:pPr>
+              <w:jc w:val="both"/>
+            </w:pPr>
+            <w:r>
+              <w:t>A completar cuando se realice.</w:t>
             </w:r>
           </w:p>
         </w:tc>

--- a/documentacion_proyecto/Registro de Entrevistas.docx
+++ b/documentacion_proyecto/Registro de Entrevistas.docx
@@ -4485,7 +4485,7 @@
               <w:jc w:val="both"/>
             </w:pPr>
             <w:r>
-              <w:t>10/09/2026. Presencial, en la fábrica.</w:t>
+              <w:t>10/09/2026. Presencial, en la fábrica. Duración: entre una hora y una hora y media.</w:t>
             </w:r>
           </w:p>
         </w:tc>
@@ -4737,7 +4737,31 @@
               <w:jc w:val="both"/>
             </w:pPr>
             <w:r>
-              <w:t>A completar.</w:t>
+              <w:t>- Se monta el soporte del sensor inductivo frente al eje del telar, dentro de su distancia de detección, para contar las pasadas a partir de sus vueltas.</w:t>
+            </w:r>
+          </w:p>
+          <w:p>
+            <w:pPr>
+              <w:jc w:val="both"/>
+            </w:pPr>
+            <w:r>
+              <w:t>- El sensor se alimenta con la tensión continua de 12 a 14 V que ya tiene el telar, sin agregar una fuente.</w:t>
+            </w:r>
+          </w:p>
+          <w:p>
+            <w:pPr>
+              <w:jc w:val="both"/>
+            </w:pPr>
+            <w:r>
+              <w:t>- Los relés del Bloque A se conectan en paralelo a los tres botones de la botonera (Marcha, Pausa y Retroceder), para que la botonera siga funcionando a mano.</w:t>
+            </w:r>
+          </w:p>
+          <w:p>
+            <w:pPr>
+              <w:jc w:val="both"/>
+            </w:pPr>
+            <w:r>
+              <w:t>- Se confirma que cada vuelta del eje corresponde a una pasada: el sensor cuenta un pulso por pasada.</w:t>
             </w:r>
           </w:p>
         </w:tc>
@@ -5002,7 +5026,7 @@
               <w:jc w:val="both"/>
             </w:pPr>
             <w:r>
-              <w:t>19/09/2026. Presencial, en la fábrica.</w:t>
+              <w:t>19/09/2026. Presencial, en la fábrica. Duración: entre una hora y una hora y media.</w:t>
             </w:r>
           </w:p>
         </w:tc>
@@ -5196,6 +5220,14 @@
               <w:t>2. Prueba de su funcionamiento.</w:t>
             </w:r>
           </w:p>
+          <w:p>
+            <w:pPr>
+              <w:jc w:val="both"/>
+            </w:pPr>
+            <w:r>
+              <w:t>3. Ajustes que surgieron durante la prueba.</w:t>
+            </w:r>
+          </w:p>
         </w:tc>
       </w:tr>
       <w:tr>
@@ -5254,7 +5286,39 @@
               <w:jc w:val="both"/>
             </w:pPr>
             <w:r>
-              <w:t>A completar.</w:t>
+              <w:t>- Se probaron desde la aplicación los tres comandos del Nivel 1 (Marcha, Pausa y Retroceder) y el telar respondió a los tres.</w:t>
+            </w:r>
+          </w:p>
+          <w:p>
+            <w:pPr>
+              <w:jc w:val="both"/>
+            </w:pPr>
+            <w:r>
+              <w:t>- La aplicación detectó el uso manual de la botonera: al apretar un botón en la máquina, el estado se actualizó en la pantalla.</w:t>
+            </w:r>
+          </w:p>
+          <w:p>
+            <w:pPr>
+              <w:jc w:val="both"/>
+            </w:pPr>
+            <w:r>
+              <w:t>- El módulo de relé de Retroceder resultó activo-alto, al revés que el de Marcha y Pausa: con la resistencia a 3,3 V arrancaba pegado. Se cambió por una resistencia de 10 kΩ a masa y se ajustó la configuración del firmware.</w:t>
+            </w:r>
+          </w:p>
+          <w:p>
+            <w:pPr>
+              <w:jc w:val="both"/>
+            </w:pPr>
+            <w:r>
+              <w:t>- Un solo toque en la botonera se registraba a veces como varios, por los rebotes del pulsador: se filtraron los pulsos separados por menos de 400 ms.</w:t>
+            </w:r>
+          </w:p>
+          <w:p>
+            <w:pPr>
+              <w:jc w:val="both"/>
+            </w:pPr>
+            <w:r>
+              <w:t>- El ahorro de energía del WiFi del ESP32 producía microcortes que demoraban las órdenes: se desactivó.</w:t>
             </w:r>
           </w:p>
         </w:tc>

--- a/documentacion_proyecto/Registro de Entrevistas.docx
+++ b/documentacion_proyecto/Registro de Entrevistas.docx
@@ -5295,6 +5295,14 @@
             </w:pPr>
             <w:r>
               <w:t>- La aplicación detectó el uso manual de la botonera: al apretar un botón en la máquina, el estado se actualizó en la pantalla.</w:t>
+            </w:r>
+          </w:p>
+          <w:p>
+            <w:pPr>
+              <w:jc w:val="both"/>
+            </w:pPr>
+            <w:r>
+              <w:t>- El dueño confirmó que el telar tiene cuatro bobinas de selección en funcionamiento, y no seis como se había estimado en el relevamiento.</w:t>
             </w:r>
           </w:p>
           <w:p>

--- a/documentacion_proyecto/Registro de Entrevistas.docx
+++ b/documentacion_proyecto/Registro de Entrevistas.docx
@@ -809,6 +809,80 @@
           <w:p>
             <w:r>
               <w:t>Conexión completa del Nivel 1 y prueba de su funcionamiento en el telar</w:t>
+            </w:r>
+          </w:p>
+        </w:tc>
+        <w:tc>
+          <w:tcPr>
+            <w:tcBorders>
+              <w:top w:color="1E3A5F" w:space="0" w:sz="4" w:val="single"/>
+              <w:left w:color="1E3A5F" w:space="0" w:sz="4" w:val="single"/>
+              <w:bottom w:color="1E3A5F" w:space="0" w:sz="4" w:val="single"/>
+              <w:right w:color="1E3A5F" w:space="0" w:sz="4" w:val="single"/>
+            </w:tcBorders>
+            <w:shd w:fill="ffffff" w:val="clear"/>
+            <w:tcW w:w="1701" w:type="dxa"/>
+          </w:tcPr>
+          <w:p>
+            <w:r>
+              <w:t>Presencial</w:t>
+            </w:r>
+          </w:p>
+        </w:tc>
+      </w:tr>
+      <w:tr>
+        <w:trPr>
+          <w:cantSplit w:val="0"/>
+          <w:tblHeader w:val="0"/>
+        </w:trPr>
+        <w:tc>
+          <w:tcPr>
+            <w:tcBorders>
+              <w:top w:color="1E3A5F" w:space="0" w:sz="4" w:val="single"/>
+              <w:left w:color="1E3A5F" w:space="0" w:sz="4" w:val="single"/>
+              <w:bottom w:color="1E3A5F" w:space="0" w:sz="4" w:val="single"/>
+              <w:right w:color="1E3A5F" w:space="0" w:sz="4" w:val="single"/>
+            </w:tcBorders>
+            <w:shd w:fill="ffffff" w:val="clear"/>
+            <w:tcW w:w="1940" w:type="dxa"/>
+          </w:tcPr>
+          <w:p>
+            <w:r>
+              <w:t>10/10/2026</w:t>
+            </w:r>
+          </w:p>
+        </w:tc>
+        <w:tc>
+          <w:tcPr>
+            <w:tcBorders>
+              <w:top w:color="1E3A5F" w:space="0" w:sz="4" w:val="single"/>
+              <w:left w:color="1E3A5F" w:space="0" w:sz="4" w:val="single"/>
+              <w:bottom w:color="1E3A5F" w:space="0" w:sz="4" w:val="single"/>
+              <w:right w:color="1E3A5F" w:space="0" w:sz="4" w:val="single"/>
+            </w:tcBorders>
+            <w:shd w:fill="ffffff" w:val="clear"/>
+            <w:tcW w:w="3119" w:type="dxa"/>
+          </w:tcPr>
+          <w:p>
+            <w:r>
+              <w:t>Dueño de la Fábrica Textil / Empleado</w:t>
+            </w:r>
+          </w:p>
+        </w:tc>
+        <w:tc>
+          <w:tcPr>
+            <w:tcBorders>
+              <w:top w:color="1E3A5F" w:space="0" w:sz="4" w:val="single"/>
+              <w:left w:color="1E3A5F" w:space="0" w:sz="4" w:val="single"/>
+              <w:bottom w:color="1E3A5F" w:space="0" w:sz="4" w:val="single"/>
+              <w:right w:color="1E3A5F" w:space="0" w:sz="4" w:val="single"/>
+            </w:tcBorders>
+            <w:shd w:fill="ffffff" w:val="clear"/>
+            <w:tcW w:w="3589" w:type="dxa"/>
+          </w:tcPr>
+          <w:p>
+            <w:r>
+              <w:t>Prueba en protoboard del Nivel 2 (sensor de pasada y relé de selección), armado de la plaqueta y pedidos para la aplicación</w:t>
             </w:r>
           </w:p>
         </w:tc>
@@ -5422,7 +5496,588 @@
           <w:bCs w:val="1"/>
           <w:rtl w:val="0"/>
         </w:rPr>
-        <w:t>Minuta - Reunión 7: Conexión final y prueba del Nivel 2 (todavía no realizada)</w:t>
+        <w:t xml:space="preserve">Minuta - Reunión 7: Prueba del Nivel 2 en protoboard y pedidos para la aplicación</w:t>
+      </w:r>
+    </w:p>
+    <w:p>
+      <w:pPr>
+        <w:rPr>
+          <w:rFonts w:ascii="IBM Plex Sans" w:cs="IBM Plex Sans" w:eastAsia="IBM Plex Sans" w:hAnsi="IBM Plex Sans"/>
+        </w:rPr>
+      </w:pPr>
+      <w:r>
+        <w:rPr>
+          <w:rFonts w:ascii="IBM Plex Sans" w:cs="IBM Plex Sans" w:eastAsia="IBM Plex Sans" w:hAnsi="IBM Plex Sans"/>
+          <w:b w:val="1"/>
+          <w:bCs w:val="1"/>
+          <w:rtl w:val="0"/>
+        </w:rPr>
+        <w:t xml:space="preserve">Prueba en protoboard del sensor de pasada y del relé de selección, armado de la plaqueta y ajustes pedidos para la aplicación.</w:t>
+      </w:r>
+    </w:p>
+    <w:tbl>
+      <w:tblPr>
+        <w:tblStyle w:val="Table5"/>
+        <w:tblW w:w="9600.0" w:type="dxa"/>
+        <w:jc w:val="left"/>
+        <w:tblInd w:w="-540.0" w:type="dxa"/>
+        <w:tblBorders>
+          <w:top w:color="000000" w:space="0" w:sz="0" w:val="nil"/>
+          <w:left w:color="000000" w:space="0" w:sz="0" w:val="nil"/>
+          <w:bottom w:color="000000" w:space="0" w:sz="0" w:val="nil"/>
+          <w:right w:color="000000" w:space="0" w:sz="0" w:val="nil"/>
+          <w:insideH w:color="000000" w:space="0" w:sz="0" w:val="nil"/>
+          <w:insideV w:color="000000" w:space="0" w:sz="0" w:val="nil"/>
+        </w:tblBorders>
+        <w:tblLayout w:type="fixed"/>
+        <w:tblLook w:val="0600"/>
+      </w:tblPr>
+      <w:tblGrid>
+        <w:gridCol w:w="2715"/>
+        <w:gridCol w:w="6885"/>
+        <w:tblGridChange w:id="0">
+          <w:tblGrid>
+            <w:gridCol w:w="2715"/>
+            <w:gridCol w:w="6885"/>
+          </w:tblGrid>
+        </w:tblGridChange>
+      </w:tblGrid>
+      <w:tr>
+        <w:trPr>
+          <w:cantSplit w:val="0"/>
+          <w:trHeight w:val="360" w:hRule="atLeast"/>
+          <w:tblHeader w:val="0"/>
+        </w:trPr>
+        <w:tc>
+          <w:tcPr>
+            <w:tcBorders>
+              <w:top w:color="1E3A5F" w:space="0" w:sz="6" w:val="single"/>
+              <w:left w:color="1E3A5F" w:space="0" w:sz="6" w:val="single"/>
+              <w:bottom w:color="1E3A5F" w:space="0" w:sz="12" w:val="single"/>
+              <w:right w:color="1E3A5F" w:space="0" w:sz="6" w:val="single"/>
+            </w:tcBorders>
+            <w:shd w:fill="1E3A5F" w:val="clear"/>
+            <w:tcMar>
+              <w:top w:w="0.0" w:type="dxa"/>
+              <w:left w:w="100.0" w:type="dxa"/>
+              <w:bottom w:w="0.0" w:type="dxa"/>
+              <w:right w:w="100.0" w:type="dxa"/>
+            </w:tcMar>
+            <w:vAlign w:val="top"/>
+          </w:tcPr>
+          <w:p>
+            <w:pPr>
+              <w:jc w:val="both"/>
+            </w:pPr>
+            <w:r/>
+            <w:r>
+              <w:rPr>
+                <w:rFonts w:ascii="IBM Plex Sans" w:hAnsi="IBM Plex Sans"/>
+              </w:rPr>
+              <w:t>Campo</w:t>
+            </w:r>
+          </w:p>
+        </w:tc>
+        <w:tc>
+          <w:tcPr>
+            <w:tcBorders>
+              <w:top w:color="1E3A5F" w:space="0" w:sz="6" w:val="single"/>
+              <w:left w:color="1E3A5F" w:space="0" w:sz="6" w:val="single"/>
+              <w:bottom w:color="1E3A5F" w:space="0" w:sz="12" w:val="single"/>
+              <w:right w:color="1E3A5F" w:space="0" w:sz="6" w:val="single"/>
+            </w:tcBorders>
+            <w:shd w:fill="1E3A5F" w:val="clear"/>
+            <w:tcMar>
+              <w:top w:w="0.0" w:type="dxa"/>
+              <w:left w:w="100.0" w:type="dxa"/>
+              <w:bottom w:w="0.0" w:type="dxa"/>
+              <w:right w:w="100.0" w:type="dxa"/>
+            </w:tcMar>
+            <w:vAlign w:val="top"/>
+          </w:tcPr>
+          <w:p>
+            <w:pPr>
+              <w:jc w:val="both"/>
+            </w:pPr>
+            <w:r/>
+            <w:r>
+              <w:rPr>
+                <w:rFonts w:ascii="IBM Plex Sans" w:hAnsi="IBM Plex Sans"/>
+              </w:rPr>
+              <w:t>Contenido</w:t>
+            </w:r>
+          </w:p>
+        </w:tc>
+      </w:tr>
+      <w:tr>
+        <w:trPr>
+          <w:cantSplit w:val="0"/>
+          <w:trHeight w:val="300" w:hRule="atLeast"/>
+          <w:tblHeader w:val="0"/>
+        </w:trPr>
+        <w:tc>
+          <w:tcPr>
+            <w:tcBorders>
+              <w:top w:color="1E3A5F" w:space="0" w:sz="12" w:val="single"/>
+              <w:left w:color="1E3A5F" w:space="0" w:sz="6" w:val="single"/>
+              <w:bottom w:color="1E3A5F" w:space="0" w:sz="6" w:val="single"/>
+              <w:right w:color="1E3A5F" w:space="0" w:sz="6" w:val="single"/>
+            </w:tcBorders>
+            <w:tcMar>
+              <w:top w:w="0.0" w:type="dxa"/>
+              <w:left w:w="100.0" w:type="dxa"/>
+              <w:bottom w:w="0.0" w:type="dxa"/>
+              <w:right w:w="100.0" w:type="dxa"/>
+            </w:tcMar>
+            <w:vAlign w:val="top"/>
+          </w:tcPr>
+          <w:p>
+            <w:pPr>
+              <w:jc w:val="both"/>
+            </w:pPr>
+            <w:r/>
+            <w:r>
+              <w:rPr>
+                <w:rFonts w:ascii="IBM Plex Sans" w:hAnsi="IBM Plex Sans"/>
+              </w:rPr>
+              <w:t>Fecha y duración</w:t>
+            </w:r>
+          </w:p>
+        </w:tc>
+        <w:tc>
+          <w:tcPr>
+            <w:tcBorders>
+              <w:top w:color="1E3A5F" w:space="0" w:sz="12" w:val="single"/>
+              <w:left w:color="1E3A5F" w:space="0" w:sz="6" w:val="single"/>
+              <w:bottom w:color="1E3A5F" w:space="0" w:sz="6" w:val="single"/>
+              <w:right w:color="1E3A5F" w:space="0" w:sz="6" w:val="single"/>
+            </w:tcBorders>
+            <w:tcMar>
+              <w:top w:w="0.0" w:type="dxa"/>
+              <w:left w:w="100.0" w:type="dxa"/>
+              <w:bottom w:w="0.0" w:type="dxa"/>
+              <w:right w:w="100.0" w:type="dxa"/>
+            </w:tcMar>
+            <w:vAlign w:val="top"/>
+          </w:tcPr>
+          <w:p>
+            <w:pPr>
+              <w:jc w:val="both"/>
+            </w:pPr>
+            <w:r>
+              <w:t xml:space="preserve">10/10/2026. Presencial, en la fábrica.</w:t>
+            </w:r>
+          </w:p>
+        </w:tc>
+      </w:tr>
+      <w:tr>
+        <w:trPr>
+          <w:cantSplit w:val="0"/>
+          <w:trHeight w:val="285" w:hRule="atLeast"/>
+          <w:tblHeader w:val="0"/>
+        </w:trPr>
+        <w:tc>
+          <w:tcPr>
+            <w:tcBorders>
+              <w:top w:color="1E3A5F" w:space="0" w:sz="6" w:val="single"/>
+              <w:left w:color="1E3A5F" w:space="0" w:sz="6" w:val="single"/>
+              <w:bottom w:color="1E3A5F" w:space="0" w:sz="6" w:val="single"/>
+              <w:right w:color="1E3A5F" w:space="0" w:sz="6" w:val="single"/>
+            </w:tcBorders>
+            <w:tcMar>
+              <w:top w:w="0.0" w:type="dxa"/>
+              <w:left w:w="100.0" w:type="dxa"/>
+              <w:bottom w:w="0.0" w:type="dxa"/>
+              <w:right w:w="100.0" w:type="dxa"/>
+            </w:tcMar>
+            <w:vAlign w:val="top"/>
+          </w:tcPr>
+          <w:p>
+            <w:pPr>
+              <w:jc w:val="both"/>
+            </w:pPr>
+            <w:r/>
+            <w:r>
+              <w:rPr>
+                <w:rFonts w:ascii="IBM Plex Sans" w:hAnsi="IBM Plex Sans"/>
+              </w:rPr>
+              <w:t>Participantes</w:t>
+            </w:r>
+          </w:p>
+        </w:tc>
+        <w:tc>
+          <w:tcPr>
+            <w:tcBorders>
+              <w:top w:color="1E3A5F" w:space="0" w:sz="6" w:val="single"/>
+              <w:left w:color="1E3A5F" w:space="0" w:sz="6" w:val="single"/>
+              <w:bottom w:color="1E3A5F" w:space="0" w:sz="6" w:val="single"/>
+              <w:right w:color="1E3A5F" w:space="0" w:sz="6" w:val="single"/>
+            </w:tcBorders>
+            <w:tcMar>
+              <w:top w:w="0.0" w:type="dxa"/>
+              <w:left w:w="100.0" w:type="dxa"/>
+              <w:bottom w:w="0.0" w:type="dxa"/>
+              <w:right w:w="100.0" w:type="dxa"/>
+            </w:tcMar>
+            <w:vAlign w:val="top"/>
+          </w:tcPr>
+          <w:p>
+            <w:pPr>
+              <w:jc w:val="both"/>
+            </w:pPr>
+            <w:r>
+              <w:t>Equipo de Desarrollo, Dueño de la Fábrica Textil y Empleado.</w:t>
+            </w:r>
+          </w:p>
+        </w:tc>
+      </w:tr>
+      <w:tr>
+        <w:trPr>
+          <w:cantSplit w:val="0"/>
+          <w:trHeight w:val="825" w:hRule="atLeast"/>
+          <w:tblHeader w:val="0"/>
+        </w:trPr>
+        <w:tc>
+          <w:tcPr>
+            <w:tcBorders>
+              <w:top w:color="1E3A5F" w:space="0" w:sz="6" w:val="single"/>
+              <w:left w:color="1E3A5F" w:space="0" w:sz="6" w:val="single"/>
+              <w:bottom w:color="1E3A5F" w:space="0" w:sz="6" w:val="single"/>
+              <w:right w:color="1E3A5F" w:space="0" w:sz="6" w:val="single"/>
+            </w:tcBorders>
+            <w:tcMar>
+              <w:top w:w="0.0" w:type="dxa"/>
+              <w:left w:w="100.0" w:type="dxa"/>
+              <w:bottom w:w="0.0" w:type="dxa"/>
+              <w:right w:w="100.0" w:type="dxa"/>
+            </w:tcMar>
+            <w:vAlign w:val="top"/>
+          </w:tcPr>
+          <w:p>
+            <w:pPr>
+              <w:jc w:val="both"/>
+            </w:pPr>
+            <w:r/>
+            <w:r>
+              <w:rPr>
+                <w:rFonts w:ascii="IBM Plex Sans" w:hAnsi="IBM Plex Sans"/>
+              </w:rPr>
+              <w:t>Objetivo de la reunión</w:t>
+            </w:r>
+          </w:p>
+        </w:tc>
+        <w:tc>
+          <w:tcPr>
+            <w:tcBorders>
+              <w:top w:color="1E3A5F" w:space="0" w:sz="6" w:val="single"/>
+              <w:left w:color="1E3A5F" w:space="0" w:sz="6" w:val="single"/>
+              <w:bottom w:color="1E3A5F" w:space="0" w:sz="6" w:val="single"/>
+              <w:right w:color="1E3A5F" w:space="0" w:sz="6" w:val="single"/>
+            </w:tcBorders>
+            <w:tcMar>
+              <w:top w:w="0.0" w:type="dxa"/>
+              <w:left w:w="100.0" w:type="dxa"/>
+              <w:bottom w:w="0.0" w:type="dxa"/>
+              <w:right w:w="100.0" w:type="dxa"/>
+            </w:tcMar>
+            <w:vAlign w:val="top"/>
+          </w:tcPr>
+          <w:p>
+            <w:pPr>
+              <w:jc w:val="both"/>
+            </w:pPr>
+            <w:r>
+              <w:t xml:space="preserve">Probar el Nivel 2 armado en protoboard (sensor de pasada y relé de selección LCA110 con el ESP32) y relevar los ajustes que necesita la aplicación para el uso diario.</w:t>
+            </w:r>
+          </w:p>
+        </w:tc>
+      </w:tr>
+      <w:tr>
+        <w:trPr>
+          <w:cantSplit w:val="0"/>
+          <w:trHeight w:val="4065" w:hRule="atLeast"/>
+          <w:tblHeader w:val="0"/>
+        </w:trPr>
+        <w:tc>
+          <w:tcPr>
+            <w:tcBorders>
+              <w:top w:color="1E3A5F" w:space="0" w:sz="6" w:val="single"/>
+              <w:left w:color="1E3A5F" w:space="0" w:sz="6" w:val="single"/>
+              <w:bottom w:color="1E3A5F" w:space="0" w:sz="6" w:val="single"/>
+              <w:right w:color="1E3A5F" w:space="0" w:sz="6" w:val="single"/>
+            </w:tcBorders>
+            <w:tcMar>
+              <w:top w:w="0.0" w:type="dxa"/>
+              <w:left w:w="100.0" w:type="dxa"/>
+              <w:bottom w:w="0.0" w:type="dxa"/>
+              <w:right w:w="100.0" w:type="dxa"/>
+            </w:tcMar>
+            <w:vAlign w:val="top"/>
+          </w:tcPr>
+          <w:p>
+            <w:pPr>
+              <w:jc w:val="both"/>
+            </w:pPr>
+            <w:r/>
+            <w:r>
+              <w:rPr>
+                <w:rFonts w:ascii="IBM Plex Sans" w:hAnsi="IBM Plex Sans"/>
+              </w:rPr>
+              <w:t>Temas tratados</w:t>
+            </w:r>
+          </w:p>
+        </w:tc>
+        <w:tc>
+          <w:tcPr>
+            <w:tcBorders>
+              <w:top w:color="1E3A5F" w:space="0" w:sz="6" w:val="single"/>
+              <w:left w:color="1E3A5F" w:space="0" w:sz="6" w:val="single"/>
+              <w:bottom w:color="1E3A5F" w:space="0" w:sz="6" w:val="single"/>
+              <w:right w:color="1E3A5F" w:space="0" w:sz="6" w:val="single"/>
+            </w:tcBorders>
+            <w:tcMar>
+              <w:top w:w="0.0" w:type="dxa"/>
+              <w:left w:w="100.0" w:type="dxa"/>
+              <w:bottom w:w="0.0" w:type="dxa"/>
+              <w:right w:w="100.0" w:type="dxa"/>
+            </w:tcMar>
+            <w:vAlign w:val="top"/>
+          </w:tcPr>
+          <w:p>
+            <w:pPr>
+              <w:jc w:val="both"/>
+            </w:pPr>
+            <w:r>
+              <w:t xml:space="preserve">1. Prueba en protoboard del sensor de pasada y del relé de selección.</w:t>
+            </w:r>
+          </w:p>
+          <w:p>
+            <w:pPr>
+              <w:jc w:val="both"/>
+            </w:pPr>
+            <w:r>
+              <w:t xml:space="preserve">2. Armado de la plaqueta para la prueba definitiva.</w:t>
+            </w:r>
+          </w:p>
+          <w:p>
+            <w:pPr>
+              <w:jc w:val="both"/>
+            </w:pPr>
+            <w:r>
+              <w:t xml:space="preserve">3. Datos del hilado y de los metros que faltan en la ficha técnica.</w:t>
+            </w:r>
+          </w:p>
+          <w:p>
+            <w:pPr>
+              <w:jc w:val="both"/>
+            </w:pPr>
+            <w:r>
+              <w:t xml:space="preserve">4. Cómo se cargan los dibujos: una bobina por pasada y secuencias intercaladas.</w:t>
+            </w:r>
+          </w:p>
+          <w:p>
+            <w:pPr>
+              <w:jc w:val="both"/>
+            </w:pPr>
+            <w:r>
+              <w:t xml:space="preserve">5. Uso de la página desde el celular.</w:t>
+            </w:r>
+          </w:p>
+        </w:tc>
+      </w:tr>
+      <w:tr>
+        <w:trPr>
+          <w:cantSplit w:val="0"/>
+          <w:trHeight w:val="3028.4765625" w:hRule="atLeast"/>
+          <w:tblHeader w:val="0"/>
+        </w:trPr>
+        <w:tc>
+          <w:tcPr>
+            <w:tcBorders>
+              <w:top w:color="1E3A5F" w:space="0" w:sz="6" w:val="single"/>
+              <w:left w:color="1E3A5F" w:space="0" w:sz="6" w:val="single"/>
+              <w:bottom w:color="1E3A5F" w:space="0" w:sz="6" w:val="single"/>
+              <w:right w:color="1E3A5F" w:space="0" w:sz="6" w:val="single"/>
+            </w:tcBorders>
+            <w:tcMar>
+              <w:top w:w="0.0" w:type="dxa"/>
+              <w:left w:w="100.0" w:type="dxa"/>
+              <w:bottom w:w="0.0" w:type="dxa"/>
+              <w:right w:w="100.0" w:type="dxa"/>
+            </w:tcMar>
+            <w:vAlign w:val="top"/>
+          </w:tcPr>
+          <w:p>
+            <w:pPr>
+              <w:jc w:val="both"/>
+            </w:pPr>
+            <w:r/>
+            <w:r>
+              <w:rPr>
+                <w:rFonts w:ascii="IBM Plex Sans" w:hAnsi="IBM Plex Sans"/>
+              </w:rPr>
+              <w:t>Decisiones y acuerdos</w:t>
+            </w:r>
+          </w:p>
+        </w:tc>
+        <w:tc>
+          <w:tcPr>
+            <w:tcBorders>
+              <w:top w:color="1E3A5F" w:space="0" w:sz="6" w:val="single"/>
+              <w:left w:color="1E3A5F" w:space="0" w:sz="6" w:val="single"/>
+              <w:bottom w:color="1E3A5F" w:space="0" w:sz="6" w:val="single"/>
+              <w:right w:color="1E3A5F" w:space="0" w:sz="6" w:val="single"/>
+            </w:tcBorders>
+            <w:tcMar>
+              <w:top w:w="0.0" w:type="dxa"/>
+              <w:left w:w="100.0" w:type="dxa"/>
+              <w:bottom w:w="0.0" w:type="dxa"/>
+              <w:right w:w="100.0" w:type="dxa"/>
+            </w:tcMar>
+            <w:vAlign w:val="top"/>
+          </w:tcPr>
+          <w:p>
+            <w:pPr>
+              <w:jc w:val="both"/>
+            </w:pPr>
+            <w:r>
+              <w:t xml:space="preserve">- Se probó todo el circuito del Nivel 2 en protoboard y funcionó.</w:t>
+            </w:r>
+          </w:p>
+          <w:p>
+            <w:pPr>
+              <w:jc w:val="both"/>
+            </w:pPr>
+            <w:r>
+              <w:t xml:space="preserve">- Se está haciendo la plaqueta para probar todo de manera correcta. A la lista de componentes se suman otra plaqueta y tiras de pines: 19 de 2 pines, 4 de 6, 6 de 5 y 2 de 8.</w:t>
+            </w:r>
+          </w:p>
+          <w:p>
+            <w:pPr>
+              <w:jc w:val="both"/>
+            </w:pPr>
+            <w:r>
+              <w:t xml:space="preserve">- En cada pasada se inserta una sola trama, así que cada fila del dibujo lleva una sola bobina. La aplicación lo controla.</w:t>
+            </w:r>
+          </w:p>
+          <w:p>
+            <w:pPr>
+              <w:jc w:val="both"/>
+            </w:pPr>
+            <w:r>
+              <w:t xml:space="preserve">- Hay que poder intercalar bobinas, por ejemplo una pasada de la bobina 1, una de la 3 y una de la 2, repetidas hasta completar 120 pasadas. Se agrega la herramienta Intercalar.</w:t>
+            </w:r>
+          </w:p>
+          <w:p>
+            <w:pPr>
+              <w:jc w:val="both"/>
+            </w:pPr>
+            <w:r>
+              <w:t xml:space="preserve">- Se carga el peso del hilado y los metros de tela que alcanza a tejer. La ficha en PDF muestra el hilado usado y el que queda, y los metros que faltan; deja de mostrar las vueltas completas.</w:t>
+            </w:r>
+          </w:p>
+          <w:p>
+            <w:pPr>
+              <w:jc w:val="both"/>
+            </w:pPr>
+            <w:r>
+              <w:t xml:space="preserve">- En el celular, el teclado se cerraba cada vez que se cargaban las pasadas de una fila. Se corrigió.</w:t>
+            </w:r>
+          </w:p>
+        </w:tc>
+      </w:tr>
+      <w:tr>
+        <w:trPr>
+          <w:cantSplit w:val="0"/>
+          <w:trHeight w:val="1905" w:hRule="atLeast"/>
+          <w:tblHeader w:val="0"/>
+        </w:trPr>
+        <w:tc>
+          <w:tcPr>
+            <w:tcBorders>
+              <w:top w:color="1E3A5F" w:space="0" w:sz="6" w:val="single"/>
+              <w:left w:color="1E3A5F" w:space="0" w:sz="6" w:val="single"/>
+              <w:bottom w:color="1E3A5F" w:space="0" w:sz="6" w:val="single"/>
+              <w:right w:color="1E3A5F" w:space="0" w:sz="6" w:val="single"/>
+            </w:tcBorders>
+            <w:tcMar>
+              <w:top w:w="0.0" w:type="dxa"/>
+              <w:left w:w="100.0" w:type="dxa"/>
+              <w:bottom w:w="0.0" w:type="dxa"/>
+              <w:right w:w="100.0" w:type="dxa"/>
+            </w:tcMar>
+            <w:vAlign w:val="top"/>
+          </w:tcPr>
+          <w:p>
+            <w:pPr>
+              <w:jc w:val="both"/>
+            </w:pPr>
+            <w:r/>
+            <w:r>
+              <w:rPr>
+                <w:rFonts w:ascii="IBM Plex Sans" w:hAnsi="IBM Plex Sans"/>
+              </w:rPr>
+              <w:t>Próximos pasos y responsables</w:t>
+            </w:r>
+          </w:p>
+        </w:tc>
+        <w:tc>
+          <w:tcPr>
+            <w:tcBorders>
+              <w:top w:color="1E3A5F" w:space="0" w:sz="6" w:val="single"/>
+              <w:left w:color="1E3A5F" w:space="0" w:sz="6" w:val="single"/>
+              <w:bottom w:color="1E3A5F" w:space="0" w:sz="6" w:val="single"/>
+              <w:right w:color="1E3A5F" w:space="0" w:sz="6" w:val="single"/>
+            </w:tcBorders>
+            <w:tcMar>
+              <w:top w:w="0.0" w:type="dxa"/>
+              <w:left w:w="100.0" w:type="dxa"/>
+              <w:bottom w:w="0.0" w:type="dxa"/>
+              <w:right w:w="100.0" w:type="dxa"/>
+            </w:tcMar>
+            <w:vAlign w:val="top"/>
+          </w:tcPr>
+          <w:p>
+            <w:pPr>
+              <w:jc w:val="both"/>
+            </w:pPr>
+            <w:r>
+              <w:t xml:space="preserve">Terminar la plaqueta, conectarla en el telar y hacer la prueba final del Nivel 2.</w:t>
+            </w:r>
+          </w:p>
+        </w:tc>
+      </w:tr>
+    </w:tbl>
+    <w:p>
+      <w:pPr>
+        <w:widowControl w:val="0"/>
+        <w:spacing w:after="0" w:line="276" w:lineRule="auto"/>
+        <w:rPr>
+          <w:rFonts w:ascii="IBM Plex Sans" w:cs="IBM Plex Sans" w:eastAsia="IBM Plex Sans" w:hAnsi="IBM Plex Sans"/>
+        </w:rPr>
+      </w:pPr>
+      <w:r>
+        <w:rPr>
+          <w:rtl w:val="0"/>
+        </w:rPr>
+      </w:r>
+    </w:p>
+    <w:p>
+      <w:pPr>
+        <w:rPr>
+          <w:rFonts w:ascii="IBM Plex Sans" w:cs="IBM Plex Sans" w:eastAsia="IBM Plex Sans" w:hAnsi="IBM Plex Sans"/>
+          <w:b w:val="1"/>
+          <w:bCs w:val="1"/>
+        </w:rPr>
+      </w:pPr>
+      <w:r>
+        <w:rPr>
+          <w:rFonts w:ascii="IBM Plex Sans" w:cs="IBM Plex Sans" w:eastAsia="IBM Plex Sans" w:hAnsi="IBM Plex Sans"/>
+          <w:b w:val="1"/>
+          <w:bCs w:val="1"/>
+          <w:rtl w:val="0"/>
+        </w:rPr>
+        <w:t>Minuta - Reunión 8: Conexión final y prueba del Nivel 2 (todavía no realizada)</w:t>
       </w:r>
     </w:p>
     <w:p>

--- a/documentacion_proyecto/Registro de Entrevistas.docx
+++ b/documentacion_proyecto/Registro de Entrevistas.docx
@@ -327,7 +327,7 @@
                 <w:rFonts w:ascii="IBM Plex Sans" w:cs="IBM Plex Sans" w:eastAsia="IBM Plex Sans" w:hAnsi="IBM Plex Sans"/>
                 <w:rtl w:val="0"/>
               </w:rPr>
-              <w:t xml:space="preserve"> Extraer conceptos, ideas y necesidades de planta para definir cómo debería ser el prototipo del panel de control web.</w:t>
+              <w:t xml:space="preserve"> extraer conceptos, ideas y necesidades de la fábrica para definir cómo debería ser el prototipo del panel de control web.</w:t>
             </w:r>
           </w:p>
         </w:tc>
@@ -449,7 +449,7 @@
                 <w:rFonts w:ascii="IBM Plex Sans" w:cs="IBM Plex Sans" w:eastAsia="IBM Plex Sans" w:hAnsi="IBM Plex Sans"/>
                 <w:rtl w:val="0"/>
               </w:rPr>
-              <w:t xml:space="preserve"> Presentación del prototipo de alta fidelidad para la matriz de patrones y obtención de feedback directo del cliente.</w:t>
+              <w:t xml:space="preserve"> presentación del prototipo de alta fidelidad para la matriz de patrones y obtención de feedback directo del cliente.</w:t>
             </w:r>
           </w:p>
         </w:tc>
@@ -560,7 +560,7 @@
                 <w:rFonts w:ascii="IBM Plex Sans" w:cs="IBM Plex Sans" w:eastAsia="IBM Plex Sans" w:hAnsi="IBM Plex Sans"/>
                 <w:rtl w:val="0"/>
               </w:rPr>
-              <w:t xml:space="preserve">Relevamiento técnico del telar real: modelo, botonera y tensión eléctrica</w:t>
+              <w:t xml:space="preserve">Relevamiento técnico del telar real: modelo, botonera y tensión eléctrica.</w:t>
             </w:r>
           </w:p>
         </w:tc>
@@ -734,7 +734,7 @@
           </w:tcPr>
           <w:p>
             <w:r>
-              <w:t>Montaje del soporte del sensor inductivo y definición de las conexiones pendientes</w:t>
+              <w:t>Montaje del soporte del sensor inductivo y definición de las conexiones pendientes.</w:t>
             </w:r>
           </w:p>
         </w:tc>
@@ -808,7 +808,7 @@
           </w:tcPr>
           <w:p>
             <w:r>
-              <w:t>Conexión completa del Nivel 1 y prueba de su funcionamiento en el telar</w:t>
+              <w:t>Conexión completa del Nivel 1 y prueba de su funcionamiento en el telar.</w:t>
             </w:r>
           </w:p>
         </w:tc>
@@ -882,7 +882,7 @@
           </w:tcPr>
           <w:p>
             <w:r>
-              <w:t>Prueba en protoboard del Nivel 2 (sensor de pasada y relé de selección), armado de la plaqueta y pedidos para la aplicación</w:t>
+              <w:t>Prueba en protoboard del Nivel 2 (sensor de pasada y relé de selección), armado de la plaqueta y pedidos para la aplicación.</w:t>
             </w:r>
           </w:p>
         </w:tc>
@@ -956,7 +956,7 @@
           </w:tcPr>
           <w:p>
             <w:r>
-              <w:t>Conexión final del Nivel 2 y período de prueba en funcionamiento (todavía no realizada)</w:t>
+              <w:t>Conexión final del Nivel 2 y período de prueba en funcionamiento (todavía no realizada).</w:t>
             </w:r>
           </w:p>
         </w:tc>
@@ -1008,7 +1008,7 @@
           <w:bCs w:val="1"/>
           <w:rtl w:val="0"/>
         </w:rPr>
-        <w:t xml:space="preserve">Entremedio hubieron otras comunicaciones con el Dueño y el Empleado para validar el proceso de la creación del FrontEnd/MockUp de la página. Hubieron alrededor de 2 a 3 encuentros virtuales en la que se detallaron cambios mínimos. </w:t>
+        <w:t xml:space="preserve">Entremedio hubo otras comunicaciones con el Dueño y el Empleado para validar el proceso de la creación del FrontEnd/MockUp de la página: alrededor de 2 a 3 encuentros virtuales en los que se detallaron cambios mínimos. </w:t>
       </w:r>
     </w:p>
     <w:p>
@@ -2952,7 +2952,7 @@
           <w:bCs w:val="1"/>
           <w:rtl w:val="0"/>
         </w:rPr>
-        <w:t xml:space="preserve">Minuta - Reunión 3: Costos y modelos</w:t>
+        <w:t xml:space="preserve">Minuta - Reunión 3: Relevamiento técnico del telar real</w:t>
       </w:r>
     </w:p>
     <w:p>
@@ -3497,7 +3497,7 @@
                 <w:rFonts w:ascii="IBM Plex Sans" w:cs="IBM Plex Sans" w:eastAsia="IBM Plex Sans" w:hAnsi="IBM Plex Sans"/>
                 <w:rtl w:val="0"/>
               </w:rPr>
-              <w:t xml:space="preserve">1. Identificación del modelo real del telar mediante su placa de datos: Vamatex C201, matrícula 1104, revisado en 1989.</w:t>
+              <w:t xml:space="preserve">1. Identificación del modelo real del telar mediante su placa de datos: Vamatex C 201, matrícula 1104, revisado en 1989.</w:t>
               <w:br w:type="textWrapping"/>
               <w:t xml:space="preserve"> 2. Relevamiento fotográfico completo de la botonera: 5 pulsadores (Avviamento/Marcha, Stop/Pausa, Marcia Discontinua/Impulso, Avanti/Avanzar, Indietro/Retroceder).</w:t>
               <w:br w:type="textWrapping"/>
@@ -3749,7 +3749,7 @@
                 <w:rFonts w:ascii="IBM Plex Sans" w:cs="IBM Plex Sans" w:eastAsia="IBM Plex Sans" w:hAnsi="IBM Plex Sans"/>
                 <w:rtl w:val="0"/>
               </w:rPr>
-              <w:t xml:space="preserve">Antes de eso es comprar los componentes finales para pasar todo al telar.</w:t>
+              <w:t xml:space="preserve">Antes de eso, comprar los componentes finales para pasar todo al telar.</w:t>
             </w:r>
           </w:p>
           <w:p>
@@ -3765,7 +3765,7 @@
                 <w:rFonts w:ascii="IBM Plex Sans" w:cs="IBM Plex Sans" w:eastAsia="IBM Plex Sans" w:hAnsi="IBM Plex Sans"/>
                 <w:rtl w:val="0"/>
               </w:rPr>
-              <w:t xml:space="preserve">Ir viendo el pasar todo a una plaqueta y para eso se necesita la ayuda del partner de electrónica y realizar el circuito en Proteus.</w:t>
+              <w:t xml:space="preserve">Ir viendo cómo pasar todo a una plaqueta; para eso se necesita la ayuda del partner de electrónica y realizar el circuito en Proteus.</w:t>
             </w:r>
           </w:p>
         </w:tc>

--- a/documentacion_proyecto/Registro de Entrevistas.docx
+++ b/documentacion_proyecto/Registro de Entrevistas.docx
@@ -3453,18 +3453,11 @@
             <w:r>
               <w:rPr>
                 <w:rFonts w:ascii="IBM Plex Sans" w:cs="IBM Plex Sans" w:eastAsia="IBM Plex Sans" w:hAnsi="IBM Plex Sans"/>
-                <w:rtl w:val="0"/>
-              </w:rPr>
-              <w:br w:type="textWrapping"/>
-            </w:r>
-            <w:r>
-              <w:rPr>
-                <w:rFonts w:ascii="IBM Plex Sans" w:cs="IBM Plex Sans" w:eastAsia="IBM Plex Sans" w:hAnsi="IBM Plex Sans"/>
                 <w:b w:val="1"/>
                 <w:bCs w:val="1"/>
                 <w:rtl w:val="0"/>
               </w:rPr>
-              <w:t xml:space="preserve"> Temas tratados</w:t>
+              <w:t xml:space="preserve">Temas tratados</w:t>
             </w:r>
           </w:p>
         </w:tc>
@@ -3499,15 +3492,15 @@
               </w:rPr>
               <w:t xml:space="preserve">1. Identificación del modelo real del telar mediante su placa de datos: Vamatex C 201, matrícula 1104, revisado en 1989.</w:t>
               <w:br w:type="textWrapping"/>
-              <w:t xml:space="preserve"> 2. Relevamiento fotográfico completo de la botonera: 5 pulsadores (Avviamento/Marcha, Stop/Pausa, Marcia Discontinua/Impulso, Avanti/Avanzar, Indietro/Retroceder).</w:t>
+              <w:t xml:space="preserve">2. Relevamiento fotográfico completo de la botonera: 5 pulsadores (Avviamento/Marcha, Stop/Pausa, Marcia Discontinua/Impulso, Avanti/Avanzar, Indietro/Retroceder).</w:t>
               <w:br w:type="textWrapping"/>
-              <w:t xml:space="preserve"> 3. Medición de tensión en la botonera: confirmado 24V AC (no DC).</w:t>
+              <w:t xml:space="preserve">3. Medición de tensión en la botonera: confirmado 24V AC (no DC).</w:t>
               <w:br w:type="textWrapping"/>
-              <w:t xml:space="preserve"> 4. Confirmación del máximo de matrices/marcos que el telar puede ejecutar en simultáneo: 8 (no 20, como sugerían avisos de venta de otras unidades).</w:t>
+              <w:t xml:space="preserve">4. Confirmación del máximo de matrices/marcos que el telar puede ejecutar en simultáneo: 8 (no 20, como sugerían avisos de venta de otras unidades).</w:t>
               <w:br w:type="textWrapping"/>
-              <w:t xml:space="preserve"> 5. El dueño de la fábrica propuso usar electroválvulas para diferenciar entre dibujos y matrices.</w:t>
+              <w:t xml:space="preserve">5. El dueño de la fábrica propuso usar electroválvulas para diferenciar entre dibujos y matrices.</w:t>
               <w:br w:type="textWrapping"/>
-              <w:t xml:space="preserve"> 6. Consulta sobre reutilizar el sensor óptico que ya lee la cinta de papel perforada, en vez de comprar un sensor inductivo nuevo para el Bloque C.</w:t>
+              <w:t xml:space="preserve">6. Consulta sobre reutilizar el sensor óptico que ya lee la cinta de papel perforada, en vez de comprar un sensor inductivo nuevo para el Bloque C.</w:t>
             </w:r>
           </w:p>
         </w:tc>
@@ -3570,7 +3563,7 @@
                 <w:bCs w:val="1"/>
                 <w:rtl w:val="0"/>
               </w:rPr>
-              <w:t xml:space="preserve"> Decisiones y acuerdos</w:t>
+              <w:t xml:space="preserve">Decisiones y acuerdos</w:t>
             </w:r>
           </w:p>
         </w:tc>
@@ -3605,7 +3598,7 @@
               </w:rPr>
               <w:t xml:space="preserve">- Se confirma el alcance del Bloque A en 3 relés activos (Marcha, Pausa, Retroceder). Avanzar e Impulso quedan como funciones manuales del operario, sin control remoto por el momento.</w:t>
               <w:br w:type="textWrapping"/>
-              <w:t xml:space="preserve"> - Se descarta la vía electroválvulas para el Bloque D, por lo que se mantiene el diseño original con solenoides electromagnéticos.</w:t>
+              <w:t xml:space="preserve">- Se descarta la vía electroválvulas para el Bloque D, por lo que se mantiene el diseño original con solenoides electromagnéticos.</w:t>
             </w:r>
           </w:p>
           <w:p>

--- a/documentacion_proyecto/Registro de Entrevistas.docx
+++ b/documentacion_proyecto/Registro de Entrevistas.docx
@@ -4,7 +4,7 @@
   <w:body>
     <w:p>
       <w:pPr>
-        <w:keepNext w:val="0"/>
+        <w:keepNext/>
         <w:keepLines w:val="0"/>
         <w:pageBreakBefore w:val="0"/>
         <w:widowControl w:val="1"/>
@@ -57,7 +57,7 @@
     </w:p>
     <w:p>
       <w:pPr>
-        <w:keepNext w:val="0"/>
+        <w:keepNext/>
         <w:keepLines w:val="0"/>
         <w:pageBreakBefore w:val="0"/>
         <w:widowControl w:val="1"/>
@@ -119,8 +119,8 @@
       </w:tblGrid>
       <w:tr>
         <w:trPr>
-          <w:cantSplit w:val="0"/>
-          <w:tblHeader w:val="0"/>
+          <w:cantSplit/>
+          <w:tblHeader/>
         </w:trPr>
         <w:tc>
           <w:tcPr>
@@ -231,6 +231,363 @@
                 <w:rtl w:val="0"/>
               </w:rPr>
               <w:t xml:space="preserve">Modalidad</w:t>
+            </w:r>
+          </w:p>
+        </w:tc>
+      </w:tr>
+      <w:tr>
+        <w:trPr>
+          <w:cantSplit/>
+          <w:tblHeader w:val="0"/>
+        </w:trPr>
+        <w:tc>
+          <w:tcPr>
+            <w:tcBorders>
+              <w:top w:color="1E3A5F" w:space="0" w:sz="4" w:val="single"/>
+              <w:left w:color="1E3A5F" w:space="0" w:sz="4" w:val="single"/>
+              <w:bottom w:color="1E3A5F" w:space="0" w:sz="4" w:val="single"/>
+              <w:right w:color="1E3A5F" w:space="0" w:sz="4" w:val="single"/>
+            </w:tcBorders>
+            <w:shd w:fill="ffffff" w:val="clear"/>
+            <w:tcW w:w="1940" w:type="dxa"/>
+          </w:tcPr>
+          <w:p>
+            <w:pPr>
+              <w:spacing w:after="160" w:line="278.00000000000006" w:lineRule="auto"/>
+              <w:jc w:val="center"/>
+              <w:rPr>
+                <w:rFonts w:ascii="IBM Plex Sans" w:cs="IBM Plex Sans" w:eastAsia="IBM Plex Sans" w:hAnsi="IBM Plex Sans"/>
+              </w:rPr>
+            </w:pPr>
+            <w:r>
+              <w:rPr>
+                <w:rFonts w:ascii="IBM Plex Sans" w:cs="IBM Plex Sans" w:eastAsia="IBM Plex Sans" w:hAnsi="IBM Plex Sans"/>
+                <w:rtl w:val="0"/>
+              </w:rPr>
+              <w:t xml:space="preserve">12/05/2026</w:t>
+            </w:r>
+          </w:p>
+        </w:tc>
+        <w:tc>
+          <w:tcPr>
+            <w:tcBorders>
+              <w:top w:color="1E3A5F" w:space="0" w:sz="4" w:val="single"/>
+              <w:left w:color="1E3A5F" w:space="0" w:sz="4" w:val="single"/>
+              <w:bottom w:color="1E3A5F" w:space="0" w:sz="4" w:val="single"/>
+              <w:right w:color="1E3A5F" w:space="0" w:sz="4" w:val="single"/>
+            </w:tcBorders>
+            <w:shd w:fill="ffffff" w:val="clear"/>
+            <w:tcW w:w="3119" w:type="dxa"/>
+          </w:tcPr>
+          <w:p>
+            <w:pPr>
+              <w:spacing w:after="160" w:line="278.00000000000006" w:lineRule="auto"/>
+              <w:rPr>
+                <w:rFonts w:ascii="IBM Plex Sans" w:cs="IBM Plex Sans" w:eastAsia="IBM Plex Sans" w:hAnsi="IBM Plex Sans"/>
+              </w:rPr>
+            </w:pPr>
+            <w:r>
+              <w:rPr>
+                <w:rFonts w:ascii="IBM Plex Sans" w:cs="IBM Plex Sans" w:eastAsia="IBM Plex Sans" w:hAnsi="IBM Plex Sans"/>
+                <w:rtl w:val="0"/>
+              </w:rPr>
+              <w:t xml:space="preserve">Dueño de la Fábrica Textil / Empleado</w:t>
+            </w:r>
+          </w:p>
+        </w:tc>
+        <w:tc>
+          <w:tcPr>
+            <w:tcBorders>
+              <w:top w:color="1E3A5F" w:space="0" w:sz="4" w:val="single"/>
+              <w:left w:color="1E3A5F" w:space="0" w:sz="4" w:val="single"/>
+              <w:bottom w:color="1E3A5F" w:space="0" w:sz="4" w:val="single"/>
+              <w:right w:color="1E3A5F" w:space="0" w:sz="4" w:val="single"/>
+            </w:tcBorders>
+            <w:shd w:fill="ffffff" w:val="clear"/>
+            <w:tcW w:w="3589" w:type="dxa"/>
+          </w:tcPr>
+          <w:p>
+            <w:pPr>
+              <w:spacing w:after="160" w:line="278.00000000000006" w:lineRule="auto"/>
+              <w:rPr>
+                <w:rFonts w:ascii="IBM Plex Sans" w:cs="IBM Plex Sans" w:eastAsia="IBM Plex Sans" w:hAnsi="IBM Plex Sans"/>
+              </w:rPr>
+            </w:pPr>
+            <w:r>
+              <w:rPr>
+                <w:rFonts w:ascii="IBM Plex Sans" w:cs="IBM Plex Sans" w:eastAsia="IBM Plex Sans" w:hAnsi="IBM Plex Sans"/>
+                <w:b w:val="1"/>
+                <w:bCs w:val="1"/>
+                <w:rtl w:val="0"/>
+              </w:rPr>
+              <w:t xml:space="preserve">Relevamiento inicial del Diseño UX/UI:</w:t>
+            </w:r>
+            <w:r>
+              <w:rPr>
+                <w:rFonts w:ascii="IBM Plex Sans" w:cs="IBM Plex Sans" w:eastAsia="IBM Plex Sans" w:hAnsi="IBM Plex Sans"/>
+                <w:rtl w:val="0"/>
+              </w:rPr>
+              <w:t xml:space="preserve"> extraer conceptos, ideas y necesidades de la fábrica para definir cómo debería ser el prototipo del panel de control web.</w:t>
+            </w:r>
+          </w:p>
+        </w:tc>
+        <w:tc>
+          <w:tcPr>
+            <w:tcBorders>
+              <w:top w:color="1E3A5F" w:space="0" w:sz="4" w:val="single"/>
+              <w:left w:color="1E3A5F" w:space="0" w:sz="4" w:val="single"/>
+              <w:bottom w:color="1E3A5F" w:space="0" w:sz="4" w:val="single"/>
+              <w:right w:color="1E3A5F" w:space="0" w:sz="4" w:val="single"/>
+            </w:tcBorders>
+            <w:shd w:fill="ffffff" w:val="clear"/>
+            <w:tcW w:w="1701" w:type="dxa"/>
+          </w:tcPr>
+          <w:p>
+            <w:pPr>
+              <w:spacing w:after="160" w:line="278.00000000000006" w:lineRule="auto"/>
+              <w:jc w:val="center"/>
+              <w:rPr>
+                <w:rFonts w:ascii="IBM Plex Sans" w:cs="IBM Plex Sans" w:eastAsia="IBM Plex Sans" w:hAnsi="IBM Plex Sans"/>
+              </w:rPr>
+            </w:pPr>
+            <w:r>
+              <w:rPr>
+                <w:rFonts w:ascii="IBM Plex Sans" w:cs="IBM Plex Sans" w:eastAsia="IBM Plex Sans" w:hAnsi="IBM Plex Sans"/>
+                <w:rtl w:val="0"/>
+              </w:rPr>
+              <w:t xml:space="preserve">Presencial</w:t>
+            </w:r>
+          </w:p>
+        </w:tc>
+      </w:tr>
+      <w:tr>
+        <w:trPr>
+          <w:cantSplit/>
+          <w:tblHeader w:val="0"/>
+        </w:trPr>
+        <w:tc>
+          <w:tcPr>
+            <w:tcBorders>
+              <w:top w:color="1E3A5F" w:space="0" w:sz="4" w:val="single"/>
+              <w:left w:color="1E3A5F" w:space="0" w:sz="4" w:val="single"/>
+              <w:bottom w:color="1E3A5F" w:space="0" w:sz="4" w:val="single"/>
+              <w:right w:color="1E3A5F" w:space="0" w:sz="4" w:val="single"/>
+            </w:tcBorders>
+            <w:tcW w:w="1940" w:type="dxa"/>
+          </w:tcPr>
+          <w:p>
+            <w:pPr>
+              <w:spacing w:after="160" w:line="278.00000000000006" w:lineRule="auto"/>
+              <w:jc w:val="center"/>
+              <w:rPr>
+                <w:rFonts w:ascii="IBM Plex Sans" w:cs="IBM Plex Sans" w:eastAsia="IBM Plex Sans" w:hAnsi="IBM Plex Sans"/>
+              </w:rPr>
+            </w:pPr>
+            <w:r>
+              <w:rPr>
+                <w:rFonts w:ascii="IBM Plex Sans" w:cs="IBM Plex Sans" w:eastAsia="IBM Plex Sans" w:hAnsi="IBM Plex Sans"/>
+                <w:rtl w:val="0"/>
+              </w:rPr>
+              <w:t xml:space="preserve">24/06/2026</w:t>
+            </w:r>
+          </w:p>
+        </w:tc>
+        <w:tc>
+          <w:tcPr>
+            <w:tcBorders>
+              <w:top w:color="1E3A5F" w:space="0" w:sz="4" w:val="single"/>
+              <w:left w:color="1E3A5F" w:space="0" w:sz="4" w:val="single"/>
+              <w:bottom w:color="1E3A5F" w:space="0" w:sz="4" w:val="single"/>
+              <w:right w:color="1E3A5F" w:space="0" w:sz="4" w:val="single"/>
+            </w:tcBorders>
+            <w:tcW w:w="3119" w:type="dxa"/>
+          </w:tcPr>
+          <w:p>
+            <w:pPr>
+              <w:spacing w:after="160" w:line="278.00000000000006" w:lineRule="auto"/>
+              <w:rPr>
+                <w:rFonts w:ascii="IBM Plex Sans" w:cs="IBM Plex Sans" w:eastAsia="IBM Plex Sans" w:hAnsi="IBM Plex Sans"/>
+              </w:rPr>
+            </w:pPr>
+            <w:r>
+              <w:rPr>
+                <w:rFonts w:ascii="IBM Plex Sans" w:cs="IBM Plex Sans" w:eastAsia="IBM Plex Sans" w:hAnsi="IBM Plex Sans"/>
+                <w:rtl w:val="0"/>
+              </w:rPr>
+              <w:t xml:space="preserve">Dueño de la Fábrica Textil / Empleado</w:t>
+            </w:r>
+          </w:p>
+        </w:tc>
+        <w:tc>
+          <w:tcPr>
+            <w:tcBorders>
+              <w:top w:color="1E3A5F" w:space="0" w:sz="4" w:val="single"/>
+              <w:left w:color="1E3A5F" w:space="0" w:sz="4" w:val="single"/>
+              <w:bottom w:color="1E3A5F" w:space="0" w:sz="4" w:val="single"/>
+              <w:right w:color="1E3A5F" w:space="0" w:sz="4" w:val="single"/>
+            </w:tcBorders>
+            <w:tcW w:w="3589" w:type="dxa"/>
+          </w:tcPr>
+          <w:p>
+            <w:pPr>
+              <w:spacing w:after="160" w:line="278.00000000000006" w:lineRule="auto"/>
+              <w:rPr>
+                <w:rFonts w:ascii="IBM Plex Sans" w:cs="IBM Plex Sans" w:eastAsia="IBM Plex Sans" w:hAnsi="IBM Plex Sans"/>
+              </w:rPr>
+            </w:pPr>
+            <w:r>
+              <w:rPr>
+                <w:rFonts w:ascii="IBM Plex Sans" w:cs="IBM Plex Sans" w:eastAsia="IBM Plex Sans" w:hAnsi="IBM Plex Sans"/>
+                <w:b w:val="1"/>
+                <w:bCs w:val="1"/>
+                <w:rtl w:val="0"/>
+              </w:rPr>
+              <w:t xml:space="preserve">Validación de Mockup:</w:t>
+            </w:r>
+            <w:r>
+              <w:rPr>
+                <w:rFonts w:ascii="IBM Plex Sans" w:cs="IBM Plex Sans" w:eastAsia="IBM Plex Sans" w:hAnsi="IBM Plex Sans"/>
+                <w:rtl w:val="0"/>
+              </w:rPr>
+              <w:t xml:space="preserve"> presentación del prototipo de alta fidelidad para la matriz de patrones y obtención de feedback directo del cliente.</w:t>
+            </w:r>
+          </w:p>
+        </w:tc>
+        <w:tc>
+          <w:tcPr>
+            <w:tcBorders>
+              <w:top w:color="1E3A5F" w:space="0" w:sz="4" w:val="single"/>
+              <w:left w:color="1E3A5F" w:space="0" w:sz="4" w:val="single"/>
+              <w:bottom w:color="1E3A5F" w:space="0" w:sz="4" w:val="single"/>
+              <w:right w:color="1E3A5F" w:space="0" w:sz="4" w:val="single"/>
+            </w:tcBorders>
+            <w:tcW w:w="1701" w:type="dxa"/>
+          </w:tcPr>
+          <w:p>
+            <w:pPr>
+              <w:spacing w:after="160" w:line="278.00000000000006" w:lineRule="auto"/>
+              <w:jc w:val="center"/>
+              <w:rPr>
+                <w:rFonts w:ascii="IBM Plex Sans" w:cs="IBM Plex Sans" w:eastAsia="IBM Plex Sans" w:hAnsi="IBM Plex Sans"/>
+              </w:rPr>
+            </w:pPr>
+            <w:r>
+              <w:rPr>
+                <w:rFonts w:ascii="IBM Plex Sans" w:cs="IBM Plex Sans" w:eastAsia="IBM Plex Sans" w:hAnsi="IBM Plex Sans"/>
+                <w:rtl w:val="0"/>
+              </w:rPr>
+              <w:t xml:space="preserve">Virtual / Presencial</w:t>
+            </w:r>
+          </w:p>
+        </w:tc>
+      </w:tr>
+      <w:tr>
+        <w:trPr>
+          <w:cantSplit/>
+          <w:tblHeader w:val="0"/>
+        </w:trPr>
+        <w:tc>
+          <w:tcPr>
+            <w:tcBorders>
+              <w:top w:color="1E3A5F" w:space="0" w:sz="4" w:val="single"/>
+              <w:left w:color="1E3A5F" w:space="0" w:sz="4" w:val="single"/>
+              <w:bottom w:color="1E3A5F" w:space="0" w:sz="4" w:val="single"/>
+              <w:right w:color="1E3A5F" w:space="0" w:sz="4" w:val="single"/>
+            </w:tcBorders>
+            <w:shd w:fill="ffffff" w:val="clear"/>
+            <w:tcW w:w="1940" w:type="dxa"/>
+          </w:tcPr>
+          <w:p>
+            <w:pPr>
+              <w:rPr>
+                <w:rFonts w:ascii="IBM Plex Sans" w:cs="IBM Plex Sans" w:eastAsia="IBM Plex Sans" w:hAnsi="IBM Plex Sans"/>
+              </w:rPr>
+            </w:pPr>
+            <w:r>
+              <w:rPr>
+                <w:rFonts w:ascii="IBM Plex Sans" w:cs="IBM Plex Sans" w:eastAsia="IBM Plex Sans" w:hAnsi="IBM Plex Sans"/>
+                <w:rtl w:val="0"/>
+              </w:rPr>
+              <w:t xml:space="preserve">19/08/2026</w:t>
+            </w:r>
+          </w:p>
+        </w:tc>
+        <w:tc>
+          <w:tcPr>
+            <w:tcBorders>
+              <w:top w:color="1E3A5F" w:space="0" w:sz="4" w:val="single"/>
+              <w:left w:color="1E3A5F" w:space="0" w:sz="4" w:val="single"/>
+              <w:bottom w:color="1E3A5F" w:space="0" w:sz="4" w:val="single"/>
+              <w:right w:color="1E3A5F" w:space="0" w:sz="4" w:val="single"/>
+            </w:tcBorders>
+            <w:shd w:fill="ffffff" w:val="clear"/>
+            <w:tcW w:w="3119" w:type="dxa"/>
+          </w:tcPr>
+          <w:p>
+            <w:pPr>
+              <w:rPr>
+                <w:rFonts w:ascii="IBM Plex Sans" w:cs="IBM Plex Sans" w:eastAsia="IBM Plex Sans" w:hAnsi="IBM Plex Sans"/>
+              </w:rPr>
+            </w:pPr>
+            <w:r>
+              <w:rPr>
+                <w:rFonts w:ascii="IBM Plex Sans" w:cs="IBM Plex Sans" w:eastAsia="IBM Plex Sans" w:hAnsi="IBM Plex Sans"/>
+                <w:rtl w:val="0"/>
+              </w:rPr>
+              <w:t xml:space="preserve">Dueño de la Fábrica Textil / Empleado</w:t>
+            </w:r>
+          </w:p>
+        </w:tc>
+        <w:tc>
+          <w:tcPr>
+            <w:tcBorders>
+              <w:top w:color="1E3A5F" w:space="0" w:sz="4" w:val="single"/>
+              <w:left w:color="1E3A5F" w:space="0" w:sz="4" w:val="single"/>
+              <w:bottom w:color="1E3A5F" w:space="0" w:sz="4" w:val="single"/>
+              <w:right w:color="1E3A5F" w:space="0" w:sz="4" w:val="single"/>
+            </w:tcBorders>
+            <w:shd w:fill="ffffff" w:val="clear"/>
+            <w:tcW w:w="3589" w:type="dxa"/>
+          </w:tcPr>
+          <w:p>
+            <w:pPr>
+              <w:rPr>
+                <w:rFonts w:ascii="IBM Plex Sans" w:cs="IBM Plex Sans" w:eastAsia="IBM Plex Sans" w:hAnsi="IBM Plex Sans"/>
+              </w:rPr>
+            </w:pPr>
+            <w:r>
+              <w:rPr>
+                <w:rFonts w:ascii="IBM Plex Sans" w:cs="IBM Plex Sans" w:eastAsia="IBM Plex Sans" w:hAnsi="IBM Plex Sans"/>
+                <w:rtl w:val="0"/>
+              </w:rPr>
+              <w:t xml:space="preserve">Relevamiento técnico del telar real: modelo, botonera y tensión eléctrica.</w:t>
+            </w:r>
+          </w:p>
+        </w:tc>
+        <w:tc>
+          <w:tcPr>
+            <w:tcBorders>
+              <w:top w:color="1E3A5F" w:space="0" w:sz="4" w:val="single"/>
+              <w:left w:color="1E3A5F" w:space="0" w:sz="4" w:val="single"/>
+              <w:bottom w:color="1E3A5F" w:space="0" w:sz="4" w:val="single"/>
+              <w:right w:color="1E3A5F" w:space="0" w:sz="4" w:val="single"/>
+            </w:tcBorders>
+            <w:shd w:fill="ffffff" w:val="clear"/>
+            <w:tcW w:w="1701" w:type="dxa"/>
+          </w:tcPr>
+          <w:p>
+            <w:pPr>
+              <w:jc w:val="center"/>
+              <w:rPr>
+                <w:rFonts w:ascii="IBM Plex Sans" w:cs="IBM Plex Sans" w:eastAsia="IBM Plex Sans" w:hAnsi="IBM Plex Sans"/>
+              </w:rPr>
+            </w:pPr>
+            <w:r>
+              <w:rPr>
+                <w:rFonts w:ascii="IBM Plex Sans" w:cs="IBM Plex Sans" w:eastAsia="IBM Plex Sans" w:hAnsi="IBM Plex Sans"/>
+                <w:rtl w:val="0"/>
+              </w:rPr>
+              <w:t xml:space="preserve">Presencial</w:t>
             </w:r>
           </w:p>
         </w:tc>
@@ -252,19 +609,12 @@
             <w:tcW w:w="1940" w:type="dxa"/>
           </w:tcPr>
           <w:p>
-            <w:pPr>
-              <w:spacing w:after="160" w:line="278.00000000000006" w:lineRule="auto"/>
-              <w:jc w:val="center"/>
-              <w:rPr>
-                <w:rFonts w:ascii="IBM Plex Sans" w:cs="IBM Plex Sans" w:eastAsia="IBM Plex Sans" w:hAnsi="IBM Plex Sans"/>
-              </w:rPr>
-            </w:pPr>
-            <w:r>
-              <w:rPr>
-                <w:rFonts w:ascii="IBM Plex Sans" w:cs="IBM Plex Sans" w:eastAsia="IBM Plex Sans" w:hAnsi="IBM Plex Sans"/>
-                <w:rtl w:val="0"/>
-              </w:rPr>
-              <w:t xml:space="preserve">12/05/2026</w:t>
+            <w:r/>
+            <w:r>
+              <w:rPr>
+                <w:rFonts w:ascii="IBM Plex Sans" w:hAnsi="IBM Plex Sans"/>
+              </w:rPr>
+              <w:t>06/09/2026</w:t>
             </w:r>
           </w:p>
         </w:tc>
@@ -280,18 +630,12 @@
             <w:tcW w:w="3119" w:type="dxa"/>
           </w:tcPr>
           <w:p>
-            <w:pPr>
-              <w:spacing w:after="160" w:line="278.00000000000006" w:lineRule="auto"/>
-              <w:rPr>
-                <w:rFonts w:ascii="IBM Plex Sans" w:cs="IBM Plex Sans" w:eastAsia="IBM Plex Sans" w:hAnsi="IBM Plex Sans"/>
-              </w:rPr>
-            </w:pPr>
-            <w:r>
-              <w:rPr>
-                <w:rFonts w:ascii="IBM Plex Sans" w:cs="IBM Plex Sans" w:eastAsia="IBM Plex Sans" w:hAnsi="IBM Plex Sans"/>
-                <w:rtl w:val="0"/>
-              </w:rPr>
-              <w:t xml:space="preserve">Dueño de la Fábrica Textil / Empleado</w:t>
+            <w:r/>
+            <w:r>
+              <w:rPr>
+                <w:rFonts w:ascii="IBM Plex Sans" w:hAnsi="IBM Plex Sans"/>
+              </w:rPr>
+              <w:t>Dueño de la Fábrica Textil</w:t>
             </w:r>
           </w:p>
         </w:tc>
@@ -307,27 +651,12 @@
             <w:tcW w:w="3589" w:type="dxa"/>
           </w:tcPr>
           <w:p>
-            <w:pPr>
-              <w:spacing w:after="160" w:line="278.00000000000006" w:lineRule="auto"/>
-              <w:rPr>
-                <w:rFonts w:ascii="IBM Plex Sans" w:cs="IBM Plex Sans" w:eastAsia="IBM Plex Sans" w:hAnsi="IBM Plex Sans"/>
-              </w:rPr>
-            </w:pPr>
-            <w:r>
-              <w:rPr>
-                <w:rFonts w:ascii="IBM Plex Sans" w:cs="IBM Plex Sans" w:eastAsia="IBM Plex Sans" w:hAnsi="IBM Plex Sans"/>
-                <w:b w:val="1"/>
-                <w:bCs w:val="1"/>
-                <w:rtl w:val="0"/>
-              </w:rPr>
-              <w:t xml:space="preserve">Relevamiento inicial del Diseño UX/UI:</w:t>
-            </w:r>
-            <w:r>
-              <w:rPr>
-                <w:rFonts w:ascii="IBM Plex Sans" w:cs="IBM Plex Sans" w:eastAsia="IBM Plex Sans" w:hAnsi="IBM Plex Sans"/>
-                <w:rtl w:val="0"/>
-              </w:rPr>
-              <w:t xml:space="preserve"> extraer conceptos, ideas y necesidades de la fábrica para definir cómo debería ser el prototipo del panel de control web.</w:t>
+            <w:r/>
+            <w:r>
+              <w:rPr>
+                <w:rFonts w:ascii="IBM Plex Sans" w:hAnsi="IBM Plex Sans"/>
+              </w:rPr>
+              <w:t>Presentación del hardware armado y definición del alcance de los Bloques C y D: cantidad de bobinas, punto de conexión de los relés de estado sólido, alimentación del sensor de pasada y velocidad real de la máquina.</w:t>
             </w:r>
           </w:p>
         </w:tc>
@@ -343,26 +672,19 @@
             <w:tcW w:w="1701" w:type="dxa"/>
           </w:tcPr>
           <w:p>
-            <w:pPr>
-              <w:spacing w:after="160" w:line="278.00000000000006" w:lineRule="auto"/>
-              <w:jc w:val="center"/>
-              <w:rPr>
-                <w:rFonts w:ascii="IBM Plex Sans" w:cs="IBM Plex Sans" w:eastAsia="IBM Plex Sans" w:hAnsi="IBM Plex Sans"/>
-              </w:rPr>
-            </w:pPr>
-            <w:r>
-              <w:rPr>
-                <w:rFonts w:ascii="IBM Plex Sans" w:cs="IBM Plex Sans" w:eastAsia="IBM Plex Sans" w:hAnsi="IBM Plex Sans"/>
-                <w:rtl w:val="0"/>
-              </w:rPr>
-              <w:t xml:space="preserve">Presencial</w:t>
+            <w:r/>
+            <w:r>
+              <w:rPr>
+                <w:rFonts w:ascii="IBM Plex Sans" w:hAnsi="IBM Plex Sans"/>
+              </w:rPr>
+              <w:t>Presencial</w:t>
             </w:r>
           </w:p>
         </w:tc>
       </w:tr>
       <w:tr>
         <w:trPr>
-          <w:cantSplit w:val="0"/>
+          <w:cantSplit/>
           <w:tblHeader w:val="0"/>
         </w:trPr>
         <w:tc>
@@ -373,22 +695,12 @@
               <w:bottom w:color="1E3A5F" w:space="0" w:sz="4" w:val="single"/>
               <w:right w:color="1E3A5F" w:space="0" w:sz="4" w:val="single"/>
             </w:tcBorders>
+            <w:shd w:fill="ffffff" w:val="clear"/>
             <w:tcW w:w="1940" w:type="dxa"/>
           </w:tcPr>
           <w:p>
-            <w:pPr>
-              <w:spacing w:after="160" w:line="278.00000000000006" w:lineRule="auto"/>
-              <w:jc w:val="center"/>
-              <w:rPr>
-                <w:rFonts w:ascii="IBM Plex Sans" w:cs="IBM Plex Sans" w:eastAsia="IBM Plex Sans" w:hAnsi="IBM Plex Sans"/>
-              </w:rPr>
-            </w:pPr>
-            <w:r>
-              <w:rPr>
-                <w:rFonts w:ascii="IBM Plex Sans" w:cs="IBM Plex Sans" w:eastAsia="IBM Plex Sans" w:hAnsi="IBM Plex Sans"/>
-                <w:rtl w:val="0"/>
-              </w:rPr>
-              <w:t xml:space="preserve">24/06/2026</w:t>
+            <w:r>
+              <w:t>10/09/2026</w:t>
             </w:r>
           </w:p>
         </w:tc>
@@ -400,21 +712,12 @@
               <w:bottom w:color="1E3A5F" w:space="0" w:sz="4" w:val="single"/>
               <w:right w:color="1E3A5F" w:space="0" w:sz="4" w:val="single"/>
             </w:tcBorders>
+            <w:shd w:fill="ffffff" w:val="clear"/>
             <w:tcW w:w="3119" w:type="dxa"/>
           </w:tcPr>
           <w:p>
-            <w:pPr>
-              <w:spacing w:after="160" w:line="278.00000000000006" w:lineRule="auto"/>
-              <w:rPr>
-                <w:rFonts w:ascii="IBM Plex Sans" w:cs="IBM Plex Sans" w:eastAsia="IBM Plex Sans" w:hAnsi="IBM Plex Sans"/>
-              </w:rPr>
-            </w:pPr>
-            <w:r>
-              <w:rPr>
-                <w:rFonts w:ascii="IBM Plex Sans" w:cs="IBM Plex Sans" w:eastAsia="IBM Plex Sans" w:hAnsi="IBM Plex Sans"/>
-                <w:rtl w:val="0"/>
-              </w:rPr>
-              <w:t xml:space="preserve">Dueño de la Fábrica Textil / Empleado</w:t>
+            <w:r>
+              <w:t>Dueño de la Fábrica Textil / Empleado</w:t>
             </w:r>
           </w:p>
         </w:tc>
@@ -426,30 +729,12 @@
               <w:bottom w:color="1E3A5F" w:space="0" w:sz="4" w:val="single"/>
               <w:right w:color="1E3A5F" w:space="0" w:sz="4" w:val="single"/>
             </w:tcBorders>
+            <w:shd w:fill="ffffff" w:val="clear"/>
             <w:tcW w:w="3589" w:type="dxa"/>
           </w:tcPr>
           <w:p>
-            <w:pPr>
-              <w:spacing w:after="160" w:line="278.00000000000006" w:lineRule="auto"/>
-              <w:rPr>
-                <w:rFonts w:ascii="IBM Plex Sans" w:cs="IBM Plex Sans" w:eastAsia="IBM Plex Sans" w:hAnsi="IBM Plex Sans"/>
-              </w:rPr>
-            </w:pPr>
-            <w:r>
-              <w:rPr>
-                <w:rFonts w:ascii="IBM Plex Sans" w:cs="IBM Plex Sans" w:eastAsia="IBM Plex Sans" w:hAnsi="IBM Plex Sans"/>
-                <w:b w:val="1"/>
-                <w:bCs w:val="1"/>
-                <w:rtl w:val="0"/>
-              </w:rPr>
-              <w:t xml:space="preserve">Validación de Mockup:</w:t>
-            </w:r>
-            <w:r>
-              <w:rPr>
-                <w:rFonts w:ascii="IBM Plex Sans" w:cs="IBM Plex Sans" w:eastAsia="IBM Plex Sans" w:hAnsi="IBM Plex Sans"/>
-                <w:rtl w:val="0"/>
-              </w:rPr>
-              <w:t xml:space="preserve"> presentación del prototipo de alta fidelidad para la matriz de patrones y obtención de feedback directo del cliente.</w:t>
+            <w:r>
+              <w:t>Montaje del soporte del sensor inductivo y definición de las conexiones pendientes.</w:t>
             </w:r>
           </w:p>
         </w:tc>
@@ -461,29 +746,19 @@
               <w:bottom w:color="1E3A5F" w:space="0" w:sz="4" w:val="single"/>
               <w:right w:color="1E3A5F" w:space="0" w:sz="4" w:val="single"/>
             </w:tcBorders>
+            <w:shd w:fill="ffffff" w:val="clear"/>
             <w:tcW w:w="1701" w:type="dxa"/>
           </w:tcPr>
           <w:p>
-            <w:pPr>
-              <w:spacing w:after="160" w:line="278.00000000000006" w:lineRule="auto"/>
-              <w:jc w:val="center"/>
-              <w:rPr>
-                <w:rFonts w:ascii="IBM Plex Sans" w:cs="IBM Plex Sans" w:eastAsia="IBM Plex Sans" w:hAnsi="IBM Plex Sans"/>
-              </w:rPr>
-            </w:pPr>
-            <w:r>
-              <w:rPr>
-                <w:rFonts w:ascii="IBM Plex Sans" w:cs="IBM Plex Sans" w:eastAsia="IBM Plex Sans" w:hAnsi="IBM Plex Sans"/>
-                <w:rtl w:val="0"/>
-              </w:rPr>
-              <w:t xml:space="preserve">Virtual / Presencial</w:t>
+            <w:r>
+              <w:t>Presencial</w:t>
             </w:r>
           </w:p>
         </w:tc>
       </w:tr>
       <w:tr>
         <w:trPr>
-          <w:cantSplit w:val="0"/>
+          <w:cantSplit/>
           <w:tblHeader w:val="0"/>
         </w:trPr>
         <w:tc>
@@ -498,17 +773,8 @@
             <w:tcW w:w="1940" w:type="dxa"/>
           </w:tcPr>
           <w:p>
-            <w:pPr>
-              <w:rPr>
-                <w:rFonts w:ascii="IBM Plex Sans" w:cs="IBM Plex Sans" w:eastAsia="IBM Plex Sans" w:hAnsi="IBM Plex Sans"/>
-              </w:rPr>
-            </w:pPr>
-            <w:r>
-              <w:rPr>
-                <w:rFonts w:ascii="IBM Plex Sans" w:cs="IBM Plex Sans" w:eastAsia="IBM Plex Sans" w:hAnsi="IBM Plex Sans"/>
-                <w:rtl w:val="0"/>
-              </w:rPr>
-              <w:t xml:space="preserve">19/08/2026</w:t>
+            <w:r>
+              <w:t>19/09/2026</w:t>
             </w:r>
           </w:p>
         </w:tc>
@@ -524,17 +790,8 @@
             <w:tcW w:w="3119" w:type="dxa"/>
           </w:tcPr>
           <w:p>
-            <w:pPr>
-              <w:rPr>
-                <w:rFonts w:ascii="IBM Plex Sans" w:cs="IBM Plex Sans" w:eastAsia="IBM Plex Sans" w:hAnsi="IBM Plex Sans"/>
-              </w:rPr>
-            </w:pPr>
-            <w:r>
-              <w:rPr>
-                <w:rFonts w:ascii="IBM Plex Sans" w:cs="IBM Plex Sans" w:eastAsia="IBM Plex Sans" w:hAnsi="IBM Plex Sans"/>
-                <w:rtl w:val="0"/>
-              </w:rPr>
-              <w:t xml:space="preserve">Dueño de la Fábrica Textil / Empleado</w:t>
+            <w:r>
+              <w:t>Dueño de la Fábrica Textil / Empleado</w:t>
             </w:r>
           </w:p>
         </w:tc>
@@ -550,17 +807,8 @@
             <w:tcW w:w="3589" w:type="dxa"/>
           </w:tcPr>
           <w:p>
-            <w:pPr>
-              <w:rPr>
-                <w:rFonts w:ascii="IBM Plex Sans" w:cs="IBM Plex Sans" w:eastAsia="IBM Plex Sans" w:hAnsi="IBM Plex Sans"/>
-              </w:rPr>
-            </w:pPr>
-            <w:r>
-              <w:rPr>
-                <w:rFonts w:ascii="IBM Plex Sans" w:cs="IBM Plex Sans" w:eastAsia="IBM Plex Sans" w:hAnsi="IBM Plex Sans"/>
-                <w:rtl w:val="0"/>
-              </w:rPr>
-              <w:t xml:space="preserve">Relevamiento técnico del telar real: modelo, botonera y tensión eléctrica.</w:t>
+            <w:r>
+              <w:t>Conexión completa del Nivel 1 y prueba de su funcionamiento en el telar.</w:t>
             </w:r>
           </w:p>
         </w:tc>
@@ -576,25 +824,15 @@
             <w:tcW w:w="1701" w:type="dxa"/>
           </w:tcPr>
           <w:p>
-            <w:pPr>
-              <w:jc w:val="center"/>
-              <w:rPr>
-                <w:rFonts w:ascii="IBM Plex Sans" w:cs="IBM Plex Sans" w:eastAsia="IBM Plex Sans" w:hAnsi="IBM Plex Sans"/>
-              </w:rPr>
-            </w:pPr>
-            <w:r>
-              <w:rPr>
-                <w:rFonts w:ascii="IBM Plex Sans" w:cs="IBM Plex Sans" w:eastAsia="IBM Plex Sans" w:hAnsi="IBM Plex Sans"/>
-                <w:rtl w:val="0"/>
-              </w:rPr>
-              <w:t xml:space="preserve">Presencial</w:t>
+            <w:r>
+              <w:t>Presencial</w:t>
             </w:r>
           </w:p>
         </w:tc>
       </w:tr>
       <w:tr>
         <w:trPr>
-          <w:cantSplit w:val="0"/>
+          <w:cantSplit/>
           <w:tblHeader w:val="0"/>
         </w:trPr>
         <w:tc>
@@ -609,12 +847,8 @@
             <w:tcW w:w="1940" w:type="dxa"/>
           </w:tcPr>
           <w:p>
-            <w:r/>
-            <w:r>
-              <w:rPr>
-                <w:rFonts w:ascii="IBM Plex Sans" w:hAnsi="IBM Plex Sans"/>
-              </w:rPr>
-              <w:t>06/09/2026</w:t>
+            <w:r>
+              <w:t>10/10/2026</w:t>
             </w:r>
           </w:p>
         </w:tc>
@@ -630,12 +864,8 @@
             <w:tcW w:w="3119" w:type="dxa"/>
           </w:tcPr>
           <w:p>
-            <w:r/>
-            <w:r>
-              <w:rPr>
-                <w:rFonts w:ascii="IBM Plex Sans" w:hAnsi="IBM Plex Sans"/>
-              </w:rPr>
-              <w:t>Dueño de la Fábrica Textil</w:t>
+            <w:r>
+              <w:t>Dueño de la Fábrica Textil / Empleado</w:t>
             </w:r>
           </w:p>
         </w:tc>
@@ -651,12 +881,8 @@
             <w:tcW w:w="3589" w:type="dxa"/>
           </w:tcPr>
           <w:p>
-            <w:r/>
-            <w:r>
-              <w:rPr>
-                <w:rFonts w:ascii="IBM Plex Sans" w:hAnsi="IBM Plex Sans"/>
-              </w:rPr>
-              <w:t>Presentación del hardware armado y definición del alcance de los Bloques C y D: cantidad de bobinas, punto de conexión de los relés de estado sólido, alimentación del sensor de pasada y velocidad real de la máquina.</w:t>
+            <w:r>
+              <w:t>Prueba en protoboard del Nivel 2 (sensor de pasada y relé de selección), armado de la plaqueta y pedidos para la aplicación.</w:t>
             </w:r>
           </w:p>
         </w:tc>
@@ -672,11 +898,7 @@
             <w:tcW w:w="1701" w:type="dxa"/>
           </w:tcPr>
           <w:p>
-            <w:r/>
-            <w:r>
-              <w:rPr>
-                <w:rFonts w:ascii="IBM Plex Sans" w:hAnsi="IBM Plex Sans"/>
-              </w:rPr>
+            <w:r>
               <w:t>Presencial</w:t>
             </w:r>
           </w:p>
@@ -684,229 +906,7 @@
       </w:tr>
       <w:tr>
         <w:trPr>
-          <w:cantSplit w:val="0"/>
-          <w:tblHeader w:val="0"/>
-        </w:trPr>
-        <w:tc>
-          <w:tcPr>
-            <w:tcBorders>
-              <w:top w:color="1E3A5F" w:space="0" w:sz="4" w:val="single"/>
-              <w:left w:color="1E3A5F" w:space="0" w:sz="4" w:val="single"/>
-              <w:bottom w:color="1E3A5F" w:space="0" w:sz="4" w:val="single"/>
-              <w:right w:color="1E3A5F" w:space="0" w:sz="4" w:val="single"/>
-            </w:tcBorders>
-            <w:shd w:fill="ffffff" w:val="clear"/>
-            <w:tcW w:w="1940" w:type="dxa"/>
-          </w:tcPr>
-          <w:p>
-            <w:r>
-              <w:t>10/09/2026</w:t>
-            </w:r>
-          </w:p>
-        </w:tc>
-        <w:tc>
-          <w:tcPr>
-            <w:tcBorders>
-              <w:top w:color="1E3A5F" w:space="0" w:sz="4" w:val="single"/>
-              <w:left w:color="1E3A5F" w:space="0" w:sz="4" w:val="single"/>
-              <w:bottom w:color="1E3A5F" w:space="0" w:sz="4" w:val="single"/>
-              <w:right w:color="1E3A5F" w:space="0" w:sz="4" w:val="single"/>
-            </w:tcBorders>
-            <w:shd w:fill="ffffff" w:val="clear"/>
-            <w:tcW w:w="3119" w:type="dxa"/>
-          </w:tcPr>
-          <w:p>
-            <w:r>
-              <w:t>Dueño de la Fábrica Textil / Empleado</w:t>
-            </w:r>
-          </w:p>
-        </w:tc>
-        <w:tc>
-          <w:tcPr>
-            <w:tcBorders>
-              <w:top w:color="1E3A5F" w:space="0" w:sz="4" w:val="single"/>
-              <w:left w:color="1E3A5F" w:space="0" w:sz="4" w:val="single"/>
-              <w:bottom w:color="1E3A5F" w:space="0" w:sz="4" w:val="single"/>
-              <w:right w:color="1E3A5F" w:space="0" w:sz="4" w:val="single"/>
-            </w:tcBorders>
-            <w:shd w:fill="ffffff" w:val="clear"/>
-            <w:tcW w:w="3589" w:type="dxa"/>
-          </w:tcPr>
-          <w:p>
-            <w:r>
-              <w:t>Montaje del soporte del sensor inductivo y definición de las conexiones pendientes.</w:t>
-            </w:r>
-          </w:p>
-        </w:tc>
-        <w:tc>
-          <w:tcPr>
-            <w:tcBorders>
-              <w:top w:color="1E3A5F" w:space="0" w:sz="4" w:val="single"/>
-              <w:left w:color="1E3A5F" w:space="0" w:sz="4" w:val="single"/>
-              <w:bottom w:color="1E3A5F" w:space="0" w:sz="4" w:val="single"/>
-              <w:right w:color="1E3A5F" w:space="0" w:sz="4" w:val="single"/>
-            </w:tcBorders>
-            <w:shd w:fill="ffffff" w:val="clear"/>
-            <w:tcW w:w="1701" w:type="dxa"/>
-          </w:tcPr>
-          <w:p>
-            <w:r>
-              <w:t>Presencial</w:t>
-            </w:r>
-          </w:p>
-        </w:tc>
-      </w:tr>
-      <w:tr>
-        <w:trPr>
-          <w:cantSplit w:val="0"/>
-          <w:tblHeader w:val="0"/>
-        </w:trPr>
-        <w:tc>
-          <w:tcPr>
-            <w:tcBorders>
-              <w:top w:color="1E3A5F" w:space="0" w:sz="4" w:val="single"/>
-              <w:left w:color="1E3A5F" w:space="0" w:sz="4" w:val="single"/>
-              <w:bottom w:color="1E3A5F" w:space="0" w:sz="4" w:val="single"/>
-              <w:right w:color="1E3A5F" w:space="0" w:sz="4" w:val="single"/>
-            </w:tcBorders>
-            <w:shd w:fill="ffffff" w:val="clear"/>
-            <w:tcW w:w="1940" w:type="dxa"/>
-          </w:tcPr>
-          <w:p>
-            <w:r>
-              <w:t>19/09/2026</w:t>
-            </w:r>
-          </w:p>
-        </w:tc>
-        <w:tc>
-          <w:tcPr>
-            <w:tcBorders>
-              <w:top w:color="1E3A5F" w:space="0" w:sz="4" w:val="single"/>
-              <w:left w:color="1E3A5F" w:space="0" w:sz="4" w:val="single"/>
-              <w:bottom w:color="1E3A5F" w:space="0" w:sz="4" w:val="single"/>
-              <w:right w:color="1E3A5F" w:space="0" w:sz="4" w:val="single"/>
-            </w:tcBorders>
-            <w:shd w:fill="ffffff" w:val="clear"/>
-            <w:tcW w:w="3119" w:type="dxa"/>
-          </w:tcPr>
-          <w:p>
-            <w:r>
-              <w:t>Dueño de la Fábrica Textil / Empleado</w:t>
-            </w:r>
-          </w:p>
-        </w:tc>
-        <w:tc>
-          <w:tcPr>
-            <w:tcBorders>
-              <w:top w:color="1E3A5F" w:space="0" w:sz="4" w:val="single"/>
-              <w:left w:color="1E3A5F" w:space="0" w:sz="4" w:val="single"/>
-              <w:bottom w:color="1E3A5F" w:space="0" w:sz="4" w:val="single"/>
-              <w:right w:color="1E3A5F" w:space="0" w:sz="4" w:val="single"/>
-            </w:tcBorders>
-            <w:shd w:fill="ffffff" w:val="clear"/>
-            <w:tcW w:w="3589" w:type="dxa"/>
-          </w:tcPr>
-          <w:p>
-            <w:r>
-              <w:t>Conexión completa del Nivel 1 y prueba de su funcionamiento en el telar.</w:t>
-            </w:r>
-          </w:p>
-        </w:tc>
-        <w:tc>
-          <w:tcPr>
-            <w:tcBorders>
-              <w:top w:color="1E3A5F" w:space="0" w:sz="4" w:val="single"/>
-              <w:left w:color="1E3A5F" w:space="0" w:sz="4" w:val="single"/>
-              <w:bottom w:color="1E3A5F" w:space="0" w:sz="4" w:val="single"/>
-              <w:right w:color="1E3A5F" w:space="0" w:sz="4" w:val="single"/>
-            </w:tcBorders>
-            <w:shd w:fill="ffffff" w:val="clear"/>
-            <w:tcW w:w="1701" w:type="dxa"/>
-          </w:tcPr>
-          <w:p>
-            <w:r>
-              <w:t>Presencial</w:t>
-            </w:r>
-          </w:p>
-        </w:tc>
-      </w:tr>
-      <w:tr>
-        <w:trPr>
-          <w:cantSplit w:val="0"/>
-          <w:tblHeader w:val="0"/>
-        </w:trPr>
-        <w:tc>
-          <w:tcPr>
-            <w:tcBorders>
-              <w:top w:color="1E3A5F" w:space="0" w:sz="4" w:val="single"/>
-              <w:left w:color="1E3A5F" w:space="0" w:sz="4" w:val="single"/>
-              <w:bottom w:color="1E3A5F" w:space="0" w:sz="4" w:val="single"/>
-              <w:right w:color="1E3A5F" w:space="0" w:sz="4" w:val="single"/>
-            </w:tcBorders>
-            <w:shd w:fill="ffffff" w:val="clear"/>
-            <w:tcW w:w="1940" w:type="dxa"/>
-          </w:tcPr>
-          <w:p>
-            <w:r>
-              <w:t>10/10/2026</w:t>
-            </w:r>
-          </w:p>
-        </w:tc>
-        <w:tc>
-          <w:tcPr>
-            <w:tcBorders>
-              <w:top w:color="1E3A5F" w:space="0" w:sz="4" w:val="single"/>
-              <w:left w:color="1E3A5F" w:space="0" w:sz="4" w:val="single"/>
-              <w:bottom w:color="1E3A5F" w:space="0" w:sz="4" w:val="single"/>
-              <w:right w:color="1E3A5F" w:space="0" w:sz="4" w:val="single"/>
-            </w:tcBorders>
-            <w:shd w:fill="ffffff" w:val="clear"/>
-            <w:tcW w:w="3119" w:type="dxa"/>
-          </w:tcPr>
-          <w:p>
-            <w:r>
-              <w:t>Dueño de la Fábrica Textil / Empleado</w:t>
-            </w:r>
-          </w:p>
-        </w:tc>
-        <w:tc>
-          <w:tcPr>
-            <w:tcBorders>
-              <w:top w:color="1E3A5F" w:space="0" w:sz="4" w:val="single"/>
-              <w:left w:color="1E3A5F" w:space="0" w:sz="4" w:val="single"/>
-              <w:bottom w:color="1E3A5F" w:space="0" w:sz="4" w:val="single"/>
-              <w:right w:color="1E3A5F" w:space="0" w:sz="4" w:val="single"/>
-            </w:tcBorders>
-            <w:shd w:fill="ffffff" w:val="clear"/>
-            <w:tcW w:w="3589" w:type="dxa"/>
-          </w:tcPr>
-          <w:p>
-            <w:r>
-              <w:t>Prueba en protoboard del Nivel 2 (sensor de pasada y relé de selección), armado de la plaqueta y pedidos para la aplicación.</w:t>
-            </w:r>
-          </w:p>
-        </w:tc>
-        <w:tc>
-          <w:tcPr>
-            <w:tcBorders>
-              <w:top w:color="1E3A5F" w:space="0" w:sz="4" w:val="single"/>
-              <w:left w:color="1E3A5F" w:space="0" w:sz="4" w:val="single"/>
-              <w:bottom w:color="1E3A5F" w:space="0" w:sz="4" w:val="single"/>
-              <w:right w:color="1E3A5F" w:space="0" w:sz="4" w:val="single"/>
-            </w:tcBorders>
-            <w:shd w:fill="ffffff" w:val="clear"/>
-            <w:tcW w:w="1701" w:type="dxa"/>
-          </w:tcPr>
-          <w:p>
-            <w:r>
-              <w:t>Presencial</w:t>
-            </w:r>
-          </w:p>
-        </w:tc>
-      </w:tr>
-      <w:tr>
-        <w:trPr>
-          <w:cantSplit w:val="0"/>
+          <w:cantSplit/>
           <w:tblHeader w:val="0"/>
         </w:trPr>
         <w:tc>
@@ -1027,7 +1027,7 @@
     </w:p>
     <w:p>
       <w:pPr>
-        <w:keepNext w:val="0"/>
+        <w:keepNext/>
         <w:keepLines w:val="0"/>
         <w:pageBreakBefore w:val="0"/>
         <w:widowControl w:val="1"/>
@@ -1083,6 +1083,7 @@
     </w:p>
     <w:p>
       <w:pPr>
+        <w:keepNext/>
         <w:rPr>
           <w:rFonts w:ascii="IBM Plex Sans" w:cs="IBM Plex Sans" w:eastAsia="IBM Plex Sans" w:hAnsi="IBM Plex Sans"/>
           <w:b w:val="1"/>
@@ -1127,8 +1128,8 @@
       </w:tblGrid>
       <w:tr>
         <w:trPr>
-          <w:cantSplit w:val="0"/>
-          <w:tblHeader w:val="0"/>
+          <w:cantSplit/>
+          <w:tblHeader/>
         </w:trPr>
         <w:tc>
           <w:tcPr>
@@ -1189,6 +1190,304 @@
                 <w:rtl w:val="0"/>
               </w:rPr>
               <w:t xml:space="preserve">Contenido</w:t>
+            </w:r>
+          </w:p>
+        </w:tc>
+      </w:tr>
+      <w:tr>
+        <w:trPr>
+          <w:cantSplit/>
+          <w:tblHeader w:val="0"/>
+        </w:trPr>
+        <w:tc>
+          <w:tcPr>
+            <w:tcBorders>
+              <w:top w:color="1E3A5F" w:space="0" w:sz="4" w:val="single"/>
+              <w:left w:color="1E3A5F" w:space="0" w:sz="4" w:val="single"/>
+              <w:bottom w:color="1E3A5F" w:space="0" w:sz="4" w:val="single"/>
+              <w:right w:color="1E3A5F" w:space="0" w:sz="4" w:val="single"/>
+            </w:tcBorders>
+            <w:shd w:fill="ffffff" w:val="clear"/>
+          </w:tcPr>
+          <w:p>
+            <w:pPr>
+              <w:spacing w:after="160" w:line="278.00000000000006" w:lineRule="auto"/>
+              <w:jc w:val="center"/>
+              <w:rPr>
+                <w:rFonts w:ascii="IBM Plex Sans" w:cs="IBM Plex Sans" w:eastAsia="IBM Plex Sans" w:hAnsi="IBM Plex Sans"/>
+              </w:rPr>
+            </w:pPr>
+            <w:r>
+              <w:rPr>
+                <w:rFonts w:ascii="IBM Plex Sans" w:cs="IBM Plex Sans" w:eastAsia="IBM Plex Sans" w:hAnsi="IBM Plex Sans"/>
+                <w:rtl w:val="0"/>
+              </w:rPr>
+              <w:t xml:space="preserve">Fecha y duración</w:t>
+            </w:r>
+          </w:p>
+        </w:tc>
+        <w:tc>
+          <w:tcPr>
+            <w:tcBorders>
+              <w:top w:color="1E3A5F" w:space="0" w:sz="4" w:val="single"/>
+              <w:left w:color="1E3A5F" w:space="0" w:sz="4" w:val="single"/>
+              <w:bottom w:color="1E3A5F" w:space="0" w:sz="4" w:val="single"/>
+              <w:right w:color="1E3A5F" w:space="0" w:sz="4" w:val="single"/>
+            </w:tcBorders>
+            <w:shd w:fill="ffffff" w:val="clear"/>
+          </w:tcPr>
+          <w:p>
+            <w:pPr>
+              <w:spacing w:after="160" w:line="278.00000000000006" w:lineRule="auto"/>
+              <w:rPr>
+                <w:rFonts w:ascii="IBM Plex Sans" w:cs="IBM Plex Sans" w:eastAsia="IBM Plex Sans" w:hAnsi="IBM Plex Sans"/>
+              </w:rPr>
+            </w:pPr>
+            <w:r>
+              <w:rPr>
+                <w:rFonts w:ascii="IBM Plex Sans" w:cs="IBM Plex Sans" w:eastAsia="IBM Plex Sans" w:hAnsi="IBM Plex Sans"/>
+                <w:rtl w:val="0"/>
+              </w:rPr>
+              <w:t xml:space="preserve">12/05/2026 – 1 hora y 15 minutos.</w:t>
+            </w:r>
+          </w:p>
+        </w:tc>
+      </w:tr>
+      <w:tr>
+        <w:trPr>
+          <w:cantSplit/>
+          <w:tblHeader w:val="0"/>
+        </w:trPr>
+        <w:tc>
+          <w:tcPr>
+            <w:tcBorders>
+              <w:top w:color="1E3A5F" w:space="0" w:sz="4" w:val="single"/>
+              <w:left w:color="1E3A5F" w:space="0" w:sz="4" w:val="single"/>
+              <w:bottom w:color="1E3A5F" w:space="0" w:sz="4" w:val="single"/>
+              <w:right w:color="1E3A5F" w:space="0" w:sz="4" w:val="single"/>
+            </w:tcBorders>
+            <w:shd w:fill="ffffff" w:val="clear"/>
+          </w:tcPr>
+          <w:p>
+            <w:pPr>
+              <w:spacing w:after="160" w:line="278.00000000000006" w:lineRule="auto"/>
+              <w:jc w:val="center"/>
+              <w:rPr>
+                <w:rFonts w:ascii="IBM Plex Sans" w:cs="IBM Plex Sans" w:eastAsia="IBM Plex Sans" w:hAnsi="IBM Plex Sans"/>
+              </w:rPr>
+            </w:pPr>
+            <w:r>
+              <w:rPr>
+                <w:rFonts w:ascii="IBM Plex Sans" w:cs="IBM Plex Sans" w:eastAsia="IBM Plex Sans" w:hAnsi="IBM Plex Sans"/>
+                <w:rtl w:val="0"/>
+              </w:rPr>
+              <w:t xml:space="preserve">Participantes</w:t>
+            </w:r>
+          </w:p>
+        </w:tc>
+        <w:tc>
+          <w:tcPr>
+            <w:tcBorders>
+              <w:top w:color="1E3A5F" w:space="0" w:sz="4" w:val="single"/>
+              <w:left w:color="1E3A5F" w:space="0" w:sz="4" w:val="single"/>
+              <w:bottom w:color="1E3A5F" w:space="0" w:sz="4" w:val="single"/>
+              <w:right w:color="1E3A5F" w:space="0" w:sz="4" w:val="single"/>
+            </w:tcBorders>
+            <w:shd w:fill="ffffff" w:val="clear"/>
+          </w:tcPr>
+          <w:p>
+            <w:pPr>
+              <w:spacing w:after="160" w:line="278.00000000000006" w:lineRule="auto"/>
+              <w:rPr>
+                <w:rFonts w:ascii="IBM Plex Sans" w:cs="IBM Plex Sans" w:eastAsia="IBM Plex Sans" w:hAnsi="IBM Plex Sans"/>
+              </w:rPr>
+            </w:pPr>
+            <w:r>
+              <w:rPr>
+                <w:rFonts w:ascii="IBM Plex Sans" w:cs="IBM Plex Sans" w:eastAsia="IBM Plex Sans" w:hAnsi="IBM Plex Sans"/>
+                <w:rtl w:val="0"/>
+              </w:rPr>
+              <w:t xml:space="preserve">Equipo de Desarrollo (Project Manager, Diseñador UX/UI) y Dueño de la Fábrica Textil.</w:t>
+            </w:r>
+          </w:p>
+        </w:tc>
+      </w:tr>
+      <w:tr>
+        <w:trPr>
+          <w:cantSplit/>
+          <w:tblHeader w:val="0"/>
+        </w:trPr>
+        <w:tc>
+          <w:tcPr>
+            <w:tcBorders>
+              <w:top w:color="1E3A5F" w:space="0" w:sz="4" w:val="single"/>
+              <w:left w:color="1E3A5F" w:space="0" w:sz="4" w:val="single"/>
+              <w:bottom w:color="1E3A5F" w:space="0" w:sz="4" w:val="single"/>
+              <w:right w:color="1E3A5F" w:space="0" w:sz="4" w:val="single"/>
+            </w:tcBorders>
+            <w:shd w:fill="ffffff" w:val="clear"/>
+          </w:tcPr>
+          <w:p>
+            <w:pPr>
+              <w:spacing w:after="160" w:line="278.00000000000006" w:lineRule="auto"/>
+              <w:jc w:val="center"/>
+              <w:rPr>
+                <w:rFonts w:ascii="IBM Plex Sans" w:cs="IBM Plex Sans" w:eastAsia="IBM Plex Sans" w:hAnsi="IBM Plex Sans"/>
+              </w:rPr>
+            </w:pPr>
+            <w:r>
+              <w:rPr>
+                <w:rFonts w:ascii="IBM Plex Sans" w:cs="IBM Plex Sans" w:eastAsia="IBM Plex Sans" w:hAnsi="IBM Plex Sans"/>
+                <w:rtl w:val="0"/>
+              </w:rPr>
+              <w:t xml:space="preserve">Objetivo de la reunión</w:t>
+            </w:r>
+          </w:p>
+        </w:tc>
+        <w:tc>
+          <w:tcPr>
+            <w:tcBorders>
+              <w:top w:color="1E3A5F" w:space="0" w:sz="4" w:val="single"/>
+              <w:left w:color="1E3A5F" w:space="0" w:sz="4" w:val="single"/>
+              <w:bottom w:color="1E3A5F" w:space="0" w:sz="4" w:val="single"/>
+              <w:right w:color="1E3A5F" w:space="0" w:sz="4" w:val="single"/>
+            </w:tcBorders>
+            <w:shd w:fill="ffffff" w:val="clear"/>
+          </w:tcPr>
+          <w:p>
+            <w:pPr>
+              <w:spacing w:after="160" w:line="278.00000000000006" w:lineRule="auto"/>
+              <w:rPr>
+                <w:rFonts w:ascii="IBM Plex Sans" w:cs="IBM Plex Sans" w:eastAsia="IBM Plex Sans" w:hAnsi="IBM Plex Sans"/>
+              </w:rPr>
+            </w:pPr>
+            <w:r>
+              <w:rPr>
+                <w:rFonts w:ascii="IBM Plex Sans" w:cs="IBM Plex Sans" w:eastAsia="IBM Plex Sans" w:hAnsi="IBM Plex Sans"/>
+                <w:rtl w:val="0"/>
+              </w:rPr>
+              <w:t xml:space="preserve">Definir los conceptos core, funcionalidades visuales y estructura de la interfaz para operar el telar desde una pantalla centralizada.</w:t>
+            </w:r>
+          </w:p>
+        </w:tc>
+      </w:tr>
+      <w:tr>
+        <w:trPr>
+          <w:cantSplit/>
+          <w:tblHeader w:val="0"/>
+        </w:trPr>
+        <w:tc>
+          <w:tcPr>
+            <w:tcBorders>
+              <w:top w:color="1E3A5F" w:space="0" w:sz="4" w:val="single"/>
+              <w:left w:color="1E3A5F" w:space="0" w:sz="4" w:val="single"/>
+              <w:bottom w:color="1E3A5F" w:space="0" w:sz="4" w:val="single"/>
+              <w:right w:color="1E3A5F" w:space="0" w:sz="4" w:val="single"/>
+            </w:tcBorders>
+            <w:shd w:fill="ffffff" w:val="clear"/>
+          </w:tcPr>
+          <w:p>
+            <w:pPr>
+              <w:spacing w:after="160" w:line="278.00000000000006" w:lineRule="auto"/>
+              <w:jc w:val="center"/>
+              <w:rPr>
+                <w:rFonts w:ascii="IBM Plex Sans" w:cs="IBM Plex Sans" w:eastAsia="IBM Plex Sans" w:hAnsi="IBM Plex Sans"/>
+                <w:b w:val="0"/>
+                <w:bCs w:val="0"/>
+              </w:rPr>
+            </w:pPr>
+            <w:r>
+              <w:rPr>
+                <w:rtl w:val="0"/>
+              </w:rPr>
+            </w:r>
+          </w:p>
+          <w:p>
+            <w:pPr>
+              <w:spacing w:after="160" w:line="278.00000000000006" w:lineRule="auto"/>
+              <w:jc w:val="center"/>
+              <w:rPr>
+                <w:rFonts w:ascii="IBM Plex Sans" w:cs="IBM Plex Sans" w:eastAsia="IBM Plex Sans" w:hAnsi="IBM Plex Sans"/>
+                <w:b w:val="0"/>
+                <w:bCs w:val="0"/>
+              </w:rPr>
+            </w:pPr>
+            <w:r>
+              <w:rPr>
+                <w:rtl w:val="0"/>
+              </w:rPr>
+            </w:r>
+          </w:p>
+          <w:p>
+            <w:pPr>
+              <w:spacing w:after="160" w:line="278.00000000000006" w:lineRule="auto"/>
+              <w:jc w:val="center"/>
+              <w:rPr>
+                <w:rFonts w:ascii="IBM Plex Sans" w:cs="IBM Plex Sans" w:eastAsia="IBM Plex Sans" w:hAnsi="IBM Plex Sans"/>
+              </w:rPr>
+            </w:pPr>
+            <w:r>
+              <w:rPr>
+                <w:rFonts w:ascii="IBM Plex Sans" w:cs="IBM Plex Sans" w:eastAsia="IBM Plex Sans" w:hAnsi="IBM Plex Sans"/>
+                <w:rtl w:val="0"/>
+              </w:rPr>
+              <w:t xml:space="preserve">Temas tratados</w:t>
+            </w:r>
+          </w:p>
+        </w:tc>
+        <w:tc>
+          <w:tcPr>
+            <w:tcBorders>
+              <w:top w:color="1E3A5F" w:space="0" w:sz="4" w:val="single"/>
+              <w:left w:color="1E3A5F" w:space="0" w:sz="4" w:val="single"/>
+              <w:bottom w:color="1E3A5F" w:space="0" w:sz="4" w:val="single"/>
+              <w:right w:color="1E3A5F" w:space="0" w:sz="4" w:val="single"/>
+            </w:tcBorders>
+            <w:shd w:fill="ffffff" w:val="clear"/>
+          </w:tcPr>
+          <w:p>
+            <w:pPr>
+              <w:spacing w:after="160" w:line="278.00000000000006" w:lineRule="auto"/>
+              <w:rPr>
+                <w:rFonts w:ascii="IBM Plex Sans" w:cs="IBM Plex Sans" w:eastAsia="IBM Plex Sans" w:hAnsi="IBM Plex Sans"/>
+              </w:rPr>
+            </w:pPr>
+            <w:r>
+              <w:rPr>
+                <w:rFonts w:ascii="IBM Plex Sans" w:cs="IBM Plex Sans" w:eastAsia="IBM Plex Sans" w:hAnsi="IBM Plex Sans"/>
+                <w:rtl w:val="0"/>
+              </w:rPr>
+              <w:t xml:space="preserve">1. Eliminación de las gráficas de sensores (vibración/temperatura).</w:t>
+            </w:r>
+          </w:p>
+          <w:p>
+            <w:pPr>
+              <w:spacing w:after="160" w:line="278.00000000000006" w:lineRule="auto"/>
+              <w:rPr>
+                <w:rFonts w:ascii="IBM Plex Sans" w:cs="IBM Plex Sans" w:eastAsia="IBM Plex Sans" w:hAnsi="IBM Plex Sans"/>
+              </w:rPr>
+            </w:pPr>
+            <w:r>
+              <w:rPr>
+                <w:rFonts w:ascii="IBM Plex Sans" w:cs="IBM Plex Sans" w:eastAsia="IBM Plex Sans" w:hAnsi="IBM Plex Sans"/>
+                <w:rtl w:val="0"/>
+              </w:rPr>
+              <w:t xml:space="preserve">2. Cómo los operarios leen los ligamentos textiles (urdimbre/trama).</w:t>
+            </w:r>
+          </w:p>
+          <w:p>
+            <w:pPr>
+              <w:spacing w:after="160" w:line="278.00000000000006" w:lineRule="auto"/>
+              <w:rPr>
+                <w:rFonts w:ascii="IBM Plex Sans" w:cs="IBM Plex Sans" w:eastAsia="IBM Plex Sans" w:hAnsi="IBM Plex Sans"/>
+              </w:rPr>
+            </w:pPr>
+            <w:r>
+              <w:rPr>
+                <w:rFonts w:ascii="IBM Plex Sans" w:cs="IBM Plex Sans" w:eastAsia="IBM Plex Sans" w:hAnsi="IBM Plex Sans"/>
+                <w:rtl w:val="0"/>
+              </w:rPr>
+              <w:t xml:space="preserve">3. Necesidad de intervenir rápidamente en caso de hilo enredado.</w:t>
             </w:r>
           </w:p>
         </w:tc>
@@ -1214,14 +1513,46 @@
               <w:jc w:val="center"/>
               <w:rPr>
                 <w:rFonts w:ascii="IBM Plex Sans" w:cs="IBM Plex Sans" w:eastAsia="IBM Plex Sans" w:hAnsi="IBM Plex Sans"/>
-              </w:rPr>
-            </w:pPr>
-            <w:r>
-              <w:rPr>
-                <w:rFonts w:ascii="IBM Plex Sans" w:cs="IBM Plex Sans" w:eastAsia="IBM Plex Sans" w:hAnsi="IBM Plex Sans"/>
-                <w:rtl w:val="0"/>
-              </w:rPr>
-              <w:t xml:space="preserve">Fecha y duración</w:t>
+                <w:b w:val="0"/>
+                <w:bCs w:val="0"/>
+              </w:rPr>
+            </w:pPr>
+            <w:r>
+              <w:rPr>
+                <w:rtl w:val="0"/>
+              </w:rPr>
+            </w:r>
+          </w:p>
+          <w:p>
+            <w:pPr>
+              <w:spacing w:after="160" w:line="278.00000000000006" w:lineRule="auto"/>
+              <w:jc w:val="center"/>
+              <w:rPr>
+                <w:rFonts w:ascii="IBM Plex Sans" w:cs="IBM Plex Sans" w:eastAsia="IBM Plex Sans" w:hAnsi="IBM Plex Sans"/>
+                <w:b w:val="0"/>
+                <w:bCs w:val="0"/>
+              </w:rPr>
+            </w:pPr>
+            <w:r>
+              <w:rPr>
+                <w:rtl w:val="0"/>
+              </w:rPr>
+            </w:r>
+          </w:p>
+          <w:p>
+            <w:pPr>
+              <w:spacing w:after="160" w:line="278.00000000000006" w:lineRule="auto"/>
+              <w:jc w:val="center"/>
+              <w:rPr>
+                <w:rFonts w:ascii="IBM Plex Sans" w:cs="IBM Plex Sans" w:eastAsia="IBM Plex Sans" w:hAnsi="IBM Plex Sans"/>
+              </w:rPr>
+            </w:pPr>
+            <w:r>
+              <w:rPr>
+                <w:rFonts w:ascii="IBM Plex Sans" w:cs="IBM Plex Sans" w:eastAsia="IBM Plex Sans" w:hAnsi="IBM Plex Sans"/>
+                <w:rtl w:val="0"/>
+              </w:rPr>
+              <w:t xml:space="preserve">Decisiones y acuerdos</w:t>
             </w:r>
           </w:p>
         </w:tc>
@@ -1247,406 +1578,76 @@
                 <w:rFonts w:ascii="IBM Plex Sans" w:cs="IBM Plex Sans" w:eastAsia="IBM Plex Sans" w:hAnsi="IBM Plex Sans"/>
                 <w:rtl w:val="0"/>
               </w:rPr>
-              <w:t xml:space="preserve">12/05/2026 – 1 hora y 15 minutos.</w:t>
+              <w:t xml:space="preserve">- </w:t>
+            </w:r>
+            <w:r>
+              <w:rPr>
+                <w:rFonts w:ascii="IBM Plex Sans" w:cs="IBM Plex Sans" w:eastAsia="IBM Plex Sans" w:hAnsi="IBM Plex Sans"/>
+                <w:b w:val="1"/>
+                <w:bCs w:val="1"/>
+                <w:rtl w:val="0"/>
+              </w:rPr>
+              <w:t xml:space="preserve">Pivote del proyecto:</w:t>
+            </w:r>
+            <w:r>
+              <w:rPr>
+                <w:rFonts w:ascii="IBM Plex Sans" w:cs="IBM Plex Sans" w:eastAsia="IBM Plex Sans" w:hAnsi="IBM Plex Sans"/>
+                <w:rtl w:val="0"/>
+              </w:rPr>
+              <w:t xml:space="preserve"> Se descarta el monitoreo ambiental. La interfaz se centrará un 100% en el </w:t>
+            </w:r>
+            <w:r>
+              <w:rPr>
+                <w:rFonts w:ascii="IBM Plex Sans" w:cs="IBM Plex Sans" w:eastAsia="IBM Plex Sans" w:hAnsi="IBM Plex Sans"/>
+                <w:b w:val="1"/>
+                <w:bCs w:val="1"/>
+                <w:rtl w:val="0"/>
+              </w:rPr>
+              <w:t xml:space="preserve">Editor Matricial de Patrones</w:t>
+            </w:r>
+            <w:r>
+              <w:rPr>
+                <w:rFonts w:ascii="IBM Plex Sans" w:cs="IBM Plex Sans" w:eastAsia="IBM Plex Sans" w:hAnsi="IBM Plex Sans"/>
+                <w:rtl w:val="0"/>
+              </w:rPr>
+              <w:t xml:space="preserve"> y el control lógico.</w:t>
+            </w:r>
+          </w:p>
+          <w:p>
+            <w:pPr>
+              <w:spacing w:after="160" w:line="278.00000000000006" w:lineRule="auto"/>
+              <w:rPr>
+                <w:rFonts w:ascii="IBM Plex Sans" w:cs="IBM Plex Sans" w:eastAsia="IBM Plex Sans" w:hAnsi="IBM Plex Sans"/>
+              </w:rPr>
+            </w:pPr>
+            <w:r>
+              <w:rPr>
+                <w:rFonts w:ascii="IBM Plex Sans" w:cs="IBM Plex Sans" w:eastAsia="IBM Plex Sans" w:hAnsi="IBM Plex Sans"/>
+                <w:rtl w:val="0"/>
+              </w:rPr>
+              <w:t xml:space="preserve">- Se acuerda que el operario necesita ver en vivo qué fila del patrón está tejiendo la máquina.</w:t>
+            </w:r>
+          </w:p>
+          <w:p>
+            <w:pPr>
+              <w:spacing w:after="160" w:line="278.00000000000006" w:lineRule="auto"/>
+              <w:rPr>
+                <w:rFonts w:ascii="IBM Plex Sans" w:cs="IBM Plex Sans" w:eastAsia="IBM Plex Sans" w:hAnsi="IBM Plex Sans"/>
+              </w:rPr>
+            </w:pPr>
+            <w:r>
+              <w:rPr>
+                <w:rFonts w:ascii="IBM Plex Sans" w:cs="IBM Plex Sans" w:eastAsia="IBM Plex Sans" w:hAnsi="IBM Plex Sans"/>
+                <w:rtl w:val="0"/>
+              </w:rPr>
+              <w:t xml:space="preserve">- Se solicita la función de deshacer movimientos mecánicos.</w:t>
             </w:r>
           </w:p>
         </w:tc>
       </w:tr>
       <w:tr>
         <w:trPr>
-          <w:cantSplit w:val="0"/>
-          <w:tblHeader w:val="0"/>
-        </w:trPr>
-        <w:tc>
-          <w:tcPr>
-            <w:tcBorders>
-              <w:top w:color="1E3A5F" w:space="0" w:sz="4" w:val="single"/>
-              <w:left w:color="1E3A5F" w:space="0" w:sz="4" w:val="single"/>
-              <w:bottom w:color="1E3A5F" w:space="0" w:sz="4" w:val="single"/>
-              <w:right w:color="1E3A5F" w:space="0" w:sz="4" w:val="single"/>
-            </w:tcBorders>
-            <w:shd w:fill="ffffff" w:val="clear"/>
-          </w:tcPr>
-          <w:p>
-            <w:pPr>
-              <w:spacing w:after="160" w:line="278.00000000000006" w:lineRule="auto"/>
-              <w:jc w:val="center"/>
-              <w:rPr>
-                <w:rFonts w:ascii="IBM Plex Sans" w:cs="IBM Plex Sans" w:eastAsia="IBM Plex Sans" w:hAnsi="IBM Plex Sans"/>
-              </w:rPr>
-            </w:pPr>
-            <w:r>
-              <w:rPr>
-                <w:rFonts w:ascii="IBM Plex Sans" w:cs="IBM Plex Sans" w:eastAsia="IBM Plex Sans" w:hAnsi="IBM Plex Sans"/>
-                <w:rtl w:val="0"/>
-              </w:rPr>
-              <w:t xml:space="preserve">Participantes</w:t>
-            </w:r>
-          </w:p>
-        </w:tc>
-        <w:tc>
-          <w:tcPr>
-            <w:tcBorders>
-              <w:top w:color="1E3A5F" w:space="0" w:sz="4" w:val="single"/>
-              <w:left w:color="1E3A5F" w:space="0" w:sz="4" w:val="single"/>
-              <w:bottom w:color="1E3A5F" w:space="0" w:sz="4" w:val="single"/>
-              <w:right w:color="1E3A5F" w:space="0" w:sz="4" w:val="single"/>
-            </w:tcBorders>
-            <w:shd w:fill="ffffff" w:val="clear"/>
-          </w:tcPr>
-          <w:p>
-            <w:pPr>
-              <w:spacing w:after="160" w:line="278.00000000000006" w:lineRule="auto"/>
-              <w:rPr>
-                <w:rFonts w:ascii="IBM Plex Sans" w:cs="IBM Plex Sans" w:eastAsia="IBM Plex Sans" w:hAnsi="IBM Plex Sans"/>
-              </w:rPr>
-            </w:pPr>
-            <w:r>
-              <w:rPr>
-                <w:rFonts w:ascii="IBM Plex Sans" w:cs="IBM Plex Sans" w:eastAsia="IBM Plex Sans" w:hAnsi="IBM Plex Sans"/>
-                <w:rtl w:val="0"/>
-              </w:rPr>
-              <w:t xml:space="preserve">Equipo de Desarrollo (Project Manager, Diseñador UX/UI) y Dueño de la Fábrica Textil.</w:t>
-            </w:r>
-          </w:p>
-        </w:tc>
-      </w:tr>
-      <w:tr>
-        <w:trPr>
-          <w:cantSplit w:val="0"/>
-          <w:tblHeader w:val="0"/>
-        </w:trPr>
-        <w:tc>
-          <w:tcPr>
-            <w:tcBorders>
-              <w:top w:color="1E3A5F" w:space="0" w:sz="4" w:val="single"/>
-              <w:left w:color="1E3A5F" w:space="0" w:sz="4" w:val="single"/>
-              <w:bottom w:color="1E3A5F" w:space="0" w:sz="4" w:val="single"/>
-              <w:right w:color="1E3A5F" w:space="0" w:sz="4" w:val="single"/>
-            </w:tcBorders>
-            <w:shd w:fill="ffffff" w:val="clear"/>
-          </w:tcPr>
-          <w:p>
-            <w:pPr>
-              <w:spacing w:after="160" w:line="278.00000000000006" w:lineRule="auto"/>
-              <w:jc w:val="center"/>
-              <w:rPr>
-                <w:rFonts w:ascii="IBM Plex Sans" w:cs="IBM Plex Sans" w:eastAsia="IBM Plex Sans" w:hAnsi="IBM Plex Sans"/>
-              </w:rPr>
-            </w:pPr>
-            <w:r>
-              <w:rPr>
-                <w:rFonts w:ascii="IBM Plex Sans" w:cs="IBM Plex Sans" w:eastAsia="IBM Plex Sans" w:hAnsi="IBM Plex Sans"/>
-                <w:rtl w:val="0"/>
-              </w:rPr>
-              <w:t xml:space="preserve">Objetivo de la reunión</w:t>
-            </w:r>
-          </w:p>
-        </w:tc>
-        <w:tc>
-          <w:tcPr>
-            <w:tcBorders>
-              <w:top w:color="1E3A5F" w:space="0" w:sz="4" w:val="single"/>
-              <w:left w:color="1E3A5F" w:space="0" w:sz="4" w:val="single"/>
-              <w:bottom w:color="1E3A5F" w:space="0" w:sz="4" w:val="single"/>
-              <w:right w:color="1E3A5F" w:space="0" w:sz="4" w:val="single"/>
-            </w:tcBorders>
-            <w:shd w:fill="ffffff" w:val="clear"/>
-          </w:tcPr>
-          <w:p>
-            <w:pPr>
-              <w:spacing w:after="160" w:line="278.00000000000006" w:lineRule="auto"/>
-              <w:rPr>
-                <w:rFonts w:ascii="IBM Plex Sans" w:cs="IBM Plex Sans" w:eastAsia="IBM Plex Sans" w:hAnsi="IBM Plex Sans"/>
-              </w:rPr>
-            </w:pPr>
-            <w:r>
-              <w:rPr>
-                <w:rFonts w:ascii="IBM Plex Sans" w:cs="IBM Plex Sans" w:eastAsia="IBM Plex Sans" w:hAnsi="IBM Plex Sans"/>
-                <w:rtl w:val="0"/>
-              </w:rPr>
-              <w:t xml:space="preserve">Definir los conceptos core, funcionalidades visuales y estructura de la interfaz para operar el telar desde una pantalla centralizada.</w:t>
-            </w:r>
-          </w:p>
-        </w:tc>
-      </w:tr>
-      <w:tr>
-        <w:trPr>
-          <w:cantSplit w:val="0"/>
-          <w:tblHeader w:val="0"/>
-        </w:trPr>
-        <w:tc>
-          <w:tcPr>
-            <w:tcBorders>
-              <w:top w:color="1E3A5F" w:space="0" w:sz="4" w:val="single"/>
-              <w:left w:color="1E3A5F" w:space="0" w:sz="4" w:val="single"/>
-              <w:bottom w:color="1E3A5F" w:space="0" w:sz="4" w:val="single"/>
-              <w:right w:color="1E3A5F" w:space="0" w:sz="4" w:val="single"/>
-            </w:tcBorders>
-            <w:shd w:fill="ffffff" w:val="clear"/>
-          </w:tcPr>
-          <w:p>
-            <w:pPr>
-              <w:spacing w:after="160" w:line="278.00000000000006" w:lineRule="auto"/>
-              <w:jc w:val="center"/>
-              <w:rPr>
-                <w:rFonts w:ascii="IBM Plex Sans" w:cs="IBM Plex Sans" w:eastAsia="IBM Plex Sans" w:hAnsi="IBM Plex Sans"/>
-                <w:b w:val="0"/>
-                <w:bCs w:val="0"/>
-              </w:rPr>
-            </w:pPr>
-            <w:r>
-              <w:rPr>
-                <w:rtl w:val="0"/>
-              </w:rPr>
-            </w:r>
-          </w:p>
-          <w:p>
-            <w:pPr>
-              <w:spacing w:after="160" w:line="278.00000000000006" w:lineRule="auto"/>
-              <w:jc w:val="center"/>
-              <w:rPr>
-                <w:rFonts w:ascii="IBM Plex Sans" w:cs="IBM Plex Sans" w:eastAsia="IBM Plex Sans" w:hAnsi="IBM Plex Sans"/>
-                <w:b w:val="0"/>
-                <w:bCs w:val="0"/>
-              </w:rPr>
-            </w:pPr>
-            <w:r>
-              <w:rPr>
-                <w:rtl w:val="0"/>
-              </w:rPr>
-            </w:r>
-          </w:p>
-          <w:p>
-            <w:pPr>
-              <w:spacing w:after="160" w:line="278.00000000000006" w:lineRule="auto"/>
-              <w:jc w:val="center"/>
-              <w:rPr>
-                <w:rFonts w:ascii="IBM Plex Sans" w:cs="IBM Plex Sans" w:eastAsia="IBM Plex Sans" w:hAnsi="IBM Plex Sans"/>
-              </w:rPr>
-            </w:pPr>
-            <w:r>
-              <w:rPr>
-                <w:rFonts w:ascii="IBM Plex Sans" w:cs="IBM Plex Sans" w:eastAsia="IBM Plex Sans" w:hAnsi="IBM Plex Sans"/>
-                <w:rtl w:val="0"/>
-              </w:rPr>
-              <w:t xml:space="preserve">Temas tratados</w:t>
-            </w:r>
-          </w:p>
-        </w:tc>
-        <w:tc>
-          <w:tcPr>
-            <w:tcBorders>
-              <w:top w:color="1E3A5F" w:space="0" w:sz="4" w:val="single"/>
-              <w:left w:color="1E3A5F" w:space="0" w:sz="4" w:val="single"/>
-              <w:bottom w:color="1E3A5F" w:space="0" w:sz="4" w:val="single"/>
-              <w:right w:color="1E3A5F" w:space="0" w:sz="4" w:val="single"/>
-            </w:tcBorders>
-            <w:shd w:fill="ffffff" w:val="clear"/>
-          </w:tcPr>
-          <w:p>
-            <w:pPr>
-              <w:spacing w:after="160" w:line="278.00000000000006" w:lineRule="auto"/>
-              <w:rPr>
-                <w:rFonts w:ascii="IBM Plex Sans" w:cs="IBM Plex Sans" w:eastAsia="IBM Plex Sans" w:hAnsi="IBM Plex Sans"/>
-              </w:rPr>
-            </w:pPr>
-            <w:r>
-              <w:rPr>
-                <w:rFonts w:ascii="IBM Plex Sans" w:cs="IBM Plex Sans" w:eastAsia="IBM Plex Sans" w:hAnsi="IBM Plex Sans"/>
-                <w:rtl w:val="0"/>
-              </w:rPr>
-              <w:t xml:space="preserve">1. Eliminación de las gráficas de sensores (vibración/temperatura).</w:t>
-            </w:r>
-          </w:p>
-          <w:p>
-            <w:pPr>
-              <w:spacing w:after="160" w:line="278.00000000000006" w:lineRule="auto"/>
-              <w:rPr>
-                <w:rFonts w:ascii="IBM Plex Sans" w:cs="IBM Plex Sans" w:eastAsia="IBM Plex Sans" w:hAnsi="IBM Plex Sans"/>
-              </w:rPr>
-            </w:pPr>
-            <w:r>
-              <w:rPr>
-                <w:rFonts w:ascii="IBM Plex Sans" w:cs="IBM Plex Sans" w:eastAsia="IBM Plex Sans" w:hAnsi="IBM Plex Sans"/>
-                <w:rtl w:val="0"/>
-              </w:rPr>
-              <w:t xml:space="preserve">2. Cómo los operarios leen los ligamentos textiles (urdimbre/trama).</w:t>
-            </w:r>
-          </w:p>
-          <w:p>
-            <w:pPr>
-              <w:spacing w:after="160" w:line="278.00000000000006" w:lineRule="auto"/>
-              <w:rPr>
-                <w:rFonts w:ascii="IBM Plex Sans" w:cs="IBM Plex Sans" w:eastAsia="IBM Plex Sans" w:hAnsi="IBM Plex Sans"/>
-              </w:rPr>
-            </w:pPr>
-            <w:r>
-              <w:rPr>
-                <w:rFonts w:ascii="IBM Plex Sans" w:cs="IBM Plex Sans" w:eastAsia="IBM Plex Sans" w:hAnsi="IBM Plex Sans"/>
-                <w:rtl w:val="0"/>
-              </w:rPr>
-              <w:t xml:space="preserve">3. Necesidad de intervenir rápidamente en caso de hilo enredado.</w:t>
-            </w:r>
-          </w:p>
-        </w:tc>
-      </w:tr>
-      <w:tr>
-        <w:trPr>
-          <w:cantSplit w:val="0"/>
-          <w:tblHeader w:val="0"/>
-        </w:trPr>
-        <w:tc>
-          <w:tcPr>
-            <w:tcBorders>
-              <w:top w:color="1E3A5F" w:space="0" w:sz="4" w:val="single"/>
-              <w:left w:color="1E3A5F" w:space="0" w:sz="4" w:val="single"/>
-              <w:bottom w:color="1E3A5F" w:space="0" w:sz="4" w:val="single"/>
-              <w:right w:color="1E3A5F" w:space="0" w:sz="4" w:val="single"/>
-            </w:tcBorders>
-            <w:shd w:fill="ffffff" w:val="clear"/>
-          </w:tcPr>
-          <w:p>
-            <w:pPr>
-              <w:spacing w:after="160" w:line="278.00000000000006" w:lineRule="auto"/>
-              <w:jc w:val="center"/>
-              <w:rPr>
-                <w:rFonts w:ascii="IBM Plex Sans" w:cs="IBM Plex Sans" w:eastAsia="IBM Plex Sans" w:hAnsi="IBM Plex Sans"/>
-                <w:b w:val="0"/>
-                <w:bCs w:val="0"/>
-              </w:rPr>
-            </w:pPr>
-            <w:r>
-              <w:rPr>
-                <w:rtl w:val="0"/>
-              </w:rPr>
-            </w:r>
-          </w:p>
-          <w:p>
-            <w:pPr>
-              <w:spacing w:after="160" w:line="278.00000000000006" w:lineRule="auto"/>
-              <w:jc w:val="center"/>
-              <w:rPr>
-                <w:rFonts w:ascii="IBM Plex Sans" w:cs="IBM Plex Sans" w:eastAsia="IBM Plex Sans" w:hAnsi="IBM Plex Sans"/>
-                <w:b w:val="0"/>
-                <w:bCs w:val="0"/>
-              </w:rPr>
-            </w:pPr>
-            <w:r>
-              <w:rPr>
-                <w:rtl w:val="0"/>
-              </w:rPr>
-            </w:r>
-          </w:p>
-          <w:p>
-            <w:pPr>
-              <w:spacing w:after="160" w:line="278.00000000000006" w:lineRule="auto"/>
-              <w:jc w:val="center"/>
-              <w:rPr>
-                <w:rFonts w:ascii="IBM Plex Sans" w:cs="IBM Plex Sans" w:eastAsia="IBM Plex Sans" w:hAnsi="IBM Plex Sans"/>
-              </w:rPr>
-            </w:pPr>
-            <w:r>
-              <w:rPr>
-                <w:rFonts w:ascii="IBM Plex Sans" w:cs="IBM Plex Sans" w:eastAsia="IBM Plex Sans" w:hAnsi="IBM Plex Sans"/>
-                <w:rtl w:val="0"/>
-              </w:rPr>
-              <w:t xml:space="preserve">Decisiones y acuerdos</w:t>
-            </w:r>
-          </w:p>
-        </w:tc>
-        <w:tc>
-          <w:tcPr>
-            <w:tcBorders>
-              <w:top w:color="1E3A5F" w:space="0" w:sz="4" w:val="single"/>
-              <w:left w:color="1E3A5F" w:space="0" w:sz="4" w:val="single"/>
-              <w:bottom w:color="1E3A5F" w:space="0" w:sz="4" w:val="single"/>
-              <w:right w:color="1E3A5F" w:space="0" w:sz="4" w:val="single"/>
-            </w:tcBorders>
-            <w:shd w:fill="ffffff" w:val="clear"/>
-          </w:tcPr>
-          <w:p>
-            <w:pPr>
-              <w:spacing w:after="160" w:line="278.00000000000006" w:lineRule="auto"/>
-              <w:rPr>
-                <w:rFonts w:ascii="IBM Plex Sans" w:cs="IBM Plex Sans" w:eastAsia="IBM Plex Sans" w:hAnsi="IBM Plex Sans"/>
-              </w:rPr>
-            </w:pPr>
-            <w:r>
-              <w:rPr>
-                <w:rFonts w:ascii="IBM Plex Sans" w:cs="IBM Plex Sans" w:eastAsia="IBM Plex Sans" w:hAnsi="IBM Plex Sans"/>
-                <w:rtl w:val="0"/>
-              </w:rPr>
-              <w:t xml:space="preserve">- </w:t>
-            </w:r>
-            <w:r>
-              <w:rPr>
-                <w:rFonts w:ascii="IBM Plex Sans" w:cs="IBM Plex Sans" w:eastAsia="IBM Plex Sans" w:hAnsi="IBM Plex Sans"/>
-                <w:b w:val="1"/>
-                <w:bCs w:val="1"/>
-                <w:rtl w:val="0"/>
-              </w:rPr>
-              <w:t xml:space="preserve">Pivote del proyecto:</w:t>
-            </w:r>
-            <w:r>
-              <w:rPr>
-                <w:rFonts w:ascii="IBM Plex Sans" w:cs="IBM Plex Sans" w:eastAsia="IBM Plex Sans" w:hAnsi="IBM Plex Sans"/>
-                <w:rtl w:val="0"/>
-              </w:rPr>
-              <w:t xml:space="preserve"> Se descarta el monitoreo ambiental. La interfaz se centrará un 100% en el </w:t>
-            </w:r>
-            <w:r>
-              <w:rPr>
-                <w:rFonts w:ascii="IBM Plex Sans" w:cs="IBM Plex Sans" w:eastAsia="IBM Plex Sans" w:hAnsi="IBM Plex Sans"/>
-                <w:b w:val="1"/>
-                <w:bCs w:val="1"/>
-                <w:rtl w:val="0"/>
-              </w:rPr>
-              <w:t xml:space="preserve">Editor Matricial de Patrones</w:t>
-            </w:r>
-            <w:r>
-              <w:rPr>
-                <w:rFonts w:ascii="IBM Plex Sans" w:cs="IBM Plex Sans" w:eastAsia="IBM Plex Sans" w:hAnsi="IBM Plex Sans"/>
-                <w:rtl w:val="0"/>
-              </w:rPr>
-              <w:t xml:space="preserve"> y el control lógico.</w:t>
-            </w:r>
-          </w:p>
-          <w:p>
-            <w:pPr>
-              <w:spacing w:after="160" w:line="278.00000000000006" w:lineRule="auto"/>
-              <w:rPr>
-                <w:rFonts w:ascii="IBM Plex Sans" w:cs="IBM Plex Sans" w:eastAsia="IBM Plex Sans" w:hAnsi="IBM Plex Sans"/>
-              </w:rPr>
-            </w:pPr>
-            <w:r>
-              <w:rPr>
-                <w:rFonts w:ascii="IBM Plex Sans" w:cs="IBM Plex Sans" w:eastAsia="IBM Plex Sans" w:hAnsi="IBM Plex Sans"/>
-                <w:rtl w:val="0"/>
-              </w:rPr>
-              <w:t xml:space="preserve">- Se acuerda que el operario necesita ver en vivo qué fila del patrón está tejiendo la máquina.</w:t>
-            </w:r>
-          </w:p>
-          <w:p>
-            <w:pPr>
-              <w:spacing w:after="160" w:line="278.00000000000006" w:lineRule="auto"/>
-              <w:rPr>
-                <w:rFonts w:ascii="IBM Plex Sans" w:cs="IBM Plex Sans" w:eastAsia="IBM Plex Sans" w:hAnsi="IBM Plex Sans"/>
-              </w:rPr>
-            </w:pPr>
-            <w:r>
-              <w:rPr>
-                <w:rFonts w:ascii="IBM Plex Sans" w:cs="IBM Plex Sans" w:eastAsia="IBM Plex Sans" w:hAnsi="IBM Plex Sans"/>
-                <w:rtl w:val="0"/>
-              </w:rPr>
-              <w:t xml:space="preserve">- Se solicita la función de deshacer movimientos mecánicos.</w:t>
-            </w:r>
-          </w:p>
-        </w:tc>
-      </w:tr>
-      <w:tr>
-        <w:trPr>
-          <w:cantSplit w:val="0"/>
+          <w:cantSplit/>
           <w:tblHeader w:val="0"/>
         </w:trPr>
         <w:tc>
@@ -1741,6 +1742,7 @@
     </w:p>
     <w:p>
       <w:pPr>
+        <w:keepNext/>
         <w:rPr>
           <w:rFonts w:ascii="IBM Plex Sans" w:cs="IBM Plex Sans" w:eastAsia="IBM Plex Sans" w:hAnsi="IBM Plex Sans"/>
           <w:b w:val="1"/>
@@ -1785,9 +1787,9 @@
       </w:tblGrid>
       <w:tr>
         <w:trPr>
-          <w:cantSplit w:val="0"/>
+          <w:cantSplit/>
           <w:trHeight w:val="469.35546875000006" w:hRule="atLeast"/>
-          <w:tblHeader w:val="0"/>
+          <w:tblHeader/>
         </w:trPr>
         <w:tc>
           <w:tcPr>
@@ -1846,7 +1848,7 @@
       </w:tr>
       <w:tr>
         <w:trPr>
-          <w:cantSplit w:val="0"/>
+          <w:cantSplit/>
           <w:tblHeader w:val="0"/>
         </w:trPr>
         <w:tc>
@@ -1905,7 +1907,7 @@
       </w:tr>
       <w:tr>
         <w:trPr>
-          <w:cantSplit w:val="0"/>
+          <w:cantSplit/>
           <w:tblHeader w:val="0"/>
         </w:trPr>
         <w:tc>
@@ -1964,7 +1966,7 @@
       </w:tr>
       <w:tr>
         <w:trPr>
-          <w:cantSplit w:val="0"/>
+          <w:cantSplit/>
           <w:tblHeader w:val="0"/>
         </w:trPr>
         <w:tc>
@@ -2023,7 +2025,7 @@
       </w:tr>
       <w:tr>
         <w:trPr>
-          <w:cantSplit w:val="0"/>
+          <w:cantSplit/>
           <w:tblHeader w:val="0"/>
         </w:trPr>
         <w:tc>
@@ -2394,7 +2396,7 @@
     </w:p>
     <w:p>
       <w:pPr>
-        <w:keepNext w:val="0"/>
+        <w:keepNext/>
         <w:keepLines w:val="0"/>
         <w:pageBreakBefore w:val="0"/>
         <w:widowControl w:val="1"/>
@@ -2493,8 +2495,8 @@
       </w:tblGrid>
       <w:tr>
         <w:trPr>
-          <w:cantSplit w:val="0"/>
-          <w:tblHeader w:val="0"/>
+          <w:cantSplit/>
+          <w:tblHeader/>
         </w:trPr>
         <w:tc>
           <w:tcPr>
@@ -2939,6 +2941,7 @@
     </w:p>
     <w:p>
       <w:pPr>
+        <w:keepNext/>
         <w:rPr>
           <w:rFonts w:ascii="IBM Plex Sans" w:cs="IBM Plex Sans" w:eastAsia="IBM Plex Sans" w:hAnsi="IBM Plex Sans"/>
           <w:b w:val="1"/>
@@ -3019,9 +3022,9 @@
       </w:tblGrid>
       <w:tr>
         <w:trPr>
-          <w:cantSplit w:val="0"/>
+          <w:cantSplit/>
           <w:trHeight w:val="360" w:hRule="atLeast"/>
-          <w:tblHeader w:val="0"/>
+          <w:tblHeader/>
         </w:trPr>
         <w:tc>
           <w:tcPr>
@@ -3116,7 +3119,7 @@
       </w:tr>
       <w:tr>
         <w:trPr>
-          <w:cantSplit w:val="0"/>
+          <w:cantSplit/>
           <w:trHeight w:val="300" w:hRule="atLeast"/>
           <w:tblHeader w:val="0"/>
         </w:trPr>
@@ -3194,7 +3197,7 @@
       </w:tr>
       <w:tr>
         <w:trPr>
-          <w:cantSplit w:val="0"/>
+          <w:cantSplit/>
           <w:trHeight w:val="285" w:hRule="atLeast"/>
           <w:tblHeader w:val="0"/>
         </w:trPr>
@@ -3272,7 +3275,7 @@
       </w:tr>
       <w:tr>
         <w:trPr>
-          <w:cantSplit w:val="0"/>
+          <w:cantSplit/>
           <w:trHeight w:val="825" w:hRule="atLeast"/>
           <w:tblHeader w:val="0"/>
         </w:trPr>
@@ -3766,6 +3769,7 @@
     </w:tbl>
     <w:p>
       <w:pPr>
+        <w:keepNext/>
         <w:rPr>
           <w:rFonts w:ascii="IBM Plex Sans" w:cs="IBM Plex Sans" w:eastAsia="IBM Plex Sans" w:hAnsi="IBM Plex Sans"/>
           <w:b w:val="1"/>
@@ -3832,9 +3836,9 @@
       </w:tblGrid>
       <w:tr>
         <w:trPr>
-          <w:cantSplit w:val="0"/>
+          <w:cantSplit/>
           <w:trHeight w:val="360" w:hRule="atLeast"/>
-          <w:tblHeader w:val="0"/>
+          <w:tblHeader/>
         </w:trPr>
         <w:tc>
           <w:tcPr>
@@ -3899,7 +3903,7 @@
       </w:tr>
       <w:tr>
         <w:trPr>
-          <w:cantSplit w:val="0"/>
+          <w:cantSplit/>
           <w:trHeight w:val="300" w:hRule="atLeast"/>
           <w:tblHeader w:val="0"/>
         </w:trPr>
@@ -3964,7 +3968,7 @@
       </w:tr>
       <w:tr>
         <w:trPr>
-          <w:cantSplit w:val="0"/>
+          <w:cantSplit/>
           <w:trHeight w:val="285" w:hRule="atLeast"/>
           <w:tblHeader w:val="0"/>
         </w:trPr>
@@ -4029,7 +4033,7 @@
       </w:tr>
       <w:tr>
         <w:trPr>
-          <w:cantSplit w:val="0"/>
+          <w:cantSplit/>
           <w:trHeight w:val="825" w:hRule="atLeast"/>
           <w:tblHeader w:val="0"/>
         </w:trPr>
@@ -4370,6 +4374,7 @@
     </w:p>
     <w:p>
       <w:pPr>
+        <w:keepNext/>
         <w:rPr>
           <w:rFonts w:ascii="IBM Plex Sans" w:cs="IBM Plex Sans" w:eastAsia="IBM Plex Sans" w:hAnsi="IBM Plex Sans"/>
           <w:b w:val="1"/>
@@ -4431,9 +4436,9 @@
       </w:tblGrid>
       <w:tr>
         <w:trPr>
-          <w:cantSplit w:val="0"/>
+          <w:cantSplit/>
           <w:trHeight w:val="360" w:hRule="atLeast"/>
-          <w:tblHeader w:val="0"/>
+          <w:tblHeader/>
         </w:trPr>
         <w:tc>
           <w:tcPr>
@@ -4498,7 +4503,7 @@
       </w:tr>
       <w:tr>
         <w:trPr>
-          <w:cantSplit w:val="0"/>
+          <w:cantSplit/>
           <w:trHeight w:val="300" w:hRule="atLeast"/>
           <w:tblHeader w:val="0"/>
         </w:trPr>
@@ -4559,7 +4564,7 @@
       </w:tr>
       <w:tr>
         <w:trPr>
-          <w:cantSplit w:val="0"/>
+          <w:cantSplit/>
           <w:trHeight w:val="285" w:hRule="atLeast"/>
           <w:tblHeader w:val="0"/>
         </w:trPr>
@@ -4620,7 +4625,7 @@
       </w:tr>
       <w:tr>
         <w:trPr>
-          <w:cantSplit w:val="0"/>
+          <w:cantSplit/>
           <w:trHeight w:val="825" w:hRule="atLeast"/>
           <w:tblHeader w:val="0"/>
         </w:trPr>
@@ -4681,7 +4686,7 @@
       </w:tr>
       <w:tr>
         <w:trPr>
-          <w:cantSplit w:val="0"/>
+          <w:cantSplit/>
           <w:trHeight w:val="4065" w:hRule="atLeast"/>
           <w:tblHeader w:val="0"/>
         </w:trPr>
@@ -4835,7 +4840,7 @@
       </w:tr>
       <w:tr>
         <w:trPr>
-          <w:cantSplit w:val="0"/>
+          <w:cantSplit/>
           <w:trHeight w:val="1905" w:hRule="atLeast"/>
           <w:tblHeader w:val="0"/>
         </w:trPr>
@@ -4911,6 +4916,7 @@
     </w:p>
     <w:p>
       <w:pPr>
+        <w:keepNext/>
         <w:rPr>
           <w:rFonts w:ascii="IBM Plex Sans" w:cs="IBM Plex Sans" w:eastAsia="IBM Plex Sans" w:hAnsi="IBM Plex Sans"/>
           <w:b w:val="1"/>
@@ -4972,9 +4978,9 @@
       </w:tblGrid>
       <w:tr>
         <w:trPr>
-          <w:cantSplit w:val="0"/>
+          <w:cantSplit/>
           <w:trHeight w:val="360" w:hRule="atLeast"/>
-          <w:tblHeader w:val="0"/>
+          <w:tblHeader/>
         </w:trPr>
         <w:tc>
           <w:tcPr>
@@ -5039,7 +5045,7 @@
       </w:tr>
       <w:tr>
         <w:trPr>
-          <w:cantSplit w:val="0"/>
+          <w:cantSplit/>
           <w:trHeight w:val="300" w:hRule="atLeast"/>
           <w:tblHeader w:val="0"/>
         </w:trPr>
@@ -5100,7 +5106,7 @@
       </w:tr>
       <w:tr>
         <w:trPr>
-          <w:cantSplit w:val="0"/>
+          <w:cantSplit/>
           <w:trHeight w:val="285" w:hRule="atLeast"/>
           <w:tblHeader w:val="0"/>
         </w:trPr>
@@ -5161,7 +5167,7 @@
       </w:tr>
       <w:tr>
         <w:trPr>
-          <w:cantSplit w:val="0"/>
+          <w:cantSplit/>
           <w:trHeight w:val="825" w:hRule="atLeast"/>
           <w:tblHeader w:val="0"/>
         </w:trPr>
@@ -5222,7 +5228,7 @@
       </w:tr>
       <w:tr>
         <w:trPr>
-          <w:cantSplit w:val="0"/>
+          <w:cantSplit/>
           <w:trHeight w:val="4065" w:hRule="atLeast"/>
           <w:tblHeader w:val="0"/>
         </w:trPr>
@@ -5400,7 +5406,7 @@
       </w:tr>
       <w:tr>
         <w:trPr>
-          <w:cantSplit w:val="0"/>
+          <w:cantSplit/>
           <w:trHeight w:val="1905" w:hRule="atLeast"/>
           <w:tblHeader w:val="0"/>
         </w:trPr>
@@ -5476,6 +5482,7 @@
     </w:p>
     <w:p>
       <w:pPr>
+        <w:keepNext/>
         <w:rPr>
           <w:rFonts w:ascii="IBM Plex Sans" w:cs="IBM Plex Sans" w:eastAsia="IBM Plex Sans" w:hAnsi="IBM Plex Sans"/>
           <w:b w:val="1"/>
@@ -5537,9 +5544,9 @@
       </w:tblGrid>
       <w:tr>
         <w:trPr>
-          <w:cantSplit w:val="0"/>
+          <w:cantSplit/>
           <w:trHeight w:val="360" w:hRule="atLeast"/>
-          <w:tblHeader w:val="0"/>
+          <w:tblHeader/>
         </w:trPr>
         <w:tc>
           <w:tcPr>
@@ -5604,7 +5611,7 @@
       </w:tr>
       <w:tr>
         <w:trPr>
-          <w:cantSplit w:val="0"/>
+          <w:cantSplit/>
           <w:trHeight w:val="300" w:hRule="atLeast"/>
           <w:tblHeader w:val="0"/>
         </w:trPr>
@@ -5665,7 +5672,7 @@
       </w:tr>
       <w:tr>
         <w:trPr>
-          <w:cantSplit w:val="0"/>
+          <w:cantSplit/>
           <w:trHeight w:val="285" w:hRule="atLeast"/>
           <w:tblHeader w:val="0"/>
         </w:trPr>
@@ -5726,7 +5733,7 @@
       </w:tr>
       <w:tr>
         <w:trPr>
-          <w:cantSplit w:val="0"/>
+          <w:cantSplit/>
           <w:trHeight w:val="825" w:hRule="atLeast"/>
           <w:tblHeader w:val="0"/>
         </w:trPr>
@@ -5981,7 +5988,7 @@
       </w:tr>
       <w:tr>
         <w:trPr>
-          <w:cantSplit w:val="0"/>
+          <w:cantSplit/>
           <w:trHeight w:val="1905" w:hRule="atLeast"/>
           <w:tblHeader w:val="0"/>
         </w:trPr>
@@ -6057,6 +6064,7 @@
     </w:p>
     <w:p>
       <w:pPr>
+        <w:keepNext/>
         <w:rPr>
           <w:rFonts w:ascii="IBM Plex Sans" w:cs="IBM Plex Sans" w:eastAsia="IBM Plex Sans" w:hAnsi="IBM Plex Sans"/>
           <w:b w:val="1"/>
@@ -6118,9 +6126,9 @@
       </w:tblGrid>
       <w:tr>
         <w:trPr>
-          <w:cantSplit w:val="0"/>
+          <w:cantSplit/>
           <w:trHeight w:val="360" w:hRule="atLeast"/>
-          <w:tblHeader w:val="0"/>
+          <w:tblHeader/>
         </w:trPr>
         <w:tc>
           <w:tcPr>
@@ -6185,7 +6193,7 @@
       </w:tr>
       <w:tr>
         <w:trPr>
-          <w:cantSplit w:val="0"/>
+          <w:cantSplit/>
           <w:trHeight w:val="300" w:hRule="atLeast"/>
           <w:tblHeader w:val="0"/>
         </w:trPr>
@@ -6246,7 +6254,7 @@
       </w:tr>
       <w:tr>
         <w:trPr>
-          <w:cantSplit w:val="0"/>
+          <w:cantSplit/>
           <w:trHeight w:val="285" w:hRule="atLeast"/>
           <w:tblHeader w:val="0"/>
         </w:trPr>
@@ -6307,7 +6315,7 @@
       </w:tr>
       <w:tr>
         <w:trPr>
-          <w:cantSplit w:val="0"/>
+          <w:cantSplit/>
           <w:trHeight w:val="825" w:hRule="atLeast"/>
           <w:tblHeader w:val="0"/>
         </w:trPr>
@@ -6368,7 +6376,7 @@
       </w:tr>
       <w:tr>
         <w:trPr>
-          <w:cantSplit w:val="0"/>
+          <w:cantSplit/>
           <w:trHeight w:val="4065" w:hRule="atLeast"/>
           <w:tblHeader w:val="0"/>
         </w:trPr>
@@ -6437,7 +6445,7 @@
       </w:tr>
       <w:tr>
         <w:trPr>
-          <w:cantSplit w:val="0"/>
+          <w:cantSplit/>
           <w:trHeight w:val="3028.4765625" w:hRule="atLeast"/>
           <w:tblHeader w:val="0"/>
         </w:trPr>
@@ -6498,7 +6506,7 @@
       </w:tr>
       <w:tr>
         <w:trPr>
-          <w:cantSplit w:val="0"/>
+          <w:cantSplit/>
           <w:trHeight w:val="1905" w:hRule="atLeast"/>
           <w:tblHeader w:val="0"/>
         </w:trPr>

--- a/documentacion_proyecto/Registro de Entrevistas.docx
+++ b/documentacion_proyecto/Registro de Entrevistas.docx
@@ -16,7 +16,7 @@
           <w:between w:space="0" w:sz="0" w:val="nil"/>
         </w:pBdr>
         <w:shd w:fill="auto" w:val="clear"/>
-        <w:spacing w:after="160" w:before="0" w:line="278.00000000000006" w:lineRule="auto"/>
+        <w:spacing w:after="160" w:before="0" w:line="278" w:lineRule="auto"/>
         <w:ind w:left="0" w:right="0" w:firstLine="0"/>
         <w:jc w:val="left"/>
         <w:rPr>
@@ -69,7 +69,7 @@
           <w:between w:space="0" w:sz="0" w:val="nil"/>
         </w:pBdr>
         <w:shd w:fill="auto" w:val="clear"/>
-        <w:spacing w:after="160" w:before="0" w:line="278.00000000000006" w:lineRule="auto"/>
+        <w:spacing w:after="160" w:before="0" w:line="278" w:lineRule="auto"/>
         <w:ind w:left="0" w:right="0" w:firstLine="0"/>
         <w:jc w:val="left"/>
         <w:rPr>
@@ -124,6 +124,7 @@
         </w:trPr>
         <w:tc>
           <w:tcPr>
+            <w:tcW w:w="1940" w:type="dxa"/>
             <w:tcBorders>
               <w:top w:color="1E3A5F" w:space="0" w:sz="4" w:val="single"/>
               <w:left w:color="1E3A5F" w:space="0" w:sz="4" w:val="single"/>
@@ -131,11 +132,10 @@
               <w:right w:color="000000" w:space="0" w:sz="0" w:val="nil"/>
             </w:tcBorders>
             <w:shd w:fill="1E3A5F" w:val="clear"/>
-            <w:tcW w:w="1940" w:type="dxa"/>
-          </w:tcPr>
-          <w:p>
-            <w:pPr>
-              <w:spacing w:after="160" w:line="278.00000000000006" w:lineRule="auto"/>
+          </w:tcPr>
+          <w:p>
+            <w:pPr>
+              <w:spacing w:after="160" w:line="278" w:lineRule="auto"/>
               <w:jc w:val="center"/>
               <w:rPr>
                 <w:rFonts w:ascii="IBM Plex Sans" w:cs="IBM Plex Sans" w:eastAsia="IBM Plex Sans" w:hAnsi="IBM Plex Sans"/>
@@ -152,6 +152,7 @@
         </w:tc>
         <w:tc>
           <w:tcPr>
+            <w:tcW w:w="3119" w:type="dxa"/>
             <w:tcBorders>
               <w:top w:color="1E3A5F" w:space="0" w:sz="4" w:val="single"/>
               <w:left w:color="000000" w:space="0" w:sz="0" w:val="nil"/>
@@ -159,11 +160,10 @@
               <w:right w:color="000000" w:space="0" w:sz="0" w:val="nil"/>
             </w:tcBorders>
             <w:shd w:fill="1E3A5F" w:val="clear"/>
-            <w:tcW w:w="3119" w:type="dxa"/>
-          </w:tcPr>
-          <w:p>
-            <w:pPr>
-              <w:spacing w:after="160" w:line="278.00000000000006" w:lineRule="auto"/>
+          </w:tcPr>
+          <w:p>
+            <w:pPr>
+              <w:spacing w:after="160" w:line="278" w:lineRule="auto"/>
               <w:jc w:val="center"/>
               <w:rPr>
                 <w:rFonts w:ascii="IBM Plex Sans" w:cs="IBM Plex Sans" w:eastAsia="IBM Plex Sans" w:hAnsi="IBM Plex Sans"/>
@@ -180,6 +180,7 @@
         </w:tc>
         <w:tc>
           <w:tcPr>
+            <w:tcW w:w="3589" w:type="dxa"/>
             <w:tcBorders>
               <w:top w:color="1E3A5F" w:space="0" w:sz="4" w:val="single"/>
               <w:left w:color="000000" w:space="0" w:sz="0" w:val="nil"/>
@@ -187,11 +188,10 @@
               <w:right w:color="000000" w:space="0" w:sz="0" w:val="nil"/>
             </w:tcBorders>
             <w:shd w:fill="1E3A5F" w:val="clear"/>
-            <w:tcW w:w="3589" w:type="dxa"/>
-          </w:tcPr>
-          <w:p>
-            <w:pPr>
-              <w:spacing w:after="160" w:line="278.00000000000006" w:lineRule="auto"/>
+          </w:tcPr>
+          <w:p>
+            <w:pPr>
+              <w:spacing w:after="160" w:line="278" w:lineRule="auto"/>
               <w:jc w:val="center"/>
               <w:rPr>
                 <w:rFonts w:ascii="IBM Plex Sans" w:cs="IBM Plex Sans" w:eastAsia="IBM Plex Sans" w:hAnsi="IBM Plex Sans"/>
@@ -208,6 +208,7 @@
         </w:tc>
         <w:tc>
           <w:tcPr>
+            <w:tcW w:w="1701" w:type="dxa"/>
             <w:tcBorders>
               <w:top w:color="1E3A5F" w:space="0" w:sz="4" w:val="single"/>
               <w:left w:color="000000" w:space="0" w:sz="0" w:val="nil"/>
@@ -215,11 +216,10 @@
               <w:right w:color="1E3A5F" w:space="0" w:sz="4" w:val="single"/>
             </w:tcBorders>
             <w:shd w:fill="1E3A5F" w:val="clear"/>
-            <w:tcW w:w="1701" w:type="dxa"/>
-          </w:tcPr>
-          <w:p>
-            <w:pPr>
-              <w:spacing w:after="160" w:line="278.00000000000006" w:lineRule="auto"/>
+          </w:tcPr>
+          <w:p>
+            <w:pPr>
+              <w:spacing w:after="160" w:line="278" w:lineRule="auto"/>
               <w:jc w:val="center"/>
               <w:rPr>
                 <w:rFonts w:ascii="IBM Plex Sans" w:cs="IBM Plex Sans" w:eastAsia="IBM Plex Sans" w:hAnsi="IBM Plex Sans"/>
@@ -242,6 +242,7 @@
         </w:trPr>
         <w:tc>
           <w:tcPr>
+            <w:tcW w:w="1940" w:type="dxa"/>
             <w:tcBorders>
               <w:top w:color="1E3A5F" w:space="0" w:sz="4" w:val="single"/>
               <w:left w:color="1E3A5F" w:space="0" w:sz="4" w:val="single"/>
@@ -249,11 +250,10 @@
               <w:right w:color="1E3A5F" w:space="0" w:sz="4" w:val="single"/>
             </w:tcBorders>
             <w:shd w:fill="ffffff" w:val="clear"/>
-            <w:tcW w:w="1940" w:type="dxa"/>
-          </w:tcPr>
-          <w:p>
-            <w:pPr>
-              <w:spacing w:after="160" w:line="278.00000000000006" w:lineRule="auto"/>
+          </w:tcPr>
+          <w:p>
+            <w:pPr>
+              <w:spacing w:after="160" w:line="278" w:lineRule="auto"/>
               <w:jc w:val="center"/>
               <w:rPr>
                 <w:rFonts w:ascii="IBM Plex Sans" w:cs="IBM Plex Sans" w:eastAsia="IBM Plex Sans" w:hAnsi="IBM Plex Sans"/>
@@ -270,6 +270,7 @@
         </w:tc>
         <w:tc>
           <w:tcPr>
+            <w:tcW w:w="3119" w:type="dxa"/>
             <w:tcBorders>
               <w:top w:color="1E3A5F" w:space="0" w:sz="4" w:val="single"/>
               <w:left w:color="1E3A5F" w:space="0" w:sz="4" w:val="single"/>
@@ -277,11 +278,10 @@
               <w:right w:color="1E3A5F" w:space="0" w:sz="4" w:val="single"/>
             </w:tcBorders>
             <w:shd w:fill="ffffff" w:val="clear"/>
-            <w:tcW w:w="3119" w:type="dxa"/>
-          </w:tcPr>
-          <w:p>
-            <w:pPr>
-              <w:spacing w:after="160" w:line="278.00000000000006" w:lineRule="auto"/>
+          </w:tcPr>
+          <w:p>
+            <w:pPr>
+              <w:spacing w:after="160" w:line="278" w:lineRule="auto"/>
               <w:rPr>
                 <w:rFonts w:ascii="IBM Plex Sans" w:cs="IBM Plex Sans" w:eastAsia="IBM Plex Sans" w:hAnsi="IBM Plex Sans"/>
               </w:rPr>
@@ -297,6 +297,7 @@
         </w:tc>
         <w:tc>
           <w:tcPr>
+            <w:tcW w:w="3589" w:type="dxa"/>
             <w:tcBorders>
               <w:top w:color="1E3A5F" w:space="0" w:sz="4" w:val="single"/>
               <w:left w:color="1E3A5F" w:space="0" w:sz="4" w:val="single"/>
@@ -304,11 +305,10 @@
               <w:right w:color="1E3A5F" w:space="0" w:sz="4" w:val="single"/>
             </w:tcBorders>
             <w:shd w:fill="ffffff" w:val="clear"/>
-            <w:tcW w:w="3589" w:type="dxa"/>
-          </w:tcPr>
-          <w:p>
-            <w:pPr>
-              <w:spacing w:after="160" w:line="278.00000000000006" w:lineRule="auto"/>
+          </w:tcPr>
+          <w:p>
+            <w:pPr>
+              <w:spacing w:after="160" w:line="278" w:lineRule="auto"/>
               <w:rPr>
                 <w:rFonts w:ascii="IBM Plex Sans" w:cs="IBM Plex Sans" w:eastAsia="IBM Plex Sans" w:hAnsi="IBM Plex Sans"/>
               </w:rPr>
@@ -333,6 +333,7 @@
         </w:tc>
         <w:tc>
           <w:tcPr>
+            <w:tcW w:w="1701" w:type="dxa"/>
             <w:tcBorders>
               <w:top w:color="1E3A5F" w:space="0" w:sz="4" w:val="single"/>
               <w:left w:color="1E3A5F" w:space="0" w:sz="4" w:val="single"/>
@@ -340,11 +341,10 @@
               <w:right w:color="1E3A5F" w:space="0" w:sz="4" w:val="single"/>
             </w:tcBorders>
             <w:shd w:fill="ffffff" w:val="clear"/>
-            <w:tcW w:w="1701" w:type="dxa"/>
-          </w:tcPr>
-          <w:p>
-            <w:pPr>
-              <w:spacing w:after="160" w:line="278.00000000000006" w:lineRule="auto"/>
+          </w:tcPr>
+          <w:p>
+            <w:pPr>
+              <w:spacing w:after="160" w:line="278" w:lineRule="auto"/>
               <w:jc w:val="center"/>
               <w:rPr>
                 <w:rFonts w:ascii="IBM Plex Sans" w:cs="IBM Plex Sans" w:eastAsia="IBM Plex Sans" w:hAnsi="IBM Plex Sans"/>
@@ -367,17 +367,17 @@
         </w:trPr>
         <w:tc>
           <w:tcPr>
+            <w:tcW w:w="1940" w:type="dxa"/>
             <w:tcBorders>
               <w:top w:color="1E3A5F" w:space="0" w:sz="4" w:val="single"/>
               <w:left w:color="1E3A5F" w:space="0" w:sz="4" w:val="single"/>
               <w:bottom w:color="1E3A5F" w:space="0" w:sz="4" w:val="single"/>
               <w:right w:color="1E3A5F" w:space="0" w:sz="4" w:val="single"/>
             </w:tcBorders>
-            <w:tcW w:w="1940" w:type="dxa"/>
-          </w:tcPr>
-          <w:p>
-            <w:pPr>
-              <w:spacing w:after="160" w:line="278.00000000000006" w:lineRule="auto"/>
+          </w:tcPr>
+          <w:p>
+            <w:pPr>
+              <w:spacing w:after="160" w:line="278" w:lineRule="auto"/>
               <w:jc w:val="center"/>
               <w:rPr>
                 <w:rFonts w:ascii="IBM Plex Sans" w:cs="IBM Plex Sans" w:eastAsia="IBM Plex Sans" w:hAnsi="IBM Plex Sans"/>
@@ -394,17 +394,17 @@
         </w:tc>
         <w:tc>
           <w:tcPr>
+            <w:tcW w:w="3119" w:type="dxa"/>
             <w:tcBorders>
               <w:top w:color="1E3A5F" w:space="0" w:sz="4" w:val="single"/>
               <w:left w:color="1E3A5F" w:space="0" w:sz="4" w:val="single"/>
               <w:bottom w:color="1E3A5F" w:space="0" w:sz="4" w:val="single"/>
               <w:right w:color="1E3A5F" w:space="0" w:sz="4" w:val="single"/>
             </w:tcBorders>
-            <w:tcW w:w="3119" w:type="dxa"/>
-          </w:tcPr>
-          <w:p>
-            <w:pPr>
-              <w:spacing w:after="160" w:line="278.00000000000006" w:lineRule="auto"/>
+          </w:tcPr>
+          <w:p>
+            <w:pPr>
+              <w:spacing w:after="160" w:line="278" w:lineRule="auto"/>
               <w:rPr>
                 <w:rFonts w:ascii="IBM Plex Sans" w:cs="IBM Plex Sans" w:eastAsia="IBM Plex Sans" w:hAnsi="IBM Plex Sans"/>
               </w:rPr>
@@ -420,17 +420,17 @@
         </w:tc>
         <w:tc>
           <w:tcPr>
+            <w:tcW w:w="3589" w:type="dxa"/>
             <w:tcBorders>
               <w:top w:color="1E3A5F" w:space="0" w:sz="4" w:val="single"/>
               <w:left w:color="1E3A5F" w:space="0" w:sz="4" w:val="single"/>
               <w:bottom w:color="1E3A5F" w:space="0" w:sz="4" w:val="single"/>
               <w:right w:color="1E3A5F" w:space="0" w:sz="4" w:val="single"/>
             </w:tcBorders>
-            <w:tcW w:w="3589" w:type="dxa"/>
-          </w:tcPr>
-          <w:p>
-            <w:pPr>
-              <w:spacing w:after="160" w:line="278.00000000000006" w:lineRule="auto"/>
+          </w:tcPr>
+          <w:p>
+            <w:pPr>
+              <w:spacing w:after="160" w:line="278" w:lineRule="auto"/>
               <w:rPr>
                 <w:rFonts w:ascii="IBM Plex Sans" w:cs="IBM Plex Sans" w:eastAsia="IBM Plex Sans" w:hAnsi="IBM Plex Sans"/>
               </w:rPr>
@@ -455,17 +455,17 @@
         </w:tc>
         <w:tc>
           <w:tcPr>
+            <w:tcW w:w="1701" w:type="dxa"/>
             <w:tcBorders>
               <w:top w:color="1E3A5F" w:space="0" w:sz="4" w:val="single"/>
               <w:left w:color="1E3A5F" w:space="0" w:sz="4" w:val="single"/>
               <w:bottom w:color="1E3A5F" w:space="0" w:sz="4" w:val="single"/>
               <w:right w:color="1E3A5F" w:space="0" w:sz="4" w:val="single"/>
             </w:tcBorders>
-            <w:tcW w:w="1701" w:type="dxa"/>
-          </w:tcPr>
-          <w:p>
-            <w:pPr>
-              <w:spacing w:after="160" w:line="278.00000000000006" w:lineRule="auto"/>
+          </w:tcPr>
+          <w:p>
+            <w:pPr>
+              <w:spacing w:after="160" w:line="278" w:lineRule="auto"/>
               <w:jc w:val="center"/>
               <w:rPr>
                 <w:rFonts w:ascii="IBM Plex Sans" w:cs="IBM Plex Sans" w:eastAsia="IBM Plex Sans" w:hAnsi="IBM Plex Sans"/>
@@ -488,6 +488,7 @@
         </w:trPr>
         <w:tc>
           <w:tcPr>
+            <w:tcW w:w="1940" w:type="dxa"/>
             <w:tcBorders>
               <w:top w:color="1E3A5F" w:space="0" w:sz="4" w:val="single"/>
               <w:left w:color="1E3A5F" w:space="0" w:sz="4" w:val="single"/>
@@ -495,7 +496,6 @@
               <w:right w:color="1E3A5F" w:space="0" w:sz="4" w:val="single"/>
             </w:tcBorders>
             <w:shd w:fill="ffffff" w:val="clear"/>
-            <w:tcW w:w="1940" w:type="dxa"/>
           </w:tcPr>
           <w:p>
             <w:pPr>
@@ -514,6 +514,7 @@
         </w:tc>
         <w:tc>
           <w:tcPr>
+            <w:tcW w:w="3119" w:type="dxa"/>
             <w:tcBorders>
               <w:top w:color="1E3A5F" w:space="0" w:sz="4" w:val="single"/>
               <w:left w:color="1E3A5F" w:space="0" w:sz="4" w:val="single"/>
@@ -521,7 +522,6 @@
               <w:right w:color="1E3A5F" w:space="0" w:sz="4" w:val="single"/>
             </w:tcBorders>
             <w:shd w:fill="ffffff" w:val="clear"/>
-            <w:tcW w:w="3119" w:type="dxa"/>
           </w:tcPr>
           <w:p>
             <w:pPr>
@@ -540,6 +540,7 @@
         </w:tc>
         <w:tc>
           <w:tcPr>
+            <w:tcW w:w="3589" w:type="dxa"/>
             <w:tcBorders>
               <w:top w:color="1E3A5F" w:space="0" w:sz="4" w:val="single"/>
               <w:left w:color="1E3A5F" w:space="0" w:sz="4" w:val="single"/>
@@ -547,7 +548,6 @@
               <w:right w:color="1E3A5F" w:space="0" w:sz="4" w:val="single"/>
             </w:tcBorders>
             <w:shd w:fill="ffffff" w:val="clear"/>
-            <w:tcW w:w="3589" w:type="dxa"/>
           </w:tcPr>
           <w:p>
             <w:pPr>
@@ -566,6 +566,7 @@
         </w:tc>
         <w:tc>
           <w:tcPr>
+            <w:tcW w:w="1701" w:type="dxa"/>
             <w:tcBorders>
               <w:top w:color="1E3A5F" w:space="0" w:sz="4" w:val="single"/>
               <w:left w:color="1E3A5F" w:space="0" w:sz="4" w:val="single"/>
@@ -573,7 +574,6 @@
               <w:right w:color="1E3A5F" w:space="0" w:sz="4" w:val="single"/>
             </w:tcBorders>
             <w:shd w:fill="ffffff" w:val="clear"/>
-            <w:tcW w:w="1701" w:type="dxa"/>
           </w:tcPr>
           <w:p>
             <w:pPr>
@@ -599,6 +599,7 @@
         </w:trPr>
         <w:tc>
           <w:tcPr>
+            <w:tcW w:w="1940" w:type="dxa"/>
             <w:tcBorders>
               <w:top w:color="1E3A5F" w:space="0" w:sz="4" w:val="single"/>
               <w:left w:color="1E3A5F" w:space="0" w:sz="4" w:val="single"/>
@@ -606,7 +607,6 @@
               <w:right w:color="1E3A5F" w:space="0" w:sz="4" w:val="single"/>
             </w:tcBorders>
             <w:shd w:fill="ffffff" w:val="clear"/>
-            <w:tcW w:w="1940" w:type="dxa"/>
           </w:tcPr>
           <w:p>
             <w:r/>
@@ -620,6 +620,7 @@
         </w:tc>
         <w:tc>
           <w:tcPr>
+            <w:tcW w:w="3119" w:type="dxa"/>
             <w:tcBorders>
               <w:top w:color="1E3A5F" w:space="0" w:sz="4" w:val="single"/>
               <w:left w:color="1E3A5F" w:space="0" w:sz="4" w:val="single"/>
@@ -627,7 +628,6 @@
               <w:right w:color="1E3A5F" w:space="0" w:sz="4" w:val="single"/>
             </w:tcBorders>
             <w:shd w:fill="ffffff" w:val="clear"/>
-            <w:tcW w:w="3119" w:type="dxa"/>
           </w:tcPr>
           <w:p>
             <w:r/>
@@ -641,6 +641,7 @@
         </w:tc>
         <w:tc>
           <w:tcPr>
+            <w:tcW w:w="3589" w:type="dxa"/>
             <w:tcBorders>
               <w:top w:color="1E3A5F" w:space="0" w:sz="4" w:val="single"/>
               <w:left w:color="1E3A5F" w:space="0" w:sz="4" w:val="single"/>
@@ -648,7 +649,6 @@
               <w:right w:color="1E3A5F" w:space="0" w:sz="4" w:val="single"/>
             </w:tcBorders>
             <w:shd w:fill="ffffff" w:val="clear"/>
-            <w:tcW w:w="3589" w:type="dxa"/>
           </w:tcPr>
           <w:p>
             <w:r/>
@@ -662,6 +662,7 @@
         </w:tc>
         <w:tc>
           <w:tcPr>
+            <w:tcW w:w="1701" w:type="dxa"/>
             <w:tcBorders>
               <w:top w:color="1E3A5F" w:space="0" w:sz="4" w:val="single"/>
               <w:left w:color="1E3A5F" w:space="0" w:sz="4" w:val="single"/>
@@ -669,7 +670,6 @@
               <w:right w:color="1E3A5F" w:space="0" w:sz="4" w:val="single"/>
             </w:tcBorders>
             <w:shd w:fill="ffffff" w:val="clear"/>
-            <w:tcW w:w="1701" w:type="dxa"/>
           </w:tcPr>
           <w:p>
             <w:r/>
@@ -689,6 +689,7 @@
         </w:trPr>
         <w:tc>
           <w:tcPr>
+            <w:tcW w:w="1940" w:type="dxa"/>
             <w:tcBorders>
               <w:top w:color="1E3A5F" w:space="0" w:sz="4" w:val="single"/>
               <w:left w:color="1E3A5F" w:space="0" w:sz="4" w:val="single"/>
@@ -696,7 +697,6 @@
               <w:right w:color="1E3A5F" w:space="0" w:sz="4" w:val="single"/>
             </w:tcBorders>
             <w:shd w:fill="ffffff" w:val="clear"/>
-            <w:tcW w:w="1940" w:type="dxa"/>
           </w:tcPr>
           <w:p>
             <w:r>
@@ -706,6 +706,7 @@
         </w:tc>
         <w:tc>
           <w:tcPr>
+            <w:tcW w:w="3119" w:type="dxa"/>
             <w:tcBorders>
               <w:top w:color="1E3A5F" w:space="0" w:sz="4" w:val="single"/>
               <w:left w:color="1E3A5F" w:space="0" w:sz="4" w:val="single"/>
@@ -713,7 +714,6 @@
               <w:right w:color="1E3A5F" w:space="0" w:sz="4" w:val="single"/>
             </w:tcBorders>
             <w:shd w:fill="ffffff" w:val="clear"/>
-            <w:tcW w:w="3119" w:type="dxa"/>
           </w:tcPr>
           <w:p>
             <w:r>
@@ -723,6 +723,7 @@
         </w:tc>
         <w:tc>
           <w:tcPr>
+            <w:tcW w:w="3589" w:type="dxa"/>
             <w:tcBorders>
               <w:top w:color="1E3A5F" w:space="0" w:sz="4" w:val="single"/>
               <w:left w:color="1E3A5F" w:space="0" w:sz="4" w:val="single"/>
@@ -730,7 +731,6 @@
               <w:right w:color="1E3A5F" w:space="0" w:sz="4" w:val="single"/>
             </w:tcBorders>
             <w:shd w:fill="ffffff" w:val="clear"/>
-            <w:tcW w:w="3589" w:type="dxa"/>
           </w:tcPr>
           <w:p>
             <w:r>
@@ -740,6 +740,7 @@
         </w:tc>
         <w:tc>
           <w:tcPr>
+            <w:tcW w:w="1701" w:type="dxa"/>
             <w:tcBorders>
               <w:top w:color="1E3A5F" w:space="0" w:sz="4" w:val="single"/>
               <w:left w:color="1E3A5F" w:space="0" w:sz="4" w:val="single"/>
@@ -747,7 +748,6 @@
               <w:right w:color="1E3A5F" w:space="0" w:sz="4" w:val="single"/>
             </w:tcBorders>
             <w:shd w:fill="ffffff" w:val="clear"/>
-            <w:tcW w:w="1701" w:type="dxa"/>
           </w:tcPr>
           <w:p>
             <w:r>
@@ -763,6 +763,7 @@
         </w:trPr>
         <w:tc>
           <w:tcPr>
+            <w:tcW w:w="1940" w:type="dxa"/>
             <w:tcBorders>
               <w:top w:color="1E3A5F" w:space="0" w:sz="4" w:val="single"/>
               <w:left w:color="1E3A5F" w:space="0" w:sz="4" w:val="single"/>
@@ -770,7 +771,6 @@
               <w:right w:color="1E3A5F" w:space="0" w:sz="4" w:val="single"/>
             </w:tcBorders>
             <w:shd w:fill="ffffff" w:val="clear"/>
-            <w:tcW w:w="1940" w:type="dxa"/>
           </w:tcPr>
           <w:p>
             <w:r>
@@ -780,6 +780,7 @@
         </w:tc>
         <w:tc>
           <w:tcPr>
+            <w:tcW w:w="3119" w:type="dxa"/>
             <w:tcBorders>
               <w:top w:color="1E3A5F" w:space="0" w:sz="4" w:val="single"/>
               <w:left w:color="1E3A5F" w:space="0" w:sz="4" w:val="single"/>
@@ -787,7 +788,6 @@
               <w:right w:color="1E3A5F" w:space="0" w:sz="4" w:val="single"/>
             </w:tcBorders>
             <w:shd w:fill="ffffff" w:val="clear"/>
-            <w:tcW w:w="3119" w:type="dxa"/>
           </w:tcPr>
           <w:p>
             <w:r>
@@ -797,6 +797,7 @@
         </w:tc>
         <w:tc>
           <w:tcPr>
+            <w:tcW w:w="3589" w:type="dxa"/>
             <w:tcBorders>
               <w:top w:color="1E3A5F" w:space="0" w:sz="4" w:val="single"/>
               <w:left w:color="1E3A5F" w:space="0" w:sz="4" w:val="single"/>
@@ -804,7 +805,6 @@
               <w:right w:color="1E3A5F" w:space="0" w:sz="4" w:val="single"/>
             </w:tcBorders>
             <w:shd w:fill="ffffff" w:val="clear"/>
-            <w:tcW w:w="3589" w:type="dxa"/>
           </w:tcPr>
           <w:p>
             <w:r>
@@ -814,6 +814,7 @@
         </w:tc>
         <w:tc>
           <w:tcPr>
+            <w:tcW w:w="1701" w:type="dxa"/>
             <w:tcBorders>
               <w:top w:color="1E3A5F" w:space="0" w:sz="4" w:val="single"/>
               <w:left w:color="1E3A5F" w:space="0" w:sz="4" w:val="single"/>
@@ -821,7 +822,6 @@
               <w:right w:color="1E3A5F" w:space="0" w:sz="4" w:val="single"/>
             </w:tcBorders>
             <w:shd w:fill="ffffff" w:val="clear"/>
-            <w:tcW w:w="1701" w:type="dxa"/>
           </w:tcPr>
           <w:p>
             <w:r>
@@ -837,6 +837,7 @@
         </w:trPr>
         <w:tc>
           <w:tcPr>
+            <w:tcW w:w="1940" w:type="dxa"/>
             <w:tcBorders>
               <w:top w:color="1E3A5F" w:space="0" w:sz="4" w:val="single"/>
               <w:left w:color="1E3A5F" w:space="0" w:sz="4" w:val="single"/>
@@ -844,7 +845,6 @@
               <w:right w:color="1E3A5F" w:space="0" w:sz="4" w:val="single"/>
             </w:tcBorders>
             <w:shd w:fill="ffffff" w:val="clear"/>
-            <w:tcW w:w="1940" w:type="dxa"/>
           </w:tcPr>
           <w:p>
             <w:r>
@@ -854,6 +854,7 @@
         </w:tc>
         <w:tc>
           <w:tcPr>
+            <w:tcW w:w="3119" w:type="dxa"/>
             <w:tcBorders>
               <w:top w:color="1E3A5F" w:space="0" w:sz="4" w:val="single"/>
               <w:left w:color="1E3A5F" w:space="0" w:sz="4" w:val="single"/>
@@ -861,7 +862,6 @@
               <w:right w:color="1E3A5F" w:space="0" w:sz="4" w:val="single"/>
             </w:tcBorders>
             <w:shd w:fill="ffffff" w:val="clear"/>
-            <w:tcW w:w="3119" w:type="dxa"/>
           </w:tcPr>
           <w:p>
             <w:r>
@@ -871,6 +871,7 @@
         </w:tc>
         <w:tc>
           <w:tcPr>
+            <w:tcW w:w="3589" w:type="dxa"/>
             <w:tcBorders>
               <w:top w:color="1E3A5F" w:space="0" w:sz="4" w:val="single"/>
               <w:left w:color="1E3A5F" w:space="0" w:sz="4" w:val="single"/>
@@ -878,7 +879,6 @@
               <w:right w:color="1E3A5F" w:space="0" w:sz="4" w:val="single"/>
             </w:tcBorders>
             <w:shd w:fill="ffffff" w:val="clear"/>
-            <w:tcW w:w="3589" w:type="dxa"/>
           </w:tcPr>
           <w:p>
             <w:r>
@@ -888,6 +888,7 @@
         </w:tc>
         <w:tc>
           <w:tcPr>
+            <w:tcW w:w="1701" w:type="dxa"/>
             <w:tcBorders>
               <w:top w:color="1E3A5F" w:space="0" w:sz="4" w:val="single"/>
               <w:left w:color="1E3A5F" w:space="0" w:sz="4" w:val="single"/>
@@ -895,7 +896,6 @@
               <w:right w:color="1E3A5F" w:space="0" w:sz="4" w:val="single"/>
             </w:tcBorders>
             <w:shd w:fill="ffffff" w:val="clear"/>
-            <w:tcW w:w="1701" w:type="dxa"/>
           </w:tcPr>
           <w:p>
             <w:r>
@@ -911,6 +911,7 @@
         </w:trPr>
         <w:tc>
           <w:tcPr>
+            <w:tcW w:w="1940" w:type="dxa"/>
             <w:tcBorders>
               <w:top w:color="1E3A5F" w:space="0" w:sz="4" w:val="single"/>
               <w:left w:color="1E3A5F" w:space="0" w:sz="4" w:val="single"/>
@@ -918,7 +919,6 @@
               <w:right w:color="1E3A5F" w:space="0" w:sz="4" w:val="single"/>
             </w:tcBorders>
             <w:shd w:fill="ffffff" w:val="clear"/>
-            <w:tcW w:w="1940" w:type="dxa"/>
           </w:tcPr>
           <w:p>
             <w:r>
@@ -928,6 +928,7 @@
         </w:tc>
         <w:tc>
           <w:tcPr>
+            <w:tcW w:w="3119" w:type="dxa"/>
             <w:tcBorders>
               <w:top w:color="1E3A5F" w:space="0" w:sz="4" w:val="single"/>
               <w:left w:color="1E3A5F" w:space="0" w:sz="4" w:val="single"/>
@@ -935,7 +936,6 @@
               <w:right w:color="1E3A5F" w:space="0" w:sz="4" w:val="single"/>
             </w:tcBorders>
             <w:shd w:fill="ffffff" w:val="clear"/>
-            <w:tcW w:w="3119" w:type="dxa"/>
           </w:tcPr>
           <w:p>
             <w:r>
@@ -945,6 +945,7 @@
         </w:tc>
         <w:tc>
           <w:tcPr>
+            <w:tcW w:w="3589" w:type="dxa"/>
             <w:tcBorders>
               <w:top w:color="1E3A5F" w:space="0" w:sz="4" w:val="single"/>
               <w:left w:color="1E3A5F" w:space="0" w:sz="4" w:val="single"/>
@@ -952,7 +953,6 @@
               <w:right w:color="1E3A5F" w:space="0" w:sz="4" w:val="single"/>
             </w:tcBorders>
             <w:shd w:fill="ffffff" w:val="clear"/>
-            <w:tcW w:w="3589" w:type="dxa"/>
           </w:tcPr>
           <w:p>
             <w:r>
@@ -962,6 +962,7 @@
         </w:tc>
         <w:tc>
           <w:tcPr>
+            <w:tcW w:w="1701" w:type="dxa"/>
             <w:tcBorders>
               <w:top w:color="1E3A5F" w:space="0" w:sz="4" w:val="single"/>
               <w:left w:color="1E3A5F" w:space="0" w:sz="4" w:val="single"/>
@@ -969,7 +970,6 @@
               <w:right w:color="1E3A5F" w:space="0" w:sz="4" w:val="single"/>
             </w:tcBorders>
             <w:shd w:fill="ffffff" w:val="clear"/>
-            <w:tcW w:w="1701" w:type="dxa"/>
           </w:tcPr>
           <w:p>
             <w:r>
@@ -1043,7 +1043,7 @@
           <w:between w:space="0" w:sz="0" w:val="nil"/>
         </w:pBdr>
         <w:shd w:fill="auto" w:val="clear"/>
-        <w:spacing w:after="160" w:before="0" w:line="278.00000000000006" w:lineRule="auto"/>
+        <w:spacing w:after="160" w:before="0" w:line="278" w:lineRule="auto"/>
         <w:ind w:left="720" w:right="0" w:hanging="360"/>
         <w:jc w:val="left"/>
         <w:rPr>
@@ -1143,7 +1143,7 @@
           </w:tcPr>
           <w:p>
             <w:pPr>
-              <w:spacing w:after="160" w:line="278.00000000000006" w:lineRule="auto"/>
+              <w:spacing w:after="160" w:line="278" w:lineRule="auto"/>
               <w:jc w:val="center"/>
               <w:rPr>
                 <w:rFonts w:ascii="IBM Plex Sans" w:cs="IBM Plex Sans" w:eastAsia="IBM Plex Sans" w:hAnsi="IBM Plex Sans"/>
@@ -1174,7 +1174,7 @@
           </w:tcPr>
           <w:p>
             <w:pPr>
-              <w:spacing w:after="160" w:line="278.00000000000006" w:lineRule="auto"/>
+              <w:spacing w:after="160" w:line="278" w:lineRule="auto"/>
               <w:jc w:val="center"/>
               <w:rPr>
                 <w:rFonts w:ascii="IBM Plex Sans" w:cs="IBM Plex Sans" w:eastAsia="IBM Plex Sans" w:hAnsi="IBM Plex Sans"/>
@@ -1211,7 +1211,7 @@
           </w:tcPr>
           <w:p>
             <w:pPr>
-              <w:spacing w:after="160" w:line="278.00000000000006" w:lineRule="auto"/>
+              <w:spacing w:after="160" w:line="278" w:lineRule="auto"/>
               <w:jc w:val="center"/>
               <w:rPr>
                 <w:rFonts w:ascii="IBM Plex Sans" w:cs="IBM Plex Sans" w:eastAsia="IBM Plex Sans" w:hAnsi="IBM Plex Sans"/>
@@ -1238,7 +1238,7 @@
           </w:tcPr>
           <w:p>
             <w:pPr>
-              <w:spacing w:after="160" w:line="278.00000000000006" w:lineRule="auto"/>
+              <w:spacing w:after="160" w:line="278" w:lineRule="auto"/>
               <w:rPr>
                 <w:rFonts w:ascii="IBM Plex Sans" w:cs="IBM Plex Sans" w:eastAsia="IBM Plex Sans" w:hAnsi="IBM Plex Sans"/>
               </w:rPr>
@@ -1270,7 +1270,7 @@
           </w:tcPr>
           <w:p>
             <w:pPr>
-              <w:spacing w:after="160" w:line="278.00000000000006" w:lineRule="auto"/>
+              <w:spacing w:after="160" w:line="278" w:lineRule="auto"/>
               <w:jc w:val="center"/>
               <w:rPr>
                 <w:rFonts w:ascii="IBM Plex Sans" w:cs="IBM Plex Sans" w:eastAsia="IBM Plex Sans" w:hAnsi="IBM Plex Sans"/>
@@ -1297,7 +1297,7 @@
           </w:tcPr>
           <w:p>
             <w:pPr>
-              <w:spacing w:after="160" w:line="278.00000000000006" w:lineRule="auto"/>
+              <w:spacing w:after="160" w:line="278" w:lineRule="auto"/>
               <w:rPr>
                 <w:rFonts w:ascii="IBM Plex Sans" w:cs="IBM Plex Sans" w:eastAsia="IBM Plex Sans" w:hAnsi="IBM Plex Sans"/>
               </w:rPr>
@@ -1329,7 +1329,7 @@
           </w:tcPr>
           <w:p>
             <w:pPr>
-              <w:spacing w:after="160" w:line="278.00000000000006" w:lineRule="auto"/>
+              <w:spacing w:after="160" w:line="278" w:lineRule="auto"/>
               <w:jc w:val="center"/>
               <w:rPr>
                 <w:rFonts w:ascii="IBM Plex Sans" w:cs="IBM Plex Sans" w:eastAsia="IBM Plex Sans" w:hAnsi="IBM Plex Sans"/>
@@ -1356,7 +1356,7 @@
           </w:tcPr>
           <w:p>
             <w:pPr>
-              <w:spacing w:after="160" w:line="278.00000000000006" w:lineRule="auto"/>
+              <w:spacing w:after="160" w:line="278" w:lineRule="auto"/>
               <w:rPr>
                 <w:rFonts w:ascii="IBM Plex Sans" w:cs="IBM Plex Sans" w:eastAsia="IBM Plex Sans" w:hAnsi="IBM Plex Sans"/>
               </w:rPr>
@@ -1388,7 +1388,7 @@
           </w:tcPr>
           <w:p>
             <w:pPr>
-              <w:spacing w:after="160" w:line="278.00000000000006" w:lineRule="auto"/>
+              <w:spacing w:after="160" w:line="278" w:lineRule="auto"/>
               <w:jc w:val="center"/>
               <w:rPr>
                 <w:rFonts w:ascii="IBM Plex Sans" w:cs="IBM Plex Sans" w:eastAsia="IBM Plex Sans" w:hAnsi="IBM Plex Sans"/>
@@ -1404,7 +1404,7 @@
           </w:p>
           <w:p>
             <w:pPr>
-              <w:spacing w:after="160" w:line="278.00000000000006" w:lineRule="auto"/>
+              <w:spacing w:after="160" w:line="278" w:lineRule="auto"/>
               <w:jc w:val="center"/>
               <w:rPr>
                 <w:rFonts w:ascii="IBM Plex Sans" w:cs="IBM Plex Sans" w:eastAsia="IBM Plex Sans" w:hAnsi="IBM Plex Sans"/>
@@ -1420,7 +1420,7 @@
           </w:p>
           <w:p>
             <w:pPr>
-              <w:spacing w:after="160" w:line="278.00000000000006" w:lineRule="auto"/>
+              <w:spacing w:after="160" w:line="278" w:lineRule="auto"/>
               <w:jc w:val="center"/>
               <w:rPr>
                 <w:rFonts w:ascii="IBM Plex Sans" w:cs="IBM Plex Sans" w:eastAsia="IBM Plex Sans" w:hAnsi="IBM Plex Sans"/>
@@ -1447,7 +1447,7 @@
           </w:tcPr>
           <w:p>
             <w:pPr>
-              <w:spacing w:after="160" w:line="278.00000000000006" w:lineRule="auto"/>
+              <w:spacing w:after="160" w:line="278" w:lineRule="auto"/>
               <w:rPr>
                 <w:rFonts w:ascii="IBM Plex Sans" w:cs="IBM Plex Sans" w:eastAsia="IBM Plex Sans" w:hAnsi="IBM Plex Sans"/>
               </w:rPr>
@@ -1462,7 +1462,7 @@
           </w:p>
           <w:p>
             <w:pPr>
-              <w:spacing w:after="160" w:line="278.00000000000006" w:lineRule="auto"/>
+              <w:spacing w:after="160" w:line="278" w:lineRule="auto"/>
               <w:rPr>
                 <w:rFonts w:ascii="IBM Plex Sans" w:cs="IBM Plex Sans" w:eastAsia="IBM Plex Sans" w:hAnsi="IBM Plex Sans"/>
               </w:rPr>
@@ -1477,7 +1477,7 @@
           </w:p>
           <w:p>
             <w:pPr>
-              <w:spacing w:after="160" w:line="278.00000000000006" w:lineRule="auto"/>
+              <w:spacing w:after="160" w:line="278" w:lineRule="auto"/>
               <w:rPr>
                 <w:rFonts w:ascii="IBM Plex Sans" w:cs="IBM Plex Sans" w:eastAsia="IBM Plex Sans" w:hAnsi="IBM Plex Sans"/>
               </w:rPr>
@@ -1509,7 +1509,7 @@
           </w:tcPr>
           <w:p>
             <w:pPr>
-              <w:spacing w:after="160" w:line="278.00000000000006" w:lineRule="auto"/>
+              <w:spacing w:after="160" w:line="278" w:lineRule="auto"/>
               <w:jc w:val="center"/>
               <w:rPr>
                 <w:rFonts w:ascii="IBM Plex Sans" w:cs="IBM Plex Sans" w:eastAsia="IBM Plex Sans" w:hAnsi="IBM Plex Sans"/>
@@ -1525,7 +1525,7 @@
           </w:p>
           <w:p>
             <w:pPr>
-              <w:spacing w:after="160" w:line="278.00000000000006" w:lineRule="auto"/>
+              <w:spacing w:after="160" w:line="278" w:lineRule="auto"/>
               <w:jc w:val="center"/>
               <w:rPr>
                 <w:rFonts w:ascii="IBM Plex Sans" w:cs="IBM Plex Sans" w:eastAsia="IBM Plex Sans" w:hAnsi="IBM Plex Sans"/>
@@ -1541,7 +1541,7 @@
           </w:p>
           <w:p>
             <w:pPr>
-              <w:spacing w:after="160" w:line="278.00000000000006" w:lineRule="auto"/>
+              <w:spacing w:after="160" w:line="278" w:lineRule="auto"/>
               <w:jc w:val="center"/>
               <w:rPr>
                 <w:rFonts w:ascii="IBM Plex Sans" w:cs="IBM Plex Sans" w:eastAsia="IBM Plex Sans" w:hAnsi="IBM Plex Sans"/>
@@ -1568,7 +1568,7 @@
           </w:tcPr>
           <w:p>
             <w:pPr>
-              <w:spacing w:after="160" w:line="278.00000000000006" w:lineRule="auto"/>
+              <w:spacing w:after="160" w:line="278" w:lineRule="auto"/>
               <w:rPr>
                 <w:rFonts w:ascii="IBM Plex Sans" w:cs="IBM Plex Sans" w:eastAsia="IBM Plex Sans" w:hAnsi="IBM Plex Sans"/>
               </w:rPr>
@@ -1615,7 +1615,7 @@
           </w:p>
           <w:p>
             <w:pPr>
-              <w:spacing w:after="160" w:line="278.00000000000006" w:lineRule="auto"/>
+              <w:spacing w:after="160" w:line="278" w:lineRule="auto"/>
               <w:rPr>
                 <w:rFonts w:ascii="IBM Plex Sans" w:cs="IBM Plex Sans" w:eastAsia="IBM Plex Sans" w:hAnsi="IBM Plex Sans"/>
               </w:rPr>
@@ -1630,7 +1630,7 @@
           </w:p>
           <w:p>
             <w:pPr>
-              <w:spacing w:after="160" w:line="278.00000000000006" w:lineRule="auto"/>
+              <w:spacing w:after="160" w:line="278" w:lineRule="auto"/>
               <w:rPr>
                 <w:rFonts w:ascii="IBM Plex Sans" w:cs="IBM Plex Sans" w:eastAsia="IBM Plex Sans" w:hAnsi="IBM Plex Sans"/>
               </w:rPr>
@@ -1661,7 +1661,7 @@
           </w:tcPr>
           <w:p>
             <w:pPr>
-              <w:spacing w:after="160" w:line="278.00000000000006" w:lineRule="auto"/>
+              <w:spacing w:after="160" w:line="278" w:lineRule="auto"/>
               <w:jc w:val="center"/>
               <w:rPr>
                 <w:rFonts w:ascii="IBM Plex Sans" w:cs="IBM Plex Sans" w:eastAsia="IBM Plex Sans" w:hAnsi="IBM Plex Sans"/>
@@ -1687,7 +1687,7 @@
           </w:tcPr>
           <w:p>
             <w:pPr>
-              <w:spacing w:after="160" w:line="278.00000000000006" w:lineRule="auto"/>
+              <w:spacing w:after="160" w:line="278" w:lineRule="auto"/>
               <w:rPr>
                 <w:rFonts w:ascii="IBM Plex Sans" w:cs="IBM Plex Sans" w:eastAsia="IBM Plex Sans" w:hAnsi="IBM Plex Sans"/>
               </w:rPr>
@@ -1803,7 +1803,7 @@
           </w:tcPr>
           <w:p>
             <w:pPr>
-              <w:spacing w:after="160" w:line="278.00000000000006" w:lineRule="auto"/>
+              <w:spacing w:after="160" w:line="278" w:lineRule="auto"/>
               <w:jc w:val="center"/>
               <w:rPr>
                 <w:rFonts w:ascii="IBM Plex Sans" w:cs="IBM Plex Sans" w:eastAsia="IBM Plex Sans" w:hAnsi="IBM Plex Sans"/>
@@ -1830,7 +1830,7 @@
           </w:tcPr>
           <w:p>
             <w:pPr>
-              <w:spacing w:after="160" w:line="278.00000000000006" w:lineRule="auto"/>
+              <w:spacing w:after="160" w:line="278" w:lineRule="auto"/>
               <w:jc w:val="center"/>
               <w:rPr>
                 <w:rFonts w:ascii="IBM Plex Sans" w:cs="IBM Plex Sans" w:eastAsia="IBM Plex Sans" w:hAnsi="IBM Plex Sans"/>
@@ -1863,7 +1863,7 @@
           </w:tcPr>
           <w:p>
             <w:pPr>
-              <w:spacing w:after="160" w:line="278.00000000000006" w:lineRule="auto"/>
+              <w:spacing w:after="160" w:line="278" w:lineRule="auto"/>
               <w:jc w:val="center"/>
               <w:rPr>
                 <w:rFonts w:ascii="IBM Plex Sans" w:cs="IBM Plex Sans" w:eastAsia="IBM Plex Sans" w:hAnsi="IBM Plex Sans"/>
@@ -1890,7 +1890,7 @@
           </w:tcPr>
           <w:p>
             <w:pPr>
-              <w:spacing w:after="160" w:line="278.00000000000006" w:lineRule="auto"/>
+              <w:spacing w:after="160" w:line="278" w:lineRule="auto"/>
               <w:rPr>
                 <w:rFonts w:ascii="IBM Plex Sans" w:cs="IBM Plex Sans" w:eastAsia="IBM Plex Sans" w:hAnsi="IBM Plex Sans"/>
               </w:rPr>
@@ -1922,7 +1922,7 @@
           </w:tcPr>
           <w:p>
             <w:pPr>
-              <w:spacing w:after="160" w:line="278.00000000000006" w:lineRule="auto"/>
+              <w:spacing w:after="160" w:line="278" w:lineRule="auto"/>
               <w:jc w:val="center"/>
               <w:rPr>
                 <w:rFonts w:ascii="IBM Plex Sans" w:cs="IBM Plex Sans" w:eastAsia="IBM Plex Sans" w:hAnsi="IBM Plex Sans"/>
@@ -1949,7 +1949,7 @@
           </w:tcPr>
           <w:p>
             <w:pPr>
-              <w:spacing w:after="160" w:line="278.00000000000006" w:lineRule="auto"/>
+              <w:spacing w:after="160" w:line="278" w:lineRule="auto"/>
               <w:rPr>
                 <w:rFonts w:ascii="IBM Plex Sans" w:cs="IBM Plex Sans" w:eastAsia="IBM Plex Sans" w:hAnsi="IBM Plex Sans"/>
               </w:rPr>
@@ -1981,7 +1981,7 @@
           </w:tcPr>
           <w:p>
             <w:pPr>
-              <w:spacing w:after="160" w:line="278.00000000000006" w:lineRule="auto"/>
+              <w:spacing w:after="160" w:line="278" w:lineRule="auto"/>
               <w:jc w:val="center"/>
               <w:rPr>
                 <w:rFonts w:ascii="IBM Plex Sans" w:cs="IBM Plex Sans" w:eastAsia="IBM Plex Sans" w:hAnsi="IBM Plex Sans"/>
@@ -2008,7 +2008,7 @@
           </w:tcPr>
           <w:p>
             <w:pPr>
-              <w:spacing w:after="160" w:line="278.00000000000006" w:lineRule="auto"/>
+              <w:spacing w:after="160" w:line="278" w:lineRule="auto"/>
               <w:rPr>
                 <w:rFonts w:ascii="IBM Plex Sans" w:cs="IBM Plex Sans" w:eastAsia="IBM Plex Sans" w:hAnsi="IBM Plex Sans"/>
               </w:rPr>
@@ -2040,7 +2040,7 @@
           </w:tcPr>
           <w:p>
             <w:pPr>
-              <w:spacing w:after="160" w:line="278.00000000000006" w:lineRule="auto"/>
+              <w:spacing w:after="160" w:line="278" w:lineRule="auto"/>
               <w:jc w:val="center"/>
               <w:rPr>
                 <w:rFonts w:ascii="IBM Plex Sans" w:cs="IBM Plex Sans" w:eastAsia="IBM Plex Sans" w:hAnsi="IBM Plex Sans"/>
@@ -2056,7 +2056,7 @@
           </w:p>
           <w:p>
             <w:pPr>
-              <w:spacing w:after="160" w:line="278.00000000000006" w:lineRule="auto"/>
+              <w:spacing w:after="160" w:line="278" w:lineRule="auto"/>
               <w:jc w:val="center"/>
               <w:rPr>
                 <w:rFonts w:ascii="IBM Plex Sans" w:cs="IBM Plex Sans" w:eastAsia="IBM Plex Sans" w:hAnsi="IBM Plex Sans"/>
@@ -2083,7 +2083,7 @@
           </w:tcPr>
           <w:p>
             <w:pPr>
-              <w:spacing w:after="160" w:line="278.00000000000006" w:lineRule="auto"/>
+              <w:spacing w:after="160" w:line="278" w:lineRule="auto"/>
               <w:rPr>
                 <w:rFonts w:ascii="IBM Plex Sans" w:cs="IBM Plex Sans" w:eastAsia="IBM Plex Sans" w:hAnsi="IBM Plex Sans"/>
               </w:rPr>
@@ -2098,7 +2098,7 @@
           </w:p>
           <w:p>
             <w:pPr>
-              <w:spacing w:after="160" w:line="278.00000000000006" w:lineRule="auto"/>
+              <w:spacing w:after="160" w:line="278" w:lineRule="auto"/>
               <w:rPr>
                 <w:rFonts w:ascii="IBM Plex Sans" w:cs="IBM Plex Sans" w:eastAsia="IBM Plex Sans" w:hAnsi="IBM Plex Sans"/>
               </w:rPr>
@@ -2113,7 +2113,7 @@
           </w:p>
           <w:p>
             <w:pPr>
-              <w:spacing w:after="160" w:line="278.00000000000006" w:lineRule="auto"/>
+              <w:spacing w:after="160" w:line="278" w:lineRule="auto"/>
               <w:rPr>
                 <w:rFonts w:ascii="IBM Plex Sans" w:cs="IBM Plex Sans" w:eastAsia="IBM Plex Sans" w:hAnsi="IBM Plex Sans"/>
               </w:rPr>
@@ -2145,7 +2145,7 @@
           </w:tcPr>
           <w:p>
             <w:pPr>
-              <w:spacing w:after="160" w:line="278.00000000000006" w:lineRule="auto"/>
+              <w:spacing w:after="160" w:line="278" w:lineRule="auto"/>
               <w:jc w:val="center"/>
               <w:rPr>
                 <w:rFonts w:ascii="IBM Plex Sans" w:cs="IBM Plex Sans" w:eastAsia="IBM Plex Sans" w:hAnsi="IBM Plex Sans"/>
@@ -2161,7 +2161,7 @@
           </w:p>
           <w:p>
             <w:pPr>
-              <w:spacing w:after="160" w:line="278.00000000000006" w:lineRule="auto"/>
+              <w:spacing w:after="160" w:line="278" w:lineRule="auto"/>
               <w:jc w:val="center"/>
               <w:rPr>
                 <w:rFonts w:ascii="IBM Plex Sans" w:cs="IBM Plex Sans" w:eastAsia="IBM Plex Sans" w:hAnsi="IBM Plex Sans"/>
@@ -2177,7 +2177,7 @@
           </w:p>
           <w:p>
             <w:pPr>
-              <w:spacing w:after="160" w:line="278.00000000000006" w:lineRule="auto"/>
+              <w:spacing w:after="160" w:line="278" w:lineRule="auto"/>
               <w:jc w:val="center"/>
               <w:rPr>
                 <w:rFonts w:ascii="IBM Plex Sans" w:cs="IBM Plex Sans" w:eastAsia="IBM Plex Sans" w:hAnsi="IBM Plex Sans"/>
@@ -2193,7 +2193,7 @@
           </w:p>
           <w:p>
             <w:pPr>
-              <w:spacing w:after="160" w:line="278.00000000000006" w:lineRule="auto"/>
+              <w:spacing w:after="160" w:line="278" w:lineRule="auto"/>
               <w:jc w:val="center"/>
               <w:rPr>
                 <w:rFonts w:ascii="IBM Plex Sans" w:cs="IBM Plex Sans" w:eastAsia="IBM Plex Sans" w:hAnsi="IBM Plex Sans"/>
@@ -2220,7 +2220,7 @@
           </w:tcPr>
           <w:p>
             <w:pPr>
-              <w:spacing w:after="160" w:line="278.00000000000006" w:lineRule="auto"/>
+              <w:spacing w:after="160" w:line="278" w:lineRule="auto"/>
               <w:rPr>
                 <w:rFonts w:ascii="IBM Plex Sans" w:cs="IBM Plex Sans" w:eastAsia="IBM Plex Sans" w:hAnsi="IBM Plex Sans"/>
               </w:rPr>
@@ -2235,7 +2235,7 @@
           </w:p>
           <w:p>
             <w:pPr>
-              <w:spacing w:after="160" w:line="278.00000000000006" w:lineRule="auto"/>
+              <w:spacing w:after="160" w:line="278" w:lineRule="auto"/>
               <w:rPr>
                 <w:rFonts w:ascii="IBM Plex Sans" w:cs="IBM Plex Sans" w:eastAsia="IBM Plex Sans" w:hAnsi="IBM Plex Sans"/>
               </w:rPr>
@@ -2266,7 +2266,7 @@
           </w:p>
           <w:p>
             <w:pPr>
-              <w:spacing w:after="160" w:line="278.00000000000006" w:lineRule="auto"/>
+              <w:spacing w:after="160" w:line="278" w:lineRule="auto"/>
               <w:rPr>
                 <w:rFonts w:ascii="IBM Plex Sans" w:cs="IBM Plex Sans" w:eastAsia="IBM Plex Sans" w:hAnsi="IBM Plex Sans"/>
               </w:rPr>
@@ -2314,7 +2314,7 @@
           </w:tcPr>
           <w:p>
             <w:pPr>
-              <w:spacing w:after="160" w:line="278.00000000000006" w:lineRule="auto"/>
+              <w:spacing w:after="160" w:line="278" w:lineRule="auto"/>
               <w:jc w:val="center"/>
               <w:rPr>
                 <w:rFonts w:ascii="IBM Plex Sans" w:cs="IBM Plex Sans" w:eastAsia="IBM Plex Sans" w:hAnsi="IBM Plex Sans"/>
@@ -2341,7 +2341,7 @@
           </w:tcPr>
           <w:p>
             <w:pPr>
-              <w:spacing w:after="160" w:line="278.00000000000006" w:lineRule="auto"/>
+              <w:spacing w:after="160" w:line="278" w:lineRule="auto"/>
               <w:rPr>
                 <w:rFonts w:ascii="IBM Plex Sans" w:cs="IBM Plex Sans" w:eastAsia="IBM Plex Sans" w:hAnsi="IBM Plex Sans"/>
               </w:rPr>
@@ -2412,7 +2412,7 @@
           <w:between w:space="0" w:sz="0" w:val="nil"/>
         </w:pBdr>
         <w:shd w:fill="auto" w:val="clear"/>
-        <w:spacing w:after="160" w:before="0" w:line="278.00000000000006" w:lineRule="auto"/>
+        <w:spacing w:after="160" w:before="0" w:line="278" w:lineRule="auto"/>
         <w:ind w:left="720" w:right="0" w:hanging="360"/>
         <w:jc w:val="left"/>
         <w:rPr>
@@ -2510,7 +2510,7 @@
           </w:tcPr>
           <w:p>
             <w:pPr>
-              <w:spacing w:after="160" w:line="278.00000000000006" w:lineRule="auto"/>
+              <w:spacing w:after="160" w:line="278" w:lineRule="auto"/>
               <w:jc w:val="center"/>
               <w:rPr>
                 <w:rFonts w:ascii="IBM Plex Sans" w:cs="IBM Plex Sans" w:eastAsia="IBM Plex Sans" w:hAnsi="IBM Plex Sans"/>
@@ -2537,7 +2537,7 @@
           </w:tcPr>
           <w:p>
             <w:pPr>
-              <w:spacing w:after="160" w:line="278.00000000000006" w:lineRule="auto"/>
+              <w:spacing w:after="160" w:line="278" w:lineRule="auto"/>
               <w:jc w:val="center"/>
               <w:rPr>
                 <w:rFonts w:ascii="IBM Plex Sans" w:cs="IBM Plex Sans" w:eastAsia="IBM Plex Sans" w:hAnsi="IBM Plex Sans"/>
@@ -2564,7 +2564,7 @@
           </w:tcPr>
           <w:p>
             <w:pPr>
-              <w:spacing w:after="160" w:line="278.00000000000006" w:lineRule="auto"/>
+              <w:spacing w:after="160" w:line="278" w:lineRule="auto"/>
               <w:jc w:val="center"/>
               <w:rPr>
                 <w:rFonts w:ascii="IBM Plex Sans" w:cs="IBM Plex Sans" w:eastAsia="IBM Plex Sans" w:hAnsi="IBM Plex Sans"/>
@@ -2597,7 +2597,7 @@
           </w:tcPr>
           <w:p>
             <w:pPr>
-              <w:spacing w:after="160" w:line="278.00000000000006" w:lineRule="auto"/>
+              <w:spacing w:after="160" w:line="278" w:lineRule="auto"/>
               <w:jc w:val="center"/>
               <w:rPr>
                 <w:rFonts w:ascii="IBM Plex Sans" w:cs="IBM Plex Sans" w:eastAsia="IBM Plex Sans" w:hAnsi="IBM Plex Sans"/>
@@ -2613,7 +2613,7 @@
           </w:p>
           <w:p>
             <w:pPr>
-              <w:spacing w:after="160" w:line="278.00000000000006" w:lineRule="auto"/>
+              <w:spacing w:after="160" w:line="278" w:lineRule="auto"/>
               <w:jc w:val="center"/>
               <w:rPr>
                 <w:rFonts w:ascii="IBM Plex Sans" w:cs="IBM Plex Sans" w:eastAsia="IBM Plex Sans" w:hAnsi="IBM Plex Sans"/>
@@ -2647,7 +2647,7 @@
           </w:tcPr>
           <w:p>
             <w:pPr>
-              <w:spacing w:after="160" w:line="278.00000000000006" w:lineRule="auto"/>
+              <w:spacing w:after="160" w:line="278" w:lineRule="auto"/>
               <w:rPr>
                 <w:rFonts w:ascii="IBM Plex Sans" w:cs="IBM Plex Sans" w:eastAsia="IBM Plex Sans" w:hAnsi="IBM Plex Sans"/>
               </w:rPr>
@@ -2673,7 +2673,7 @@
           </w:tcPr>
           <w:p>
             <w:pPr>
-              <w:spacing w:after="160" w:line="278.00000000000006" w:lineRule="auto"/>
+              <w:spacing w:after="160" w:line="278" w:lineRule="auto"/>
               <w:rPr>
                 <w:rFonts w:ascii="IBM Plex Sans" w:cs="IBM Plex Sans" w:eastAsia="IBM Plex Sans" w:hAnsi="IBM Plex Sans"/>
               </w:rPr>
@@ -2714,7 +2714,7 @@
           </w:tcPr>
           <w:p>
             <w:pPr>
-              <w:spacing w:after="160" w:line="278.00000000000006" w:lineRule="auto"/>
+              <w:spacing w:after="160" w:line="278" w:lineRule="auto"/>
               <w:jc w:val="center"/>
               <w:rPr>
                 <w:rFonts w:ascii="IBM Plex Sans" w:cs="IBM Plex Sans" w:eastAsia="IBM Plex Sans" w:hAnsi="IBM Plex Sans"/>
@@ -2730,7 +2730,7 @@
           </w:p>
           <w:p>
             <w:pPr>
-              <w:spacing w:after="160" w:line="278.00000000000006" w:lineRule="auto"/>
+              <w:spacing w:after="160" w:line="278" w:lineRule="auto"/>
               <w:jc w:val="center"/>
               <w:rPr>
                 <w:rFonts w:ascii="IBM Plex Sans" w:cs="IBM Plex Sans" w:eastAsia="IBM Plex Sans" w:hAnsi="IBM Plex Sans"/>
@@ -2764,7 +2764,7 @@
           </w:tcPr>
           <w:p>
             <w:pPr>
-              <w:spacing w:after="160" w:line="278.00000000000006" w:lineRule="auto"/>
+              <w:spacing w:after="160" w:line="278" w:lineRule="auto"/>
               <w:rPr>
                 <w:rFonts w:ascii="IBM Plex Sans" w:cs="IBM Plex Sans" w:eastAsia="IBM Plex Sans" w:hAnsi="IBM Plex Sans"/>
               </w:rPr>
@@ -2790,7 +2790,7 @@
           </w:tcPr>
           <w:p>
             <w:pPr>
-              <w:spacing w:after="160" w:line="278.00000000000006" w:lineRule="auto"/>
+              <w:spacing w:after="160" w:line="278" w:lineRule="auto"/>
               <w:rPr>
                 <w:rFonts w:ascii="IBM Plex Sans" w:cs="IBM Plex Sans" w:eastAsia="IBM Plex Sans" w:hAnsi="IBM Plex Sans"/>
               </w:rPr>
@@ -2831,7 +2831,7 @@
           </w:tcPr>
           <w:p>
             <w:pPr>
-              <w:spacing w:after="160" w:line="278.00000000000006" w:lineRule="auto"/>
+              <w:spacing w:after="160" w:line="278" w:lineRule="auto"/>
               <w:jc w:val="left"/>
               <w:rPr>
                 <w:rFonts w:ascii="IBM Plex Sans" w:cs="IBM Plex Sans" w:eastAsia="IBM Plex Sans" w:hAnsi="IBM Plex Sans"/>
@@ -2847,7 +2847,7 @@
           </w:p>
           <w:p>
             <w:pPr>
-              <w:spacing w:after="160" w:line="278.00000000000006" w:lineRule="auto"/>
+              <w:spacing w:after="160" w:line="278" w:lineRule="auto"/>
               <w:jc w:val="center"/>
               <w:rPr>
                 <w:rFonts w:ascii="IBM Plex Sans" w:cs="IBM Plex Sans" w:eastAsia="IBM Plex Sans" w:hAnsi="IBM Plex Sans"/>
@@ -2874,7 +2874,7 @@
           </w:tcPr>
           <w:p>
             <w:pPr>
-              <w:spacing w:after="160" w:line="278.00000000000006" w:lineRule="auto"/>
+              <w:spacing w:after="160" w:line="278" w:lineRule="auto"/>
               <w:rPr>
                 <w:rFonts w:ascii="IBM Plex Sans" w:cs="IBM Plex Sans" w:eastAsia="IBM Plex Sans" w:hAnsi="IBM Plex Sans"/>
               </w:rPr>
@@ -2900,7 +2900,7 @@
           </w:tcPr>
           <w:p>
             <w:pPr>
-              <w:spacing w:after="160" w:line="278.00000000000006" w:lineRule="auto"/>
+              <w:spacing w:after="160" w:line="278" w:lineRule="auto"/>
               <w:rPr>
                 <w:rFonts w:ascii="IBM Plex Sans" w:cs="IBM Plex Sans" w:eastAsia="IBM Plex Sans" w:hAnsi="IBM Plex Sans"/>
               </w:rPr>
@@ -6595,7 +6595,7 @@
     </w:p>
     <w:sectPr>
       <w:pgSz w:h="16838" w:w="11906" w:orient="portrait"/>
-      <w:pgMar w:bottom="1417" w:top="1417" w:left="1701" w:right="1701" w:header="708" w:footer="708"/>
+      <w:pgMar w:bottom="1417" w:top="1417" w:left="1701" w:right="1701" w:header="708" w:footer="708" w:gutter="0"/>
       <w:pgNumType w:start="1"/>
     </w:sectPr>
   </w:body>
@@ -6715,7 +6715,7 @@
     </w:rPrDefault>
     <w:pPrDefault>
       <w:pPr>
-        <w:spacing w:after="160" w:line="278.00000000000006" w:lineRule="auto"/>
+        <w:spacing w:after="160" w:line="278" w:lineRule="auto"/>
       </w:pPr>
     </w:pPrDefault>
   </w:docDefaults>
@@ -6882,7 +6882,7 @@
     </w:pPr>
     <w:rPr>
       <w:rFonts w:cstheme="majorBidi" w:eastAsiaTheme="majorEastAsia"/>
-      <w:color w:val="595959" w:themeColor="text1" w:themeTint="0000A6"/>
+      <w:color w:val="595959" w:themeColor="text1" w:themeTint="A6"/>
     </w:rPr>
   </w:style>
   <w:style w:type="paragraph" w:styleId="Ttulo8">
@@ -6905,7 +6905,7 @@
       <w:rFonts w:cstheme="majorBidi" w:eastAsiaTheme="majorEastAsia"/>
       <w:i w:val="1"/>
       <w:iCs w:val="1"/>
-      <w:color w:val="272727" w:themeColor="text1" w:themeTint="0000D8"/>
+      <w:color w:val="272727" w:themeColor="text1" w:themeTint="D8"/>
     </w:rPr>
   </w:style>
   <w:style w:type="paragraph" w:styleId="Ttulo9">
@@ -6926,7 +6926,7 @@
     </w:pPr>
     <w:rPr>
       <w:rFonts w:cstheme="majorBidi" w:eastAsiaTheme="majorEastAsia"/>
-      <w:color w:val="272727" w:themeColor="text1" w:themeTint="0000D8"/>
+      <w:color w:val="272727" w:themeColor="text1" w:themeTint="D8"/>
     </w:rPr>
   </w:style>
   <w:style w:type="character" w:styleId="Fuentedeprrafopredeter" w:default="1">
@@ -6963,7 +6963,7 @@
     <w:rsid w:val="00E31CDE"/>
     <w:rPr>
       <w:rFonts w:asciiTheme="majorHAnsi" w:cstheme="majorBidi" w:eastAsiaTheme="majorEastAsia" w:hAnsiTheme="majorHAnsi"/>
-      <w:color w:val="2f5496" w:themeColor="accent1" w:themeShade="0000BF"/>
+      <w:color w:val="2f5496" w:themeColor="accent1" w:themeShade="BF"/>
       <w:sz w:val="40"/>
       <w:szCs w:val="40"/>
     </w:rPr>
@@ -6977,7 +6977,7 @@
     <w:rsid w:val="00E31CDE"/>
     <w:rPr>
       <w:rFonts w:asciiTheme="majorHAnsi" w:cstheme="majorBidi" w:eastAsiaTheme="majorEastAsia" w:hAnsiTheme="majorHAnsi"/>
-      <w:color w:val="2f5496" w:themeColor="accent1" w:themeShade="0000BF"/>
+      <w:color w:val="2f5496" w:themeColor="accent1" w:themeShade="BF"/>
       <w:sz w:val="32"/>
       <w:szCs w:val="32"/>
     </w:rPr>
@@ -6991,7 +6991,7 @@
     <w:rsid w:val="00E31CDE"/>
     <w:rPr>
       <w:rFonts w:cstheme="majorBidi" w:eastAsiaTheme="majorEastAsia"/>
-      <w:color w:val="2f5496" w:themeColor="accent1" w:themeShade="0000BF"/>
+      <w:color w:val="2f5496" w:themeColor="accent1" w:themeShade="BF"/>
       <w:sz w:val="28"/>
       <w:szCs w:val="28"/>
     </w:rPr>
@@ -7007,7 +7007,7 @@
       <w:rFonts w:cstheme="majorBidi" w:eastAsiaTheme="majorEastAsia"/>
       <w:i w:val="1"/>
       <w:iCs w:val="1"/>
-      <w:color w:val="2f5496" w:themeColor="accent1" w:themeShade="0000BF"/>
+      <w:color w:val="2f5496" w:themeColor="accent1" w:themeShade="BF"/>
     </w:rPr>
   </w:style>
   <w:style w:type="character" w:styleId="Ttulo5Car" w:customStyle="1">
@@ -7019,7 +7019,7 @@
     <w:rsid w:val="00E31CDE"/>
     <w:rPr>
       <w:rFonts w:cstheme="majorBidi" w:eastAsiaTheme="majorEastAsia"/>
-      <w:color w:val="2f5496" w:themeColor="accent1" w:themeShade="0000BF"/>
+      <w:color w:val="2f5496" w:themeColor="accent1" w:themeShade="BF"/>
     </w:rPr>
   </w:style>
   <w:style w:type="character" w:styleId="Ttulo6Car" w:customStyle="1">
@@ -7033,7 +7033,7 @@
       <w:rFonts w:cstheme="majorBidi" w:eastAsiaTheme="majorEastAsia"/>
       <w:i w:val="1"/>
       <w:iCs w:val="1"/>
-      <w:color w:val="595959" w:themeColor="text1" w:themeTint="0000A6"/>
+      <w:color w:val="595959" w:themeColor="text1" w:themeTint="A6"/>
     </w:rPr>
   </w:style>
   <w:style w:type="character" w:styleId="Ttulo7Car" w:customStyle="1">
@@ -7045,7 +7045,7 @@
     <w:rsid w:val="00E31CDE"/>
     <w:rPr>
       <w:rFonts w:cstheme="majorBidi" w:eastAsiaTheme="majorEastAsia"/>
-      <w:color w:val="595959" w:themeColor="text1" w:themeTint="0000A6"/>
+      <w:color w:val="595959" w:themeColor="text1" w:themeTint="A6"/>
     </w:rPr>
   </w:style>
   <w:style w:type="character" w:styleId="Ttulo8Car" w:customStyle="1">
@@ -7059,7 +7059,7 @@
       <w:rFonts w:cstheme="majorBidi" w:eastAsiaTheme="majorEastAsia"/>
       <w:i w:val="1"/>
       <w:iCs w:val="1"/>
-      <w:color w:val="272727" w:themeColor="text1" w:themeTint="0000D8"/>
+      <w:color w:val="272727" w:themeColor="text1" w:themeTint="D8"/>
     </w:rPr>
   </w:style>
   <w:style w:type="character" w:styleId="Ttulo9Car" w:customStyle="1">
@@ -7071,7 +7071,7 @@
     <w:rsid w:val="00E31CDE"/>
     <w:rPr>
       <w:rFonts w:cstheme="majorBidi" w:eastAsiaTheme="majorEastAsia"/>
-      <w:color w:val="272727" w:themeColor="text1" w:themeTint="0000D8"/>
+      <w:color w:val="272727" w:themeColor="text1" w:themeTint="D8"/>
     </w:rPr>
   </w:style>
   <w:style w:type="character" w:styleId="TtuloCar" w:customStyle="1">
@@ -7096,7 +7096,7 @@
     <w:rsid w:val="00E31CDE"/>
     <w:rPr>
       <w:rFonts w:cstheme="majorBidi" w:eastAsiaTheme="majorEastAsia"/>
-      <w:color w:val="595959" w:themeColor="text1" w:themeTint="0000A6"/>
+      <w:color w:val="595959" w:themeColor="text1" w:themeTint="A6"/>
       <w:spacing w:val="15"/>
       <w:sz w:val="28"/>
       <w:szCs w:val="28"/>
@@ -7117,7 +7117,7 @@
     <w:rPr>
       <w:i w:val="1"/>
       <w:iCs w:val="1"/>
-      <w:color w:val="404040" w:themeColor="text1" w:themeTint="0000BF"/>
+      <w:color w:val="404040" w:themeColor="text1" w:themeTint="BF"/>
     </w:rPr>
   </w:style>
   <w:style w:type="character" w:styleId="CitaCar" w:customStyle="1">
@@ -7129,7 +7129,7 @@
     <w:rPr>
       <w:i w:val="1"/>
       <w:iCs w:val="1"/>
-      <w:color w:val="404040" w:themeColor="text1" w:themeTint="0000BF"/>
+      <w:color w:val="404040" w:themeColor="text1" w:themeTint="BF"/>
     </w:rPr>
   </w:style>
   <w:style w:type="paragraph" w:styleId="Prrafodelista">
@@ -7152,7 +7152,7 @@
     <w:rPr>
       <w:i w:val="1"/>
       <w:iCs w:val="1"/>
-      <w:color w:val="2f5496" w:themeColor="accent1" w:themeShade="0000BF"/>
+      <w:color w:val="2f5496" w:themeColor="accent1" w:themeShade="BF"/>
     </w:rPr>
   </w:style>
   <w:style w:type="paragraph" w:styleId="Citadestacada">
@@ -7165,8 +7165,8 @@
     <w:rsid w:val="00E31CDE"/>
     <w:pPr>
       <w:pBdr>
-        <w:top w:color="2f5496" w:space="10" w:sz="4" w:themeColor="accent1" w:themeShade="0000BF" w:val="single"/>
-        <w:bottom w:color="2f5496" w:space="10" w:sz="4" w:themeColor="accent1" w:themeShade="0000BF" w:val="single"/>
+        <w:top w:color="2f5496" w:space="10" w:sz="4" w:themeColor="accent1" w:themeShade="BF" w:val="single"/>
+        <w:bottom w:color="2f5496" w:space="10" w:sz="4" w:themeColor="accent1" w:themeShade="BF" w:val="single"/>
       </w:pBdr>
       <w:spacing w:after="360" w:before="360"/>
       <w:ind w:left="864" w:right="864"/>
@@ -7175,7 +7175,7 @@
     <w:rPr>
       <w:i w:val="1"/>
       <w:iCs w:val="1"/>
-      <w:color w:val="2f5496" w:themeColor="accent1" w:themeShade="0000BF"/>
+      <w:color w:val="2f5496" w:themeColor="accent1" w:themeShade="BF"/>
     </w:rPr>
   </w:style>
   <w:style w:type="character" w:styleId="CitadestacadaCar" w:customStyle="1">
@@ -7187,7 +7187,7 @@
     <w:rPr>
       <w:i w:val="1"/>
       <w:iCs w:val="1"/>
-      <w:color w:val="2f5496" w:themeColor="accent1" w:themeShade="0000BF"/>
+      <w:color w:val="2f5496" w:themeColor="accent1" w:themeShade="BF"/>
     </w:rPr>
   </w:style>
   <w:style w:type="character" w:styleId="Referenciaintensa">
@@ -7200,7 +7200,7 @@
       <w:b w:val="1"/>
       <w:bCs w:val="1"/>
       <w:smallCaps w:val="1"/>
-      <w:color w:val="2f5496" w:themeColor="accent1" w:themeShade="0000BF"/>
+      <w:color w:val="2f5496" w:themeColor="accent1" w:themeShade="BF"/>
       <w:spacing w:val="5"/>
     </w:rPr>
   </w:style>
@@ -7216,12 +7216,12 @@
       <w:tblStyleRowBandSize w:val="1"/>
       <w:tblStyleColBandSize w:val="1"/>
       <w:tblBorders>
-        <w:top w:color="a8d08d" w:space="0" w:sz="4" w:themeColor="accent6" w:themeTint="000099" w:val="single"/>
-        <w:left w:color="a8d08d" w:space="0" w:sz="4" w:themeColor="accent6" w:themeTint="000099" w:val="single"/>
-        <w:bottom w:color="a8d08d" w:space="0" w:sz="4" w:themeColor="accent6" w:themeTint="000099" w:val="single"/>
-        <w:right w:color="a8d08d" w:space="0" w:sz="4" w:themeColor="accent6" w:themeTint="000099" w:val="single"/>
-        <w:insideH w:color="a8d08d" w:space="0" w:sz="4" w:themeColor="accent6" w:themeTint="000099" w:val="single"/>
-        <w:insideV w:color="a8d08d" w:space="0" w:sz="4" w:themeColor="accent6" w:themeTint="000099" w:val="single"/>
+        <w:top w:color="a8d08d" w:space="0" w:sz="4" w:themeColor="accent6" w:themeTint="99" w:val="single"/>
+        <w:left w:color="a8d08d" w:space="0" w:sz="4" w:themeColor="accent6" w:themeTint="99" w:val="single"/>
+        <w:bottom w:color="a8d08d" w:space="0" w:sz="4" w:themeColor="accent6" w:themeTint="99" w:val="single"/>
+        <w:right w:color="a8d08d" w:space="0" w:sz="4" w:themeColor="accent6" w:themeTint="99" w:val="single"/>
+        <w:insideH w:color="a8d08d" w:space="0" w:sz="4" w:themeColor="accent6" w:themeTint="99" w:val="single"/>
+        <w:insideV w:color="a8d08d" w:space="0" w:sz="4" w:themeColor="accent6" w:themeTint="99" w:val="single"/>
       </w:tblBorders>
     </w:tblPr>
     <w:tblStylePr w:type="firstRow">
@@ -7270,13 +7270,13 @@
     <w:tblStylePr w:type="band1Vert">
       <w:tblPr/>
       <w:tcPr>
-        <w:shd w:color="auto" w:fill="e2efd9" w:themeFill="accent6" w:themeFillTint="000033" w:val="clear"/>
+        <w:shd w:color="auto" w:fill="e2efd9" w:themeFill="accent6" w:themeFillTint="33" w:val="clear"/>
       </w:tcPr>
     </w:tblStylePr>
     <w:tblStylePr w:type="band1Horz">
       <w:tblPr/>
       <w:tcPr>
-        <w:shd w:color="auto" w:fill="e2efd9" w:themeFill="accent6" w:themeFillTint="000033" w:val="clear"/>
+        <w:shd w:color="auto" w:fill="e2efd9" w:themeFill="accent6" w:themeFillTint="33" w:val="clear"/>
       </w:tcPr>
     </w:tblStylePr>
   </w:style>
@@ -7292,12 +7292,12 @@
       <w:tblStyleRowBandSize w:val="1"/>
       <w:tblStyleColBandSize w:val="1"/>
       <w:tblBorders>
-        <w:top w:color="666666" w:space="0" w:sz="4" w:themeColor="text1" w:themeTint="000099" w:val="single"/>
-        <w:left w:color="666666" w:space="0" w:sz="4" w:themeColor="text1" w:themeTint="000099" w:val="single"/>
-        <w:bottom w:color="666666" w:space="0" w:sz="4" w:themeColor="text1" w:themeTint="000099" w:val="single"/>
-        <w:right w:color="666666" w:space="0" w:sz="4" w:themeColor="text1" w:themeTint="000099" w:val="single"/>
-        <w:insideH w:color="666666" w:space="0" w:sz="4" w:themeColor="text1" w:themeTint="000099" w:val="single"/>
-        <w:insideV w:color="666666" w:space="0" w:sz="4" w:themeColor="text1" w:themeTint="000099" w:val="single"/>
+        <w:top w:color="666666" w:space="0" w:sz="4" w:themeColor="text1" w:themeTint="99" w:val="single"/>
+        <w:left w:color="666666" w:space="0" w:sz="4" w:themeColor="text1" w:themeTint="99" w:val="single"/>
+        <w:bottom w:color="666666" w:space="0" w:sz="4" w:themeColor="text1" w:themeTint="99" w:val="single"/>
+        <w:right w:color="666666" w:space="0" w:sz="4" w:themeColor="text1" w:themeTint="99" w:val="single"/>
+        <w:insideH w:color="666666" w:space="0" w:sz="4" w:themeColor="text1" w:themeTint="99" w:val="single"/>
+        <w:insideV w:color="666666" w:space="0" w:sz="4" w:themeColor="text1" w:themeTint="99" w:val="single"/>
       </w:tblBorders>
     </w:tblPr>
     <w:tblStylePr w:type="firstRow">
@@ -7346,13 +7346,13 @@
     <w:tblStylePr w:type="band1Vert">
       <w:tblPr/>
       <w:tcPr>
-        <w:shd w:color="auto" w:fill="cccccc" w:themeFill="text1" w:themeFillTint="000033" w:val="clear"/>
+        <w:shd w:color="auto" w:fill="cccccc" w:themeFill="text1" w:themeFillTint="33" w:val="clear"/>
       </w:tcPr>
     </w:tblStylePr>
     <w:tblStylePr w:type="band1Horz">
       <w:tblPr/>
       <w:tcPr>
-        <w:shd w:color="auto" w:fill="cccccc" w:themeFill="text1" w:themeFillTint="000033" w:val="clear"/>
+        <w:shd w:color="auto" w:fill="cccccc" w:themeFill="text1" w:themeFillTint="33" w:val="clear"/>
       </w:tcPr>
     </w:tblStylePr>
   </w:style>

--- a/documentacion_proyecto/Registro de Entrevistas.docx
+++ b/documentacion_proyecto/Registro de Entrevistas.docx
@@ -922,7 +922,7 @@
           </w:tcPr>
           <w:p>
             <w:r>
-              <w:t>Pendiente</w:t>
+              <w:t xml:space="preserve">28/10/2026</w:t>
             </w:r>
           </w:p>
         </w:tc>
@@ -939,7 +939,7 @@
           </w:tcPr>
           <w:p>
             <w:r>
-              <w:t>Dueño de la Fábrica Textil / Empleado</w:t>
+              <w:t xml:space="preserve">Dueño de la Fábrica Textil / Empleado</w:t>
             </w:r>
           </w:p>
         </w:tc>
@@ -956,7 +956,7 @@
           </w:tcPr>
           <w:p>
             <w:r>
-              <w:t>Conexión final del Nivel 2 y período de prueba en funcionamiento (todavía no realizada).</w:t>
+              <w:t xml:space="preserve">Prueba del proyecto completo en el telar (Niveles 1 y 2, con el gabinete instalado) y grabación de dos videos: el de la prueba y el de la entrevista al dueño.</w:t>
             </w:r>
           </w:p>
         </w:tc>
@@ -973,7 +973,7 @@
           </w:tcPr>
           <w:p>
             <w:r>
-              <w:t>A completar</w:t>
+              <w:t xml:space="preserve">Presencial</w:t>
             </w:r>
           </w:p>
         </w:tc>
@@ -6078,7 +6078,7 @@
           <w:bCs w:val="1"/>
           <w:rtl w:val="0"/>
         </w:rPr>
-        <w:t>Minuta - Reunión 8: Conexión final y prueba del Nivel 2 (todavía no realizada)</w:t>
+        <w:t xml:space="preserve">Minuta - Reunión 8: Prueba del proyecto completo y grabación de los videos</w:t>
       </w:r>
     </w:p>
     <w:p>
@@ -6094,7 +6094,7 @@
           <w:bCs w:val="1"/>
           <w:rtl w:val="0"/>
         </w:rPr>
-        <w:t>Reunión prevista, todavía no realizada: conexión final del Nivel 2 y período de prueba en funcionamiento.</w:t>
+        <w:t xml:space="preserve">Prueba del sistema completo instalado en el telar, con el gabinete y sus plaquetas, y grabación del video de la prueba y del video de la entrevista al dueño.</w:t>
       </w:r>
     </w:p>
     <w:tbl>
@@ -6247,7 +6247,7 @@
               <w:jc w:val="both"/>
             </w:pPr>
             <w:r>
-              <w:t>A completar (todavía no realizada).</w:t>
+              <w:t xml:space="preserve">28/10/2026. Presencial, en la fábrica.</w:t>
             </w:r>
           </w:p>
         </w:tc>
@@ -6369,7 +6369,7 @@
               <w:jc w:val="both"/>
             </w:pPr>
             <w:r>
-              <w:t>Terminar de conectar el Nivel 2 y dejarle tiempo de prueba.</w:t>
+              <w:t xml:space="preserve">Probar el proyecto completo en el telar real, con el gabinete instalado y los cuatro canales del Nivel 2 conectados, y grabar el video de la prueba y la entrevista al dueño.</w:t>
             </w:r>
           </w:p>
         </w:tc>
@@ -6430,15 +6430,31 @@
               <w:jc w:val="both"/>
             </w:pPr>
             <w:r>
-              <w:t>1. Conexión final del Nivel 2.</w:t>
-            </w:r>
-          </w:p>
-          <w:p>
-            <w:pPr>
-              <w:jc w:val="both"/>
-            </w:pPr>
-            <w:r>
-              <w:t>2. Período de prueba en funcionamiento.</w:t>
+              <w:t xml:space="preserve">1. Prueba del Nivel 1 desde la aplicación: Marcha, Pausa y Retroceder, y la detección del uso manual de la botonera.</w:t>
+            </w:r>
+          </w:p>
+          <w:p>
+            <w:pPr>
+              <w:jc w:val="both"/>
+            </w:pPr>
+            <w:r>
+              <w:t xml:space="preserve">2. Prueba del Nivel 2 completo: el conteo de pasadas con el sensor y la selección de las cuatro bobinas con los relés LCA110, tejiendo un dibujo cargado desde la aplicación.</w:t>
+            </w:r>
+          </w:p>
+          <w:p>
+            <w:pPr>
+              <w:jc w:val="both"/>
+            </w:pPr>
+            <w:r>
+              <w:t xml:space="preserve">3. Grabación del video de la prueba, con el telar tejiendo el dibujo.</w:t>
+            </w:r>
+          </w:p>
+          <w:p>
+            <w:pPr>
+              <w:jc w:val="both"/>
+            </w:pPr>
+            <w:r>
+              <w:t xml:space="preserve">4. Entrevista al dueño, grabada en video: cómo se trabajaba antes, qué cambió con el sistema, los pedidos que se sumaron y lo que le agregaría.</w:t>
             </w:r>
           </w:p>
         </w:tc>
@@ -6499,7 +6515,47 @@
               <w:jc w:val="both"/>
             </w:pPr>
             <w:r>
-              <w:t>A completar cuando se realice.</w:t>
+              <w:t xml:space="preserve">- El sistema completo funcionó correctamente: el telar respondió a Marcha, Pausa y Retroceder desde la aplicación, la página mostró el uso manual de la botonera, el sensor contó las pasadas y la tela salió con el dibujo cargado en la aplicación.</w:t>
+            </w:r>
+          </w:p>
+          <w:p>
+            <w:pPr>
+              <w:jc w:val="both"/>
+            </w:pPr>
+            <w:r>
+              <w:t xml:space="preserve">- Solo hubo que hacer correcciones mínimas, que se resolvieron en el momento.</w:t>
+            </w:r>
+          </w:p>
+          <w:p>
+            <w:pPr>
+              <w:jc w:val="both"/>
+            </w:pPr>
+            <w:r>
+              <w:t xml:space="preserve">- El dueño quedó satisfecho con el funcionamiento del sistema y con el trabajo del equipo.</w:t>
+            </w:r>
+          </w:p>
+          <w:p>
+            <w:pPr>
+              <w:jc w:val="both"/>
+            </w:pPr>
+            <w:r>
+              <w:t xml:space="preserve">- Se grabaron los dos videos: el de la prueba y el de la entrevista.</w:t>
+            </w:r>
+          </w:p>
+          <w:p>
+            <w:pPr>
+              <w:jc w:val="both"/>
+            </w:pPr>
+            <w:r>
+              <w:t xml:space="preserve">- Sigue un período de prueba en funcionamiento para comparar el conteo del sensor con el contador de la máquina.</w:t>
+            </w:r>
+          </w:p>
+          <w:p>
+            <w:pPr>
+              <w:jc w:val="both"/>
+            </w:pPr>
+            <w:r>
+              <w:t xml:space="preserve">- Como ideas para más adelante, el dueño mencionó que el telar pare solo al terminar la pieza y tener estadísticas de cuánto trabajó cada máquina.</w:t>
             </w:r>
           </w:p>
         </w:tc>
@@ -6560,7 +6616,7 @@
               <w:jc w:val="both"/>
             </w:pPr>
             <w:r>
-              <w:t>A completar cuando se realice.</w:t>
+              <w:t xml:space="preserve">Seguir el período de prueba en la fábrica y validar el conteo contra el contador de la máquina; editar el video de la entrevista (3 a 4 minutos); presentar el proyecto a los profesores (04/11) y en la Expo de 7mo año (14/11). Responsables: Equipo de Desarrollo.</w:t>
             </w:r>
           </w:p>
         </w:tc>

--- a/documentacion_proyecto/Registro de Entrevistas.docx
+++ b/documentacion_proyecto/Registro de Entrevistas.docx
@@ -922,7 +922,7 @@
           </w:tcPr>
           <w:p>
             <w:r>
-              <w:t xml:space="preserve">28/10/2026</w:t>
+              <w:t xml:space="preserve">30/10/2026</w:t>
             </w:r>
           </w:p>
         </w:tc>
@@ -6247,7 +6247,7 @@
               <w:jc w:val="both"/>
             </w:pPr>
             <w:r>
-              <w:t xml:space="preserve">28/10/2026. Presencial, en la fábrica.</w:t>
+              <w:t xml:space="preserve">30/10/2026. Presencial, en la fábrica.</w:t>
             </w:r>
           </w:p>
         </w:tc>
